--- a/hin/docx/035.content.docx
+++ b/hin/docx/035.content.docx
@@ -150,26 +150,6 @@
           <w:lang w:val="hi_IN" w:bidi="hi_IN"/>
         </w:rPr>
         <w:t>ठ</w:t>
-      </w:r>
-      <w:r>
-        <w:rPr>
-          <w:lang w:val="hi_IN" w:bidi="hi_IN"/>
-        </w:rPr>
-      </w:r>
-    </w:p>
-    <w:p>
-      <w:pPr/>
-      <w:r>
-        <w:rPr>
-          <w:lang w:val="hi_IN" w:bidi="hi_IN"/>
-        </w:rPr>
-      </w:r>
-      <w:r>
-        <w:rPr>
-          <w:i/>
-          <w:lang w:val="hi_IN" w:bidi="hi_IN"/>
-        </w:rPr>
-        <w:t>ठीक है, ठीकरा, ठीकरा फाटक, ठूँठ, ठेस लगाना, अपराध, ठोकर</w:t>
       </w:r>
       <w:r>
         <w:rPr>

--- a/hin/docx/035.content.docx
+++ b/hin/docx/035.content.docx
@@ -19,7 +19,7 @@
         <w:rPr>
           <w:lang w:val="hi_IN" w:bidi="hi_IN"/>
         </w:rPr>
-        <w:t>Resource: बाइबल कोश (टिंडेल)</w:t>
+        <w:t>Resource: Tyndale Open Bible Dictionary</w:t>
       </w:r>
       <w:r>
         <w:rPr>
@@ -112,7 +112,7 @@
         <w:rPr>
           <w:lang w:val="hi_IN" w:bidi="hi_IN"/>
         </w:rPr>
-        <w:t>बाइबल कोश (टिंडेल)</w:t>
+        <w:t>Tyndale Open Bible Dictionary</w:t>
       </w:r>
     </w:p>
     <w:p>

--- a/hin/docx/035.content.docx
+++ b/hin/docx/035.content.docx
@@ -149,7 +149,7 @@
         <w:rPr>
           <w:lang w:val="hi_IN" w:bidi="hi_IN"/>
         </w:rPr>
-        <w:t>ठ</w:t>
+        <w:t>ड</w:t>
       </w:r>
       <w:r>
         <w:rPr>
@@ -212,12 +212,23 @@
         <w:rPr>
           <w:lang w:val="hi_IN" w:bidi="hi_IN"/>
         </w:rPr>
-        <w:t>ठीक है</w:t>
-      </w:r>
-      <w:r>
-        <w:rPr>
-          <w:lang w:val="hi_IN" w:bidi="hi_IN"/>
-        </w:rPr>
+        <w:t>डफ</w:t>
+      </w:r>
+      <w:r>
+        <w:rPr>
+          <w:lang w:val="hi_IN" w:bidi="hi_IN"/>
+        </w:rPr>
+      </w:r>
+    </w:p>
+    <w:p>
+      <w:pPr>
+        <w:pStyle w:val="Heading2"/>
+      </w:pPr>
+      <w:r>
+        <w:rPr>
+          <w:lang w:val="hi_IN" w:bidi="hi_IN"/>
+        </w:rPr>
+        <w:t>डफ</w:t>
       </w:r>
     </w:p>
     <w:p>
@@ -231,7 +242,7 @@
         <w:rPr>
           <w:lang w:val="hi_IN" w:bidi="hi_IN"/>
         </w:rPr>
-        <w:t>मनुष्य-निर्मित जलाशय जो या तो भूमिगत स्रोतो से या वर्षा जल से भरा होता है। क्योंकि बाइबिल में वर्णित दुनिया के अधिकांश भाग शुष्क से लेकर अर्ध-शुष्क स्थल तक है, इसलिए कुएं मनुष्यों, पशुओं और फसलों की सिंचाई के लिए जल का महत्वपूर्ण स्रोत थे। दुर्भाग्यवश, अधिकांश कुएँ जल का विश्वसनीय स्रोत नहीं थे, क्योंकि वे दुर्लभ वर्षा या अस्थायी स्रोत पर निर्भर थे (</w:t>
+        <w:t>ताल वाद्य जिसमें एक उथला, एक-सिर वाला ढोल होता है, जिसके किनारों पर छोटे धातु के चक्र लगे होते हैं, जो वाद्य को थपथपाने या हिलाने पर झनझनाते हैं (</w:t>
       </w:r>
       <w:hyperlink r:id="rId13">
         <w:r>
@@ -242,14 +253,168 @@
             <w:color w:val="0000EE"/>
             <w:u w:val="single"/>
           </w:rPr>
-          <w:t>नीति 25:26</w:t>
+          <w:t>1 शमू 10:5</w:t>
         </w:r>
       </w:hyperlink>
       <w:r>
         <w:rPr>
           <w:lang w:val="hi_IN" w:bidi="hi_IN"/>
         </w:rPr>
-        <w:t>)। इसलिए जल के विश्वसनीय स्रोत की खोज बहुत हर्ष का कारण होती थी (</w:t>
+        <w:t xml:space="preserve">)। </w:t>
+      </w:r>
+      <w:r>
+        <w:rPr>
+          <w:i/>
+          <w:lang w:val="hi_IN" w:bidi="hi_IN"/>
+        </w:rPr>
+        <w:t>देखें</w:t>
+      </w:r>
+      <w:r>
+        <w:rPr>
+          <w:lang w:val="hi_IN" w:bidi="hi_IN"/>
+        </w:rPr>
+        <w:t xml:space="preserve"> </w:t>
+      </w:r>
+      <w:r>
+        <w:rPr>
+          <w:lang w:val="hi_IN" w:bidi="hi_IN"/>
+        </w:rPr>
+        <w:t>संगीत वाद्ययंत्र (तोफ)</w:t>
+      </w:r>
+      <w:r>
+        <w:rPr>
+          <w:lang w:val="hi_IN" w:bidi="hi_IN"/>
+        </w:rPr>
+        <w:t>।</w:t>
+      </w:r>
+      <w:r>
+        <w:rPr>
+          <w:lang w:val="hi_IN" w:bidi="hi_IN"/>
+        </w:rPr>
+      </w:r>
+      <w:r>
+        <w:rPr>
+          <w:lang w:val="hi_IN" w:bidi="hi_IN"/>
+        </w:rPr>
+      </w:r>
+    </w:p>
+    <w:p>
+      <w:pPr/>
+      <w:r>
+        <w:rPr>
+          <w:lang w:val="hi_IN" w:bidi="hi_IN"/>
+        </w:rPr>
+      </w:r>
+    </w:p>
+    <w:p>
+      <w:pPr>
+        <w:pStyle w:val="Heading2"/>
+      </w:pPr>
+      <w:r>
+        <w:rPr>
+          <w:lang w:val="hi_IN" w:bidi="hi_IN"/>
+        </w:rPr>
+        <w:t>डफली</w:t>
+      </w:r>
+      <w:r>
+        <w:rPr>
+          <w:lang w:val="hi_IN" w:bidi="hi_IN"/>
+        </w:rPr>
+      </w:r>
+    </w:p>
+    <w:p>
+      <w:pPr/>
+      <w:r>
+        <w:rPr>
+          <w:lang w:val="hi_IN" w:bidi="hi_IN"/>
+        </w:rPr>
+      </w:r>
+      <w:r>
+        <w:rPr>
+          <w:lang w:val="hi_IN" w:bidi="hi_IN"/>
+        </w:rPr>
+        <w:t xml:space="preserve">छोटा सा हाथ से बजाने वाला ड्रम। </w:t>
+      </w:r>
+    </w:p>
+    <w:p>
+      <w:pPr/>
+      <w:r>
+        <w:rPr>
+          <w:lang w:val="hi_IN" w:bidi="hi_IN"/>
+        </w:rPr>
+      </w:r>
+      <w:r>
+        <w:rPr>
+          <w:i/>
+          <w:lang w:val="hi_IN" w:bidi="hi_IN"/>
+        </w:rPr>
+        <w:t>देखें</w:t>
+      </w:r>
+      <w:r>
+        <w:rPr>
+          <w:lang w:val="hi_IN" w:bidi="hi_IN"/>
+        </w:rPr>
+        <w:t xml:space="preserve"> </w:t>
+      </w:r>
+      <w:r>
+        <w:rPr>
+          <w:lang w:val="hi_IN" w:bidi="hi_IN"/>
+        </w:rPr>
+        <w:t>संगीत वाद्ययंत्र (शालिशिम; तोफ)</w:t>
+      </w:r>
+      <w:r>
+        <w:rPr>
+          <w:lang w:val="hi_IN" w:bidi="hi_IN"/>
+        </w:rPr>
+        <w:t>।</w:t>
+      </w:r>
+      <w:r>
+        <w:rPr>
+          <w:lang w:val="hi_IN" w:bidi="hi_IN"/>
+        </w:rPr>
+      </w:r>
+      <w:r>
+        <w:rPr>
+          <w:lang w:val="hi_IN" w:bidi="hi_IN"/>
+        </w:rPr>
+      </w:r>
+    </w:p>
+    <w:p>
+      <w:pPr/>
+      <w:r>
+        <w:rPr>
+          <w:lang w:val="hi_IN" w:bidi="hi_IN"/>
+        </w:rPr>
+      </w:r>
+    </w:p>
+    <w:p>
+      <w:pPr>
+        <w:pStyle w:val="Heading2"/>
+      </w:pPr>
+      <w:r>
+        <w:rPr>
+          <w:lang w:val="hi_IN" w:bidi="hi_IN"/>
+        </w:rPr>
+        <w:t>डलसीमर</w:t>
+      </w:r>
+      <w:r>
+        <w:rPr>
+          <w:lang w:val="hi_IN" w:bidi="hi_IN"/>
+        </w:rPr>
+      </w:r>
+    </w:p>
+    <w:p>
+      <w:pPr/>
+      <w:r>
+        <w:rPr>
+          <w:lang w:val="hi_IN" w:bidi="hi_IN"/>
+        </w:rPr>
+      </w:r>
+      <w:r>
+        <w:rPr>
+          <w:lang w:val="hi_IN" w:bidi="hi_IN"/>
+        </w:rPr>
+        <w:t xml:space="preserve">डलसीमर </w:t>
       </w:r>
       <w:hyperlink r:id="rId14">
         <w:r>
@@ -260,14 +425,303 @@
             <w:color w:val="0000EE"/>
             <w:u w:val="single"/>
           </w:rPr>
-          <w:t>गिनती 21:17–18</w:t>
+          <w:t>दानिय्येल 3:5, 10, 15</w:t>
         </w:r>
       </w:hyperlink>
       <w:r>
         <w:rPr>
           <w:lang w:val="hi_IN" w:bidi="hi_IN"/>
         </w:rPr>
-        <w:t>) और अक्सर संघर्ष का कारण बनती थी (</w:t>
+        <w:t xml:space="preserve"> में "</w:t>
+      </w:r>
+      <w:r>
+        <w:rPr>
+          <w:lang w:val="hi_IN" w:bidi="hi_IN"/>
+        </w:rPr>
+        <w:t>बाँसुरी</w:t>
+      </w:r>
+      <w:r>
+        <w:rPr>
+          <w:lang w:val="hi_IN" w:bidi="hi_IN"/>
+        </w:rPr>
+        <w:t xml:space="preserve">" का केजेवी अनुवाद है। </w:t>
+      </w:r>
+      <w:r>
+        <w:rPr>
+          <w:i/>
+          <w:lang w:val="hi_IN" w:bidi="hi_IN"/>
+        </w:rPr>
+        <w:t>देखें</w:t>
+      </w:r>
+      <w:r>
+        <w:rPr>
+          <w:lang w:val="hi_IN" w:bidi="hi_IN"/>
+        </w:rPr>
+        <w:t xml:space="preserve"> </w:t>
+      </w:r>
+      <w:r>
+        <w:rPr>
+          <w:lang w:val="hi_IN" w:bidi="hi_IN"/>
+        </w:rPr>
+        <w:t>संगीत वाद्ययंत्र (सैंट्रिन)</w:t>
+      </w:r>
+      <w:r>
+        <w:rPr>
+          <w:lang w:val="hi_IN" w:bidi="hi_IN"/>
+        </w:rPr>
+        <w:t xml:space="preserve">; </w:t>
+      </w:r>
+      <w:r>
+        <w:rPr>
+          <w:lang w:val="hi_IN" w:bidi="hi_IN"/>
+        </w:rPr>
+        <w:t>संगीत</w:t>
+      </w:r>
+      <w:r>
+        <w:rPr>
+          <w:lang w:val="hi_IN" w:bidi="hi_IN"/>
+        </w:rPr>
+        <w:t>।</w:t>
+      </w:r>
+      <w:r>
+        <w:rPr>
+          <w:lang w:val="hi_IN" w:bidi="hi_IN"/>
+        </w:rPr>
+      </w:r>
+      <w:r>
+        <w:rPr>
+          <w:lang w:val="hi_IN" w:bidi="hi_IN"/>
+        </w:rPr>
+      </w:r>
+    </w:p>
+    <w:p>
+      <w:pPr/>
+      <w:r>
+        <w:rPr>
+          <w:lang w:val="hi_IN" w:bidi="hi_IN"/>
+        </w:rPr>
+      </w:r>
+    </w:p>
+    <w:p>
+      <w:pPr>
+        <w:pStyle w:val="Heading2"/>
+      </w:pPr>
+      <w:r>
+        <w:rPr>
+          <w:lang w:val="hi_IN" w:bidi="hi_IN"/>
+        </w:rPr>
+        <w:t>डांडेलायन</w:t>
+      </w:r>
+      <w:r>
+        <w:rPr>
+          <w:lang w:val="hi_IN" w:bidi="hi_IN"/>
+        </w:rPr>
+      </w:r>
+    </w:p>
+    <w:p>
+      <w:pPr/>
+      <w:r>
+        <w:rPr>
+          <w:lang w:val="hi_IN" w:bidi="hi_IN"/>
+        </w:rPr>
+      </w:r>
+      <w:r>
+        <w:rPr>
+          <w:lang w:val="hi_IN" w:bidi="hi_IN"/>
+        </w:rPr>
+        <w:t xml:space="preserve">एक पौधा (टारैक्सेकम ऑफिसिनेल) जिसे कड़वी जड़ी-बूटियों में से एक माना जाता है। डांडेलायन्स आम फूल वाले पौधे हैं जिनके चमकीले पीले फूल होते हैं जो फूले हुए बीज सिरों में बदल जाते हैं। पत्तियों का आकार दांतेदार, दांत जैसा होता है (नाम "डांडेलायन" फ्रेंच </w:t>
+      </w:r>
+      <w:r>
+        <w:rPr>
+          <w:i/>
+          <w:lang w:val="hi_IN" w:bidi="hi_IN"/>
+        </w:rPr>
+        <w:t>डेंट डे लायन</w:t>
+      </w:r>
+      <w:r>
+        <w:rPr>
+          <w:lang w:val="hi_IN" w:bidi="hi_IN"/>
+        </w:rPr>
+        <w:t xml:space="preserve"> से आया है जिसका अर्थ है "सिंह का दांत")।</w:t>
+      </w:r>
+    </w:p>
+    <w:p>
+      <w:pPr/>
+      <w:r>
+        <w:rPr>
+          <w:lang w:val="hi_IN" w:bidi="hi_IN"/>
+        </w:rPr>
+      </w:r>
+      <w:r>
+        <w:rPr>
+          <w:lang w:val="hi_IN" w:bidi="hi_IN"/>
+        </w:rPr>
+        <w:t xml:space="preserve">देखें </w:t>
+      </w:r>
+      <w:r>
+        <w:rPr>
+          <w:lang w:val="hi_IN" w:bidi="hi_IN"/>
+        </w:rPr>
+        <w:t>कड़वी जड़ी-बूटियाँ</w:t>
+      </w:r>
+      <w:r>
+        <w:rPr>
+          <w:lang w:val="hi_IN" w:bidi="hi_IN"/>
+        </w:rPr>
+        <w:t>।</w:t>
+      </w:r>
+      <w:r>
+        <w:rPr>
+          <w:lang w:val="hi_IN" w:bidi="hi_IN"/>
+        </w:rPr>
+      </w:r>
+      <w:r>
+        <w:rPr>
+          <w:lang w:val="hi_IN" w:bidi="hi_IN"/>
+        </w:rPr>
+      </w:r>
+    </w:p>
+    <w:p>
+      <w:pPr/>
+      <w:r>
+        <w:rPr>
+          <w:lang w:val="hi_IN" w:bidi="hi_IN"/>
+        </w:rPr>
+      </w:r>
+    </w:p>
+    <w:p>
+      <w:pPr>
+        <w:pStyle w:val="Heading2"/>
+      </w:pPr>
+      <w:r>
+        <w:rPr>
+          <w:lang w:val="hi_IN" w:bidi="hi_IN"/>
+        </w:rPr>
+        <w:t>डामर</w:t>
+      </w:r>
+      <w:r>
+        <w:rPr>
+          <w:lang w:val="hi_IN" w:bidi="hi_IN"/>
+        </w:rPr>
+      </w:r>
+    </w:p>
+    <w:p>
+      <w:pPr/>
+      <w:r>
+        <w:rPr>
+          <w:lang w:val="hi_IN" w:bidi="hi_IN"/>
+        </w:rPr>
+      </w:r>
+      <w:r>
+        <w:rPr>
+          <w:lang w:val="hi_IN" w:bidi="hi_IN"/>
+        </w:rPr>
+        <w:t xml:space="preserve">प्राचीन काल में उपयोग किया जाने वाला एक भूरे या काले रंग का टार जैसा पदार्थ, एक प्रकार का बिटुमन। </w:t>
+      </w:r>
+      <w:r>
+        <w:rPr>
+          <w:lang w:val="hi_IN" w:bidi="hi_IN"/>
+        </w:rPr>
+        <w:t>यह पृथ्वी से प्राकृतिक रूप से रिसते हुए तेल से प्राप्त होता था</w:t>
+      </w:r>
+      <w:r>
+        <w:rPr>
+          <w:lang w:val="hi_IN" w:bidi="hi_IN"/>
+        </w:rPr>
+        <w:t xml:space="preserve"> और इसे गारा बनाने और वस्तुओं को सील करने के लिए उपयोग किया जाता था। इब्रानी में, संबंधित शब्दों का अनुवाद गारा, राल, कीचड़ या टार के रूप में किया जा सकता है।</w:t>
+      </w:r>
+    </w:p>
+    <w:p>
+      <w:pPr/>
+      <w:r>
+        <w:rPr>
+          <w:lang w:val="hi_IN" w:bidi="hi_IN"/>
+        </w:rPr>
+      </w:r>
+      <w:r>
+        <w:rPr>
+          <w:i/>
+          <w:lang w:val="hi_IN" w:bidi="hi_IN"/>
+        </w:rPr>
+        <w:t>देखें</w:t>
+      </w:r>
+      <w:r>
+        <w:rPr>
+          <w:lang w:val="hi_IN" w:bidi="hi_IN"/>
+        </w:rPr>
+        <w:t xml:space="preserve"> </w:t>
+      </w:r>
+      <w:r>
+        <w:rPr>
+          <w:lang w:val="hi_IN" w:bidi="hi_IN"/>
+        </w:rPr>
+        <w:t>खनिज और धातुएँ</w:t>
+      </w:r>
+      <w:r>
+        <w:rPr>
+          <w:lang w:val="hi_IN" w:bidi="hi_IN"/>
+        </w:rPr>
+        <w:t xml:space="preserve">; </w:t>
+      </w:r>
+      <w:r>
+        <w:rPr>
+          <w:lang w:val="hi_IN" w:bidi="hi_IN"/>
+        </w:rPr>
+        <w:t>बिटुमन</w:t>
+      </w:r>
+      <w:r>
+        <w:rPr>
+          <w:lang w:val="hi_IN" w:bidi="hi_IN"/>
+        </w:rPr>
+        <w:t>।</w:t>
+      </w:r>
+      <w:r>
+        <w:rPr>
+          <w:lang w:val="hi_IN" w:bidi="hi_IN"/>
+        </w:rPr>
+      </w:r>
+      <w:r>
+        <w:rPr>
+          <w:lang w:val="hi_IN" w:bidi="hi_IN"/>
+        </w:rPr>
+      </w:r>
+    </w:p>
+    <w:p>
+      <w:pPr/>
+      <w:r>
+        <w:rPr>
+          <w:lang w:val="hi_IN" w:bidi="hi_IN"/>
+        </w:rPr>
+      </w:r>
+    </w:p>
+    <w:p>
+      <w:pPr>
+        <w:pStyle w:val="Heading2"/>
+      </w:pPr>
+      <w:r>
+        <w:rPr>
+          <w:lang w:val="hi_IN" w:bidi="hi_IN"/>
+        </w:rPr>
+        <w:t>डामर</w:t>
+      </w:r>
+      <w:r>
+        <w:rPr>
+          <w:lang w:val="hi_IN" w:bidi="hi_IN"/>
+        </w:rPr>
+      </w:r>
+    </w:p>
+    <w:p>
+      <w:pPr/>
+      <w:r>
+        <w:rPr>
+          <w:lang w:val="hi_IN" w:bidi="hi_IN"/>
+        </w:rPr>
+      </w:r>
+      <w:r>
+        <w:rPr>
+          <w:lang w:val="hi_IN" w:bidi="hi_IN"/>
+        </w:rPr>
+        <w:t>प्राकृतिक रूप से पाई जाने वाली डामर; राल, तार। "डामर" (केजेवी में "चिपचिपा पदार्थ") का उपयोग बाबेल की मीनार के निर्माण में मसाले के रूप में किया गया था (</w:t>
       </w:r>
       <w:hyperlink r:id="rId15">
         <w:r>
@@ -278,14 +732,14 @@
             <w:color w:val="0000EE"/>
             <w:u w:val="single"/>
           </w:rPr>
-          <w:t>उत्पत्ति 21:25–30</w:t>
+          <w:t>उत 11:3</w:t>
         </w:r>
       </w:hyperlink>
       <w:r>
         <w:rPr>
           <w:lang w:val="hi_IN" w:bidi="hi_IN"/>
         </w:rPr>
-        <w:t xml:space="preserve">; </w:t>
+        <w:t>), और उस सरकंडे की टोकरी को बंद करने के लिए किया गया था जिसमें शिशु मूसा को छिपाया गया था (</w:t>
       </w:r>
       <w:hyperlink r:id="rId16">
         <w:r>
@@ -296,14 +750,26 @@
             <w:color w:val="0000EE"/>
             <w:u w:val="single"/>
           </w:rPr>
-          <w:t>26:19–22</w:t>
+          <w:t>निर्ग 2:3</w:t>
         </w:r>
       </w:hyperlink>
       <w:r>
         <w:rPr>
           <w:lang w:val="hi_IN" w:bidi="hi_IN"/>
         </w:rPr>
-        <w:t xml:space="preserve">; </w:t>
+        <w:t xml:space="preserve">)। इस्राएल में, </w:t>
+      </w:r>
+      <w:r>
+        <w:rPr>
+          <w:lang w:val="hi_IN" w:bidi="hi_IN"/>
+        </w:rPr>
+        <w:t>सिद्दीम</w:t>
+      </w:r>
+      <w:r>
+        <w:rPr>
+          <w:lang w:val="hi_IN" w:bidi="hi_IN"/>
+        </w:rPr>
+        <w:t xml:space="preserve"> की तराई में कई डामर के गड्ढे थे जिनमें कदोर्लाओमेर के सदोम और गमोरा के खिलाफ युद्ध के दौरान कई सैनिक गिर गए थे (</w:t>
       </w:r>
       <w:hyperlink r:id="rId17">
         <w:r>
@@ -314,16 +780,196 @@
             <w:color w:val="0000EE"/>
             <w:u w:val="single"/>
           </w:rPr>
-          <w:t>2 राजा 3:19</w:t>
+          <w:t>उत 14:10</w:t>
         </w:r>
       </w:hyperlink>
       <w:r>
         <w:rPr>
           <w:lang w:val="hi_IN" w:bidi="hi_IN"/>
         </w:rPr>
-        <w:t>)। सफलतापूर्वक कुआं खोदना और अपने जल अधिकारों की रक्षा करना अक्सर संपत्ति के अधिकारों के महत्वपूर्ण निर्धारक के रूप में कार्य करता था। (</w:t>
-      </w:r>
-      <w:hyperlink r:id="rId15">
+        <w:t>)।</w:t>
+      </w:r>
+    </w:p>
+    <w:p>
+      <w:pPr/>
+      <w:r>
+        <w:rPr>
+          <w:lang w:val="hi_IN" w:bidi="hi_IN"/>
+        </w:rPr>
+      </w:r>
+      <w:r>
+        <w:rPr>
+          <w:i/>
+          <w:lang w:val="hi_IN" w:bidi="hi_IN"/>
+        </w:rPr>
+        <w:t>यह भी देखें</w:t>
+      </w:r>
+      <w:r>
+        <w:rPr>
+          <w:lang w:val="hi_IN" w:bidi="hi_IN"/>
+        </w:rPr>
+        <w:t xml:space="preserve"> </w:t>
+      </w:r>
+      <w:r>
+        <w:rPr>
+          <w:lang w:val="hi_IN" w:bidi="hi_IN"/>
+        </w:rPr>
+        <w:t>डामर</w:t>
+      </w:r>
+      <w:r>
+        <w:rPr>
+          <w:lang w:val="hi_IN" w:bidi="hi_IN"/>
+        </w:rPr>
+        <w:t xml:space="preserve">; </w:t>
+      </w:r>
+      <w:r>
+        <w:rPr>
+          <w:lang w:val="hi_IN" w:bidi="hi_IN"/>
+        </w:rPr>
+        <w:t>खनिज और धातुएं</w:t>
+      </w:r>
+      <w:r>
+        <w:rPr>
+          <w:lang w:val="hi_IN" w:bidi="hi_IN"/>
+        </w:rPr>
+        <w:t>।</w:t>
+      </w:r>
+      <w:r>
+        <w:rPr>
+          <w:lang w:val="hi_IN" w:bidi="hi_IN"/>
+        </w:rPr>
+      </w:r>
+      <w:r>
+        <w:rPr>
+          <w:lang w:val="hi_IN" w:bidi="hi_IN"/>
+        </w:rPr>
+      </w:r>
+    </w:p>
+    <w:p>
+      <w:pPr/>
+      <w:r>
+        <w:rPr>
+          <w:lang w:val="hi_IN" w:bidi="hi_IN"/>
+        </w:rPr>
+      </w:r>
+    </w:p>
+    <w:p>
+      <w:pPr>
+        <w:pStyle w:val="Heading2"/>
+      </w:pPr>
+      <w:r>
+        <w:rPr>
+          <w:lang w:val="hi_IN" w:bidi="hi_IN"/>
+        </w:rPr>
+        <w:t>डायडेम</w:t>
+      </w:r>
+      <w:r>
+        <w:rPr>
+          <w:lang w:val="hi_IN" w:bidi="hi_IN"/>
+        </w:rPr>
+      </w:r>
+    </w:p>
+    <w:p>
+      <w:pPr/>
+      <w:r>
+        <w:rPr>
+          <w:lang w:val="hi_IN" w:bidi="hi_IN"/>
+        </w:rPr>
+      </w:r>
+      <w:r>
+        <w:rPr>
+          <w:lang w:val="hi_IN" w:bidi="hi_IN"/>
+        </w:rPr>
+        <w:t xml:space="preserve">डायडेम एक प्रकार का मुकुट है जिसे राजा और रानी अपने सिर के चारों ओर पट्टी या रिबन की तरह पहनते थे। </w:t>
+      </w:r>
+      <w:r>
+        <w:rPr>
+          <w:i/>
+          <w:lang w:val="hi_IN" w:bidi="hi_IN"/>
+        </w:rPr>
+        <w:t>देखें</w:t>
+      </w:r>
+      <w:r>
+        <w:rPr>
+          <w:lang w:val="hi_IN" w:bidi="hi_IN"/>
+        </w:rPr>
+        <w:t xml:space="preserve"> </w:t>
+      </w:r>
+      <w:r>
+        <w:rPr>
+          <w:lang w:val="hi_IN" w:bidi="hi_IN"/>
+        </w:rPr>
+        <w:t>मुकुट</w:t>
+      </w:r>
+      <w:r>
+        <w:rPr>
+          <w:lang w:val="hi_IN" w:bidi="hi_IN"/>
+        </w:rPr>
+        <w:t>।</w:t>
+      </w:r>
+      <w:r>
+        <w:rPr>
+          <w:lang w:val="hi_IN" w:bidi="hi_IN"/>
+        </w:rPr>
+      </w:r>
+      <w:r>
+        <w:rPr>
+          <w:lang w:val="hi_IN" w:bidi="hi_IN"/>
+        </w:rPr>
+      </w:r>
+    </w:p>
+    <w:p>
+      <w:pPr/>
+      <w:r>
+        <w:rPr>
+          <w:lang w:val="hi_IN" w:bidi="hi_IN"/>
+        </w:rPr>
+      </w:r>
+    </w:p>
+    <w:p>
+      <w:pPr>
+        <w:pStyle w:val="Heading2"/>
+      </w:pPr>
+      <w:r>
+        <w:rPr>
+          <w:lang w:val="hi_IN" w:bidi="hi_IN"/>
+        </w:rPr>
+        <w:t>डायना</w:t>
+      </w:r>
+      <w:r>
+        <w:rPr>
+          <w:lang w:val="hi_IN" w:bidi="hi_IN"/>
+        </w:rPr>
+      </w:r>
+    </w:p>
+    <w:p>
+      <w:pPr/>
+      <w:r>
+        <w:rPr>
+          <w:lang w:val="hi_IN" w:bidi="hi_IN"/>
+        </w:rPr>
+      </w:r>
+      <w:r>
+        <w:rPr>
+          <w:lang w:val="hi_IN" w:bidi="hi_IN"/>
+        </w:rPr>
+        <w:t xml:space="preserve">यूनानी पौराणिक देवी अरतिमिस का रोमी नाम, जो ज़्यूस और लेटो की पुत्री और अपोलो की जुड़वां बहन थीं। उसने विवाह के सभी विचारों को त्याग दिया, सम्भवतः इसलिए क्योंकि वह अपनी माता के प्रसव के दुःख से भयभीत थी, और वह एक अजेय कुँवारी देवी बनी रही। यद्यपि वे चन्द्रमा की देवी थीं, डायना को कई बार दो कुत्तों के साथ शिकारिका के रूप में चित्रित किया जाता था। </w:t>
+      </w:r>
+    </w:p>
+    <w:p>
+      <w:pPr/>
+      <w:r>
+        <w:rPr>
+          <w:lang w:val="hi_IN" w:bidi="hi_IN"/>
+        </w:rPr>
+      </w:r>
+      <w:r>
+        <w:rPr>
+          <w:lang w:val="hi_IN" w:bidi="hi_IN"/>
+        </w:rPr>
+        <w:t>इफिसुस में डायना का मन्दिर प्राचीन विश्व के सात आश्चर्यों में से एक था। यह प्रभावशाली इमारत 100 बड़े खम्भों पर आधारित थी। स्थानीय कथा के अनुसार, उनकी मूरत आकाश से वहाँ गिरी थी (</w:t>
+      </w:r>
+      <w:hyperlink r:id="rId18">
         <w:r>
           <w:rPr>
             <w:lang w:val="hi_IN" w:bidi="hi_IN"/>
@@ -332,16 +978,30 @@
             <w:color w:val="0000EE"/>
             <w:u w:val="single"/>
           </w:rPr>
-          <w:t>उत्पत्ति 21:25–30</w:t>
+          <w:t>प्रेरि 19:35</w:t>
         </w:r>
       </w:hyperlink>
       <w:r>
         <w:rPr>
           <w:lang w:val="hi_IN" w:bidi="hi_IN"/>
         </w:rPr>
-        <w:t xml:space="preserve">; </w:t>
-      </w:r>
-      <w:hyperlink r:id="rId18">
+        <w:t>)। यह शायद एक उल्का-पिण्ड का सन्दर्भ था। प्लिनी ने दरवाजे के ऊपर एक बड़े पत्थर पर वर्णन किया, जिसे परम्परा के अनुसार, डायना द्वारा वहाँ रखा गया था। उनके सम्मान में पूजा की विधियाँ और सेवाएँ खोजे पुजारियों के द्वारा आयोजित किए जाते थे।</w:t>
+      </w:r>
+    </w:p>
+    <w:p>
+      <w:pPr/>
+      <w:r>
+        <w:rPr>
+          <w:lang w:val="hi_IN" w:bidi="hi_IN"/>
+        </w:rPr>
+      </w:r>
+      <w:r>
+        <w:rPr>
+          <w:lang w:val="hi_IN" w:bidi="hi_IN"/>
+        </w:rPr>
+        <w:t>खुदाई में मिली मूर्तियों में से कुछ में डायना को बहुस्तन वाली स्त्री के रूप में दिखाया गया है; अन्य में देवी को शेरों के साथ एक मन्दिर में दिखाया गया है। मन्दिर की प्रतिमा चाँदी के कारीगरों द्वारा स्मृति चिन्ह के रूप में बेचे जाते थे, इसलिए जब पौलुस ने इफिसुस में अपना प्रचार शुरू किया तो कारीगर इस लाभदायक व्यापार में किसी भी गिरावट को देखने के लिए अनिच्छुक थे (</w:t>
+      </w:r>
+      <w:hyperlink r:id="rId19">
         <w:r>
           <w:rPr>
             <w:lang w:val="hi_IN" w:bidi="hi_IN"/>
@@ -350,30 +1010,16 @@
             <w:color w:val="0000EE"/>
             <w:u w:val="single"/>
           </w:rPr>
-          <w:t>29:2–3</w:t>
+          <w:t>प्रेरि 19:23–20:1</w:t>
         </w:r>
       </w:hyperlink>
       <w:r>
         <w:rPr>
           <w:lang w:val="hi_IN" w:bidi="hi_IN"/>
         </w:rPr>
-        <w:t>)।</w:t>
-      </w:r>
-    </w:p>
-    <w:p>
-      <w:pPr/>
-      <w:r>
-        <w:rPr>
-          <w:lang w:val="hi_IN" w:bidi="hi_IN"/>
-        </w:rPr>
-      </w:r>
-      <w:r>
-        <w:rPr>
-          <w:lang w:val="hi_IN" w:bidi="hi_IN"/>
-        </w:rPr>
-        <w:t>उत्तम कुएं आमतौर पर परमेश्वर की कृपा के संकेत माने जाते थे (</w:t>
-      </w:r>
-      <w:hyperlink r:id="rId19">
+        <w:t>)। चाँदी के कारीगरों की निराशा और हुल्लड़ ने भीड़ के दंगे को जन्म दिया, जो “इफिसियों की अरतिमिस, महान है!” की गर्जना में परिणत हुआ (</w:t>
+      </w:r>
+      <w:hyperlink r:id="rId20">
         <w:r>
           <w:rPr>
             <w:lang w:val="hi_IN" w:bidi="hi_IN"/>
@@ -382,16 +1028,153 @@
             <w:color w:val="0000EE"/>
             <w:u w:val="single"/>
           </w:rPr>
-          <w:t>उत्पत्ति 16:14</w:t>
+          <w:t>19:28, 34</w:t>
         </w:r>
       </w:hyperlink>
       <w:r>
         <w:rPr>
           <w:lang w:val="hi_IN" w:bidi="hi_IN"/>
         </w:rPr>
-        <w:t xml:space="preserve">; </w:t>
-      </w:r>
-      <w:hyperlink r:id="rId20">
+        <w:t>)। ब्रिटिश संग्रहालय में शिलालेख देवी को "महान अरतिमिस" के रूप में सन्दर्भित करते है। यदि चाँदी के कारीगरों पर विश्वास किया जाए, तो उसकी पूजा पूरे ज्ञात संसार में की जाती थी। पूजा का रूप निश्चित रूप से ज्ञात नहीं है, लेकिन देवी डायना की पूजा सम्भवतः एक प्रजनन पंथ से जुड़ी हुई हो सकती थी।</w:t>
+      </w:r>
+    </w:p>
+    <w:p>
+      <w:pPr/>
+      <w:r>
+        <w:rPr>
+          <w:lang w:val="hi_IN" w:bidi="hi_IN"/>
+        </w:rPr>
+      </w:r>
+    </w:p>
+    <w:p>
+      <w:pPr/>
+      <w:r>
+        <w:rPr>
+          <w:lang w:val="hi_IN" w:bidi="hi_IN"/>
+        </w:rPr>
+      </w:r>
+      <w:r>
+        <w:rPr>
+          <w:lang w:val="hi_IN" w:bidi="hi_IN"/>
+        </w:rPr>
+      </w:r>
+      <w:r>
+        <w:rPr>
+          <w:lang w:val="hi_IN" w:bidi="hi_IN"/>
+        </w:rPr>
+      </w:r>
+    </w:p>
+    <w:p>
+      <w:pPr/>
+      <w:r>
+        <w:rPr>
+          <w:lang w:val="hi_IN" w:bidi="hi_IN"/>
+        </w:rPr>
+      </w:r>
+    </w:p>
+    <w:p>
+      <w:pPr>
+        <w:pStyle w:val="Heading2"/>
+      </w:pPr>
+      <w:r>
+        <w:rPr>
+          <w:lang w:val="hi_IN" w:bidi="hi_IN"/>
+        </w:rPr>
+        <w:t>डायोन</w:t>
+      </w:r>
+      <w:r>
+        <w:rPr>
+          <w:lang w:val="hi_IN" w:bidi="hi_IN"/>
+        </w:rPr>
+      </w:r>
+    </w:p>
+    <w:p>
+      <w:pPr/>
+      <w:r>
+        <w:rPr>
+          <w:lang w:val="hi_IN" w:bidi="hi_IN"/>
+        </w:rPr>
+      </w:r>
+      <w:r>
+        <w:rPr>
+          <w:lang w:val="hi_IN" w:bidi="hi_IN"/>
+        </w:rPr>
+        <w:t xml:space="preserve">दिकापुलिस के नगरों में से एक, सिकंदर महान की मृत्यु के बाद उसके कुछ सैनिकों द्वारा स्थापित किया गया था। यह नगर (बाइबल में उल्लेखित नहीं) सांस्कृतिक रूप से यूनानी था, जिसने कई यूनानी प्रवासियों को आकर्षित किया; यह एक व्यापारिक केन्द्र भी था। डायोन केवल दो दिकापुलिस नगरों में से एक था जिसका मकिदुनी नाम था (दूसरा पेला था)। यह फिलिस्तीन में यरदन के पूर्व में स्थित था, सम्भवतः यरमुक नदी और गदरा नगर के पास। </w:t>
+      </w:r>
+      <w:r>
+        <w:rPr>
+          <w:i/>
+          <w:lang w:val="hi_IN" w:bidi="hi_IN"/>
+        </w:rPr>
+        <w:t>देखें</w:t>
+      </w:r>
+      <w:r>
+        <w:rPr>
+          <w:lang w:val="hi_IN" w:bidi="hi_IN"/>
+        </w:rPr>
+        <w:t xml:space="preserve"> </w:t>
+      </w:r>
+      <w:r>
+        <w:rPr>
+          <w:lang w:val="hi_IN" w:bidi="hi_IN"/>
+        </w:rPr>
+        <w:t>दिकापुलिस</w:t>
+      </w:r>
+      <w:r>
+        <w:rPr>
+          <w:lang w:val="hi_IN" w:bidi="hi_IN"/>
+        </w:rPr>
+        <w:t xml:space="preserve">। </w:t>
+      </w:r>
+      <w:r>
+        <w:rPr>
+          <w:lang w:val="hi_IN" w:bidi="hi_IN"/>
+        </w:rPr>
+      </w:r>
+      <w:r>
+        <w:rPr>
+          <w:lang w:val="hi_IN" w:bidi="hi_IN"/>
+        </w:rPr>
+      </w:r>
+    </w:p>
+    <w:p>
+      <w:pPr/>
+      <w:r>
+        <w:rPr>
+          <w:lang w:val="hi_IN" w:bidi="hi_IN"/>
+        </w:rPr>
+      </w:r>
+    </w:p>
+    <w:p>
+      <w:pPr>
+        <w:pStyle w:val="Heading2"/>
+      </w:pPr>
+      <w:r>
+        <w:rPr>
+          <w:lang w:val="hi_IN" w:bidi="hi_IN"/>
+        </w:rPr>
+        <w:t>डायोस्कोरिन्थियस</w:t>
+      </w:r>
+      <w:r>
+        <w:rPr>
+          <w:lang w:val="hi_IN" w:bidi="hi_IN"/>
+        </w:rPr>
+      </w:r>
+    </w:p>
+    <w:p>
+      <w:pPr/>
+      <w:r>
+        <w:rPr>
+          <w:lang w:val="hi_IN" w:bidi="hi_IN"/>
+        </w:rPr>
+      </w:r>
+      <w:r>
+        <w:rPr>
+          <w:lang w:val="hi_IN" w:bidi="hi_IN"/>
+        </w:rPr>
+        <w:t xml:space="preserve">डायोस्कोरिन्थियस एक कठिन और अस्पष्ट शब्द है जो केवल </w:t>
+      </w:r>
+      <w:hyperlink r:id="rId21">
         <w:r>
           <w:rPr>
             <w:lang w:val="hi_IN" w:bidi="hi_IN"/>
@@ -400,16 +1183,162 @@
             <w:color w:val="0000EE"/>
             <w:u w:val="single"/>
           </w:rPr>
-          <w:t>21:19</w:t>
+          <w:t>2 मक्काबियों 11:21</w:t>
         </w:r>
       </w:hyperlink>
       <w:r>
         <w:rPr>
           <w:lang w:val="hi_IN" w:bidi="hi_IN"/>
         </w:rPr>
-        <w:t xml:space="preserve">; </w:t>
-      </w:r>
-      <w:hyperlink r:id="rId21">
+        <w:t xml:space="preserve"> में एक बार आता है। "डायोस्कोरिंथियस" एक पत्र में तारीख का हिस्सा था जो लिसीयस, एक सीरियाई अधिकारी द्वारा मक्काबी विद्रोहों के दौरान 164 ई.पू. के आसपास यहूदियों को लिखा गया था। अधिकांश विद्वान मानते हैं कि यह शब्द एक महीने के नाम को दर्शाता है।</w:t>
+      </w:r>
+    </w:p>
+    <w:p>
+      <w:pPr/>
+      <w:r>
+        <w:rPr>
+          <w:lang w:val="hi_IN" w:bidi="hi_IN"/>
+        </w:rPr>
+      </w:r>
+      <w:r>
+        <w:rPr>
+          <w:lang w:val="hi_IN" w:bidi="hi_IN"/>
+        </w:rPr>
+        <w:t>नाम का हिस्सा मकिदुनी महीने डायोस से सम्बन्धित हो सकता है, लेकिन शेष भाग का अर्थ अज्ञात है। प्रारम्भिक यहूदी इतिहासकार जोसीफस ने डायोस्कोरिन्थियस की पहचान यहूदी काल "मार्चेशवन" (नवंबर-दिसंबर) से की, लेकिन इससे सटीक अर्थ निर्धारित करने में कोई सहायता नहीं मिलती। डायोस्कोरिन्थियस को क्रेती पंचांग (कैलेंडर) के तीसरे महीने डायोस्कुरस से भी जोड़ा गया है, परन्तु इस सम्बन्ध का महत्व भी स्पष्ट नहीं है। यह सुझाव भी समान रूप से संदिग्ध है कि डायोस्कोरिन्थियस यहूदियों के पंचांग (कैलेंडर) में एक छोटा महीना था जिसे चंद्र और सौर वर्षों में संतुलन लाने के लिए डाला गया हो।</w:t>
+      </w:r>
+      <w:r>
+        <w:rPr>
+          <w:lang w:val="hi_IN" w:bidi="hi_IN"/>
+        </w:rPr>
+      </w:r>
+      <w:r>
+        <w:rPr>
+          <w:lang w:val="hi_IN" w:bidi="hi_IN"/>
+        </w:rPr>
+      </w:r>
+    </w:p>
+    <w:p>
+      <w:pPr/>
+      <w:r>
+        <w:rPr>
+          <w:lang w:val="hi_IN" w:bidi="hi_IN"/>
+        </w:rPr>
+      </w:r>
+    </w:p>
+    <w:p>
+      <w:pPr>
+        <w:pStyle w:val="Heading2"/>
+      </w:pPr>
+      <w:r>
+        <w:rPr>
+          <w:lang w:val="hi_IN" w:bidi="hi_IN"/>
+        </w:rPr>
+        <w:t>डारिक</w:t>
+      </w:r>
+      <w:r>
+        <w:rPr>
+          <w:lang w:val="hi_IN" w:bidi="hi_IN"/>
+        </w:rPr>
+      </w:r>
+    </w:p>
+    <w:p>
+      <w:pPr/>
+      <w:r>
+        <w:rPr>
+          <w:lang w:val="hi_IN" w:bidi="hi_IN"/>
+        </w:rPr>
+      </w:r>
+      <w:r>
+        <w:rPr>
+          <w:lang w:val="hi_IN" w:bidi="hi_IN"/>
+        </w:rPr>
+        <w:t xml:space="preserve">फारसी सोने का सिक्का। </w:t>
+      </w:r>
+      <w:r>
+        <w:rPr>
+          <w:i/>
+          <w:lang w:val="hi_IN" w:bidi="hi_IN"/>
+        </w:rPr>
+        <w:t>देखें</w:t>
+      </w:r>
+      <w:r>
+        <w:rPr>
+          <w:lang w:val="hi_IN" w:bidi="hi_IN"/>
+        </w:rPr>
+        <w:t xml:space="preserve"> </w:t>
+      </w:r>
+      <w:r>
+        <w:rPr>
+          <w:lang w:val="hi_IN" w:bidi="hi_IN"/>
+        </w:rPr>
+        <w:t>सिक्के</w:t>
+      </w:r>
+      <w:r>
+        <w:rPr>
+          <w:lang w:val="hi_IN" w:bidi="hi_IN"/>
+        </w:rPr>
+        <w:t>।</w:t>
+      </w:r>
+      <w:r>
+        <w:rPr>
+          <w:lang w:val="hi_IN" w:bidi="hi_IN"/>
+        </w:rPr>
+      </w:r>
+      <w:r>
+        <w:rPr>
+          <w:lang w:val="hi_IN" w:bidi="hi_IN"/>
+        </w:rPr>
+      </w:r>
+    </w:p>
+    <w:p>
+      <w:pPr/>
+      <w:r>
+        <w:rPr>
+          <w:lang w:val="hi_IN" w:bidi="hi_IN"/>
+        </w:rPr>
+      </w:r>
+    </w:p>
+    <w:p>
+      <w:pPr>
+        <w:pStyle w:val="Heading2"/>
+      </w:pPr>
+      <w:r>
+        <w:rPr>
+          <w:lang w:val="hi_IN" w:bidi="hi_IN"/>
+        </w:rPr>
+        <w:t>डाली</w:t>
+      </w:r>
+      <w:r>
+        <w:rPr>
+          <w:lang w:val="hi_IN" w:bidi="hi_IN"/>
+        </w:rPr>
+      </w:r>
+    </w:p>
+    <w:p>
+      <w:pPr>
+        <w:pStyle w:val="Heading2"/>
+      </w:pPr>
+      <w:r>
+        <w:rPr>
+          <w:lang w:val="hi_IN" w:bidi="hi_IN"/>
+        </w:rPr>
+        <w:t>डाली</w:t>
+      </w:r>
+    </w:p>
+    <w:p>
+      <w:pPr/>
+      <w:r>
+        <w:rPr>
+          <w:lang w:val="hi_IN" w:bidi="hi_IN"/>
+        </w:rPr>
+      </w:r>
+      <w:r>
+        <w:rPr>
+          <w:lang w:val="hi_IN" w:bidi="hi_IN"/>
+        </w:rPr>
+        <w:t xml:space="preserve">शाब्दिक रूप से, एक पेड़ या झाड़ी से अंकुर या टहनी; आलंकारिक रूप में, एक मसीहाई या अन्य आत्मिक रूपक। यह तम्बू में स्वर्ण दीवट के मुख्य कड़ी से निकलने वाले तीन शाखाओं के लिए उपयोग किया जाता है (उदाहरण के लिए, </w:t>
+      </w:r>
+      <w:hyperlink r:id="rId22">
         <w:r>
           <w:rPr>
             <w:lang w:val="hi_IN" w:bidi="hi_IN"/>
@@ -418,16 +1347,16 @@
             <w:color w:val="0000EE"/>
             <w:u w:val="single"/>
           </w:rPr>
-          <w:t>गिनती 21:16–18</w:t>
+          <w:t>निर्ग 25:31–36</w:t>
         </w:r>
       </w:hyperlink>
       <w:r>
         <w:rPr>
           <w:lang w:val="hi_IN" w:bidi="hi_IN"/>
         </w:rPr>
-        <w:t>)। इसलिए बाइबिल के लेखक, स्रोतो से भरे कुओं के जल की तुलना परमेश्वर द्वारा उनके लोगों के लिए उद्धार की व्यवस्था से करते थे (</w:t>
-      </w:r>
-      <w:hyperlink r:id="rId22">
+        <w:t>) और उन खजूर की पत्तियों के लिए जिनसे प्राचीन यहूदियों के झोपड़ियों का पर्व के लिए मंडप बनाए गए थे (</w:t>
+      </w:r>
+      <w:hyperlink r:id="rId23">
         <w:r>
           <w:rPr>
             <w:lang w:val="hi_IN" w:bidi="hi_IN"/>
@@ -436,16 +1365,30 @@
             <w:color w:val="0000EE"/>
             <w:u w:val="single"/>
           </w:rPr>
-          <w:t>यशायाह 12:3</w:t>
+          <w:t>लैव्य 23:40–43</w:t>
         </w:r>
       </w:hyperlink>
       <w:r>
         <w:rPr>
           <w:lang w:val="hi_IN" w:bidi="hi_IN"/>
         </w:rPr>
-        <w:t xml:space="preserve">; </w:t>
-      </w:r>
-      <w:hyperlink r:id="rId23">
+        <w:t>)।</w:t>
+      </w:r>
+    </w:p>
+    <w:p>
+      <w:pPr/>
+      <w:r>
+        <w:rPr>
+          <w:lang w:val="hi_IN" w:bidi="hi_IN"/>
+        </w:rPr>
+      </w:r>
+      <w:r>
+        <w:rPr>
+          <w:lang w:val="hi_IN" w:bidi="hi_IN"/>
+        </w:rPr>
+        <w:t>आलंकारिक रूप में, यह अभिव्यक्ति उन अंशों में पाई जाती है जहाँ इस्राएल को जैतून (</w:t>
+      </w:r>
+      <w:hyperlink r:id="rId24">
         <w:r>
           <w:rPr>
             <w:lang w:val="hi_IN" w:bidi="hi_IN"/>
@@ -454,16 +1397,16 @@
             <w:color w:val="0000EE"/>
             <w:u w:val="single"/>
           </w:rPr>
-          <w:t>यूहन्ना 4:14</w:t>
+          <w:t>होश 14:6</w:t>
         </w:r>
       </w:hyperlink>
       <w:r>
         <w:rPr>
           <w:lang w:val="hi_IN" w:bidi="hi_IN"/>
         </w:rPr>
-        <w:t>)। वर्षा के जल को इकट्ठा करने वाले कुओं में जल की अपेक्षाकृत खराब गुणवत्ता और “जीवित” (अर्थात बहते हुए) जल के झरनों से भरने वाले कुओं के जल की उच्च गुणवत्ता के बीच का अंतर यीशु और सामरी स्त्री के बीच हुए संवाद को स्पष्ट करने में मदद करता है जब यीशु ने उसे “जीवित जल” दिया था (</w:t>
-      </w:r>
-      <w:hyperlink r:id="rId24">
+        <w:t>), देवदार (</w:t>
+      </w:r>
+      <w:hyperlink r:id="rId25">
         <w:r>
           <w:rPr>
             <w:lang w:val="hi_IN" w:bidi="hi_IN"/>
@@ -472,133 +1415,16 @@
             <w:color w:val="0000EE"/>
             <w:u w:val="single"/>
           </w:rPr>
-          <w:t>यूहन्ना 4:10–15</w:t>
+          <w:t>यहेज 17:23</w:t>
         </w:r>
       </w:hyperlink>
       <w:r>
         <w:rPr>
           <w:lang w:val="hi_IN" w:bidi="hi_IN"/>
         </w:rPr>
-        <w:t>)।</w:t>
-      </w:r>
-    </w:p>
-    <w:p>
-      <w:pPr/>
-      <w:r>
-        <w:rPr>
-          <w:lang w:val="hi_IN" w:bidi="hi_IN"/>
-        </w:rPr>
-      </w:r>
-      <w:r>
-        <w:rPr>
-          <w:i/>
-          <w:lang w:val="hi_IN" w:bidi="hi_IN"/>
-        </w:rPr>
-        <w:t>यह भी देखें</w:t>
-      </w:r>
-      <w:r>
-        <w:rPr>
-          <w:lang w:val="hi_IN" w:bidi="hi_IN"/>
-        </w:rPr>
-        <w:t xml:space="preserve"> </w:t>
-      </w:r>
-      <w:r>
-        <w:rPr>
-          <w:lang w:val="hi_IN" w:bidi="hi_IN"/>
-        </w:rPr>
-        <w:t>जलाशय</w:t>
-      </w:r>
-      <w:r>
-        <w:rPr>
-          <w:lang w:val="hi_IN" w:bidi="hi_IN"/>
-        </w:rPr>
-        <w:t xml:space="preserve">; </w:t>
-      </w:r>
-      <w:r>
-        <w:rPr>
-          <w:lang w:val="hi_IN" w:bidi="hi_IN"/>
-        </w:rPr>
-        <w:t>याकूब का कुआं</w:t>
-      </w:r>
-      <w:r>
-        <w:rPr>
-          <w:lang w:val="hi_IN" w:bidi="hi_IN"/>
-        </w:rPr>
-        <w:t>.</w:t>
-      </w:r>
-      <w:r>
-        <w:rPr>
-          <w:lang w:val="hi_IN" w:bidi="hi_IN"/>
-        </w:rPr>
-      </w:r>
-      <w:r>
-        <w:rPr>
-          <w:lang w:val="hi_IN" w:bidi="hi_IN"/>
-        </w:rPr>
-      </w:r>
-    </w:p>
-    <w:p>
-      <w:pPr/>
-      <w:r>
-        <w:rPr>
-          <w:lang w:val="hi_IN" w:bidi="hi_IN"/>
-        </w:rPr>
-      </w:r>
-    </w:p>
-    <w:p>
-      <w:pPr>
-        <w:pStyle w:val="Heading2"/>
-      </w:pPr>
-      <w:r>
-        <w:rPr>
-          <w:lang w:val="hi_IN" w:bidi="hi_IN"/>
-        </w:rPr>
-        <w:t>ठीकरा</w:t>
-      </w:r>
-      <w:r>
-        <w:rPr>
-          <w:lang w:val="hi_IN" w:bidi="hi_IN"/>
-        </w:rPr>
-      </w:r>
-    </w:p>
-    <w:p>
-      <w:pPr>
-        <w:pStyle w:val="Heading2"/>
-      </w:pPr>
-      <w:r>
-        <w:rPr>
-          <w:b/>
-          <w:lang w:val="hi_IN" w:bidi="hi_IN"/>
-        </w:rPr>
-        <w:t>ठीकरा</w:t>
-      </w:r>
-    </w:p>
-    <w:p>
-      <w:pPr/>
-      <w:r>
-        <w:rPr>
-          <w:lang w:val="hi_IN" w:bidi="hi_IN"/>
-        </w:rPr>
-      </w:r>
-      <w:r>
-        <w:rPr>
-          <w:lang w:val="hi_IN" w:bidi="hi_IN"/>
-        </w:rPr>
-        <w:t xml:space="preserve">टूटे हुए मिट्टी के बर्तन का टुकड़ा पुराने नियम में गर्म कोयले ले जाने या पानी निकालने के लिए उपयोग किया जाता था। मिट्टी के टुकड़ों (ठीकरों) का उपयोग भण्डार पात्रों या खाना पकाने के बर्तन के ढक्कन के रूप में भी किया जाता था, लिखित संचार के माध्यम के रूप में, या जलरोधी यौगिकों में किरकिरी जोड़ने के लिए भी किया जाता था। इन </w:t>
-      </w:r>
-      <w:r>
-        <w:rPr>
-          <w:lang w:val="hi_IN" w:bidi="hi_IN"/>
-        </w:rPr>
-        <w:t xml:space="preserve">ठीकरों </w:t>
-      </w:r>
-      <w:r>
-        <w:rPr>
-          <w:lang w:val="hi_IN" w:bidi="hi_IN"/>
-        </w:rPr>
-        <w:t xml:space="preserve">का प्रतीकात्मक महत्व </w:t>
-      </w:r>
-      <w:hyperlink r:id="rId25">
+        <w:t>), और दाखलता (</w:t>
+      </w:r>
+      <w:hyperlink r:id="rId26">
         <w:r>
           <w:rPr>
             <w:lang w:val="hi_IN" w:bidi="hi_IN"/>
@@ -607,16 +1433,16 @@
             <w:color w:val="0000EE"/>
             <w:u w:val="single"/>
           </w:rPr>
-          <w:t>भजन संहिता 22:15</w:t>
+          <w:t>यहेज 17:6</w:t>
         </w:r>
       </w:hyperlink>
       <w:r>
         <w:rPr>
           <w:lang w:val="hi_IN" w:bidi="hi_IN"/>
         </w:rPr>
-        <w:t xml:space="preserve">, </w:t>
-      </w:r>
-      <w:hyperlink r:id="rId26">
+        <w:t xml:space="preserve">; पुष्टि करें </w:t>
+      </w:r>
+      <w:hyperlink r:id="rId27">
         <w:r>
           <w:rPr>
             <w:lang w:val="hi_IN" w:bidi="hi_IN"/>
@@ -625,14 +1451,50 @@
             <w:color w:val="0000EE"/>
             <w:u w:val="single"/>
           </w:rPr>
-          <w:t>यशायाह 30:14</w:t>
+          <w:t>भज 80:8–11</w:t>
         </w:r>
       </w:hyperlink>
       <w:r>
         <w:rPr>
           <w:lang w:val="hi_IN" w:bidi="hi_IN"/>
         </w:rPr>
-        <w:t xml:space="preserve">, </w:t>
+        <w:t>) के रूप में वर्णित किया गया है। "डाली," जो नए विकास का संकेत देती है, समृद्धि का प्रतीक हो सकती है (</w:t>
+      </w:r>
+      <w:hyperlink r:id="rId28">
+        <w:r>
+          <w:rPr>
+            <w:lang w:val="hi_IN" w:bidi="hi_IN"/>
+          </w:rPr>
+          <w:rPr>
+            <w:color w:val="0000EE"/>
+            <w:u w:val="single"/>
+          </w:rPr>
+          <w:t>उत 49:22</w:t>
+        </w:r>
+      </w:hyperlink>
+      <w:r>
+        <w:rPr>
+          <w:lang w:val="hi_IN" w:bidi="hi_IN"/>
+        </w:rPr>
+        <w:t xml:space="preserve">; </w:t>
+      </w:r>
+      <w:hyperlink r:id="rId29">
+        <w:r>
+          <w:rPr>
+            <w:lang w:val="hi_IN" w:bidi="hi_IN"/>
+          </w:rPr>
+          <w:rPr>
+            <w:color w:val="0000EE"/>
+            <w:u w:val="single"/>
+          </w:rPr>
+          <w:t>अय्यू 8:16</w:t>
+        </w:r>
+      </w:hyperlink>
+      <w:r>
+        <w:rPr>
+          <w:lang w:val="hi_IN" w:bidi="hi_IN"/>
+        </w:rPr>
+        <w:t xml:space="preserve">; </w:t>
       </w:r>
       <w:hyperlink r:id="rId27">
         <w:r>
@@ -643,14 +1505,154 @@
             <w:color w:val="0000EE"/>
             <w:u w:val="single"/>
           </w:rPr>
-          <w:t>45:9</w:t>
+          <w:t>भज 80:8–11</w:t>
         </w:r>
       </w:hyperlink>
       <w:r>
         <w:rPr>
           <w:lang w:val="hi_IN" w:bidi="hi_IN"/>
         </w:rPr>
-        <w:t xml:space="preserve"> और </w:t>
+        <w:t xml:space="preserve">; </w:t>
+      </w:r>
+      <w:hyperlink r:id="rId30">
+        <w:r>
+          <w:rPr>
+            <w:lang w:val="hi_IN" w:bidi="hi_IN"/>
+          </w:rPr>
+          <w:rPr>
+            <w:color w:val="0000EE"/>
+            <w:u w:val="single"/>
+          </w:rPr>
+          <w:t>यहेज 36:8</w:t>
+        </w:r>
+      </w:hyperlink>
+      <w:r>
+        <w:rPr>
+          <w:lang w:val="hi_IN" w:bidi="hi_IN"/>
+        </w:rPr>
+        <w:t>)। शाखाओं को काटा या तोड़ा जा सकता है; इसलिए, यह शब्द न्याय का चित्रण कर सकता है (</w:t>
+      </w:r>
+      <w:hyperlink r:id="rId31">
+        <w:r>
+          <w:rPr>
+            <w:lang w:val="hi_IN" w:bidi="hi_IN"/>
+          </w:rPr>
+          <w:rPr>
+            <w:color w:val="0000EE"/>
+            <w:u w:val="single"/>
+          </w:rPr>
+          <w:t>अय्यू 18:16</w:t>
+        </w:r>
+      </w:hyperlink>
+      <w:r>
+        <w:rPr>
+          <w:lang w:val="hi_IN" w:bidi="hi_IN"/>
+        </w:rPr>
+        <w:t xml:space="preserve">; </w:t>
+      </w:r>
+      <w:hyperlink r:id="rId32">
+        <w:r>
+          <w:rPr>
+            <w:lang w:val="hi_IN" w:bidi="hi_IN"/>
+          </w:rPr>
+          <w:rPr>
+            <w:color w:val="0000EE"/>
+            <w:u w:val="single"/>
+          </w:rPr>
+          <w:t>यशा 9:14</w:t>
+        </w:r>
+      </w:hyperlink>
+      <w:r>
+        <w:rPr>
+          <w:lang w:val="hi_IN" w:bidi="hi_IN"/>
+        </w:rPr>
+        <w:t xml:space="preserve">; </w:t>
+      </w:r>
+      <w:hyperlink r:id="rId33">
+        <w:r>
+          <w:rPr>
+            <w:lang w:val="hi_IN" w:bidi="hi_IN"/>
+          </w:rPr>
+          <w:rPr>
+            <w:color w:val="0000EE"/>
+            <w:u w:val="single"/>
+          </w:rPr>
+          <w:t>यिर्म 11:16</w:t>
+        </w:r>
+      </w:hyperlink>
+      <w:r>
+        <w:rPr>
+          <w:lang w:val="hi_IN" w:bidi="hi_IN"/>
+        </w:rPr>
+        <w:t>)। ऐसे अंश मुरझाने, काटे जाने, या जलाए जाने की बात करते हैं; यीशु ने इन तीनों विचारों को एक रूपक में मिलाया (</w:t>
+      </w:r>
+      <w:hyperlink r:id="rId34">
+        <w:r>
+          <w:rPr>
+            <w:lang w:val="hi_IN" w:bidi="hi_IN"/>
+          </w:rPr>
+          <w:rPr>
+            <w:color w:val="0000EE"/>
+            <w:u w:val="single"/>
+          </w:rPr>
+          <w:t>यूह 15:6</w:t>
+        </w:r>
+      </w:hyperlink>
+      <w:r>
+        <w:rPr>
+          <w:lang w:val="hi_IN" w:bidi="hi_IN"/>
+        </w:rPr>
+        <w:t>)। इसी तरह, प्रेरित पौलुस ने लिखा कि जो यहूदी विश्वास नहीं करेंगे, उन्हें तोड़ दिया जाएगा (</w:t>
+      </w:r>
+      <w:hyperlink r:id="rId35">
+        <w:r>
+          <w:rPr>
+            <w:lang w:val="hi_IN" w:bidi="hi_IN"/>
+          </w:rPr>
+          <w:rPr>
+            <w:color w:val="0000EE"/>
+            <w:u w:val="single"/>
+          </w:rPr>
+          <w:t>रोमि 11:19–21</w:t>
+        </w:r>
+      </w:hyperlink>
+      <w:r>
+        <w:rPr>
+          <w:lang w:val="hi_IN" w:bidi="hi_IN"/>
+        </w:rPr>
+        <w:t>)।</w:t>
+      </w:r>
+    </w:p>
+    <w:p>
+      <w:pPr/>
+      <w:r>
+        <w:rPr>
+          <w:lang w:val="hi_IN" w:bidi="hi_IN"/>
+        </w:rPr>
+      </w:r>
+      <w:r>
+        <w:rPr>
+          <w:lang w:val="hi_IN" w:bidi="hi_IN"/>
+        </w:rPr>
+        <w:t>ऐसे प्रतीकवाद का मुख्य उपयोग दाऊद के वंश के मसीहा के संदर्भ में होता है। हालांकि "डाली" का यह उपयोग वास्तव में भविष्यद्वानी काल से उत्पन्न होता है, इसकी जड़ें बहुत पीछे तक जाती हैं। इस अवधारणा का उपयोग एक प्रभावशाली व्यक्ति के संदर्भ में किया गया था, जैसे कि एक राजा के व्यक्तिगत सेवक (</w:t>
+      </w:r>
+      <w:hyperlink r:id="rId36">
+        <w:r>
+          <w:rPr>
+            <w:lang w:val="hi_IN" w:bidi="hi_IN"/>
+          </w:rPr>
+          <w:rPr>
+            <w:color w:val="0000EE"/>
+            <w:u w:val="single"/>
+          </w:rPr>
+          <w:t>उत 40:9–13</w:t>
+        </w:r>
+      </w:hyperlink>
+      <w:r>
+        <w:rPr>
+          <w:lang w:val="hi_IN" w:bidi="hi_IN"/>
+        </w:rPr>
+        <w:t>), कुलपिता यूसुफ (</w:t>
       </w:r>
       <w:hyperlink r:id="rId28">
         <w:r>
@@ -661,103 +1663,16 @@
             <w:color w:val="0000EE"/>
             <w:u w:val="single"/>
           </w:rPr>
-          <w:t>यहेजकेल 23:34</w:t>
+          <w:t>49:22</w:t>
         </w:r>
       </w:hyperlink>
       <w:r>
         <w:rPr>
           <w:lang w:val="hi_IN" w:bidi="hi_IN"/>
         </w:rPr>
-        <w:t xml:space="preserve"> में स्पष्ट है।</w:t>
-      </w:r>
-    </w:p>
-    <w:p>
-      <w:pPr/>
-      <w:r>
-        <w:rPr>
-          <w:lang w:val="hi_IN" w:bidi="hi_IN"/>
-        </w:rPr>
-      </w:r>
-      <w:r>
-        <w:rPr>
-          <w:i/>
-          <w:lang w:val="hi_IN" w:bidi="hi_IN"/>
-        </w:rPr>
-        <w:t>यह भी देखें</w:t>
-      </w:r>
-      <w:r>
-        <w:rPr>
-          <w:lang w:val="hi_IN" w:bidi="hi_IN"/>
-        </w:rPr>
-        <w:t xml:space="preserve"> </w:t>
-      </w:r>
-      <w:r>
-        <w:rPr>
-          <w:lang w:val="hi_IN" w:bidi="hi_IN"/>
-        </w:rPr>
-        <w:t>मिट्टी के बर्तन</w:t>
-      </w:r>
-      <w:r>
-        <w:rPr>
-          <w:lang w:val="hi_IN" w:bidi="hi_IN"/>
-        </w:rPr>
-        <w:t xml:space="preserve">; </w:t>
-      </w:r>
-      <w:r>
-        <w:rPr>
-          <w:lang w:val="hi_IN" w:bidi="hi_IN"/>
-        </w:rPr>
-        <w:t>लेखन (मिट्टी के टुकड़े)।</w:t>
-      </w:r>
-      <w:r>
-        <w:rPr>
-          <w:lang w:val="hi_IN" w:bidi="hi_IN"/>
-        </w:rPr>
-      </w:r>
-      <w:r>
-        <w:rPr>
-          <w:lang w:val="hi_IN" w:bidi="hi_IN"/>
-        </w:rPr>
-      </w:r>
-    </w:p>
-    <w:p>
-      <w:pPr/>
-      <w:r>
-        <w:rPr>
-          <w:lang w:val="hi_IN" w:bidi="hi_IN"/>
-        </w:rPr>
-      </w:r>
-    </w:p>
-    <w:p>
-      <w:pPr>
-        <w:pStyle w:val="Heading2"/>
-      </w:pPr>
-      <w:r>
-        <w:rPr>
-          <w:lang w:val="hi_IN" w:bidi="hi_IN"/>
-        </w:rPr>
-        <w:t>ठीकरा फाटक</w:t>
-      </w:r>
-      <w:r>
-        <w:rPr>
-          <w:lang w:val="hi_IN" w:bidi="hi_IN"/>
-        </w:rPr>
-      </w:r>
-    </w:p>
-    <w:p>
-      <w:pPr/>
-      <w:r>
-        <w:rPr>
-          <w:lang w:val="hi_IN" w:bidi="hi_IN"/>
-        </w:rPr>
-      </w:r>
-      <w:r>
-        <w:rPr>
-          <w:lang w:val="hi_IN" w:bidi="hi_IN"/>
-        </w:rPr>
-        <w:t>बँधुआई से पहले यरूशलेम की शहरपनाह के दक्षिण भाग में एक फाटक था। यह हिन्नोम की तराई और कुम्हार के खेत की ओर जाता था। कुम्हार वहाँ पर टूटे हुए बर्तन फेंक सकते थे, इसलिए इसका यह नाम पड़ा। केजेवी (इब्री शब्द का सम्बन्ध सूर्य से जोड़ते हुए) इसे "पूर्व फाटक" के रूप में प्रस्तुत करता है (</w:t>
-      </w:r>
-      <w:hyperlink r:id="rId29">
+        <w:t>), अय्यूब (</w:t>
+      </w:r>
+      <w:hyperlink r:id="rId37">
         <w:r>
           <w:rPr>
             <w:lang w:val="hi_IN" w:bidi="hi_IN"/>
@@ -766,108 +1681,16 @@
             <w:color w:val="0000EE"/>
             <w:u w:val="single"/>
           </w:rPr>
-          <w:t>यिर्म 19:2</w:t>
+          <w:t>अय्यू 29:19</w:t>
         </w:r>
       </w:hyperlink>
       <w:r>
         <w:rPr>
           <w:lang w:val="hi_IN" w:bidi="hi_IN"/>
         </w:rPr>
-        <w:t>)।</w:t>
-      </w:r>
-    </w:p>
-    <w:p>
-      <w:pPr/>
-      <w:r>
-        <w:rPr>
-          <w:lang w:val="hi_IN" w:bidi="hi_IN"/>
-        </w:rPr>
-      </w:r>
-      <w:r>
-        <w:rPr>
-          <w:i/>
-          <w:lang w:val="hi_IN" w:bidi="hi_IN"/>
-        </w:rPr>
-        <w:t>यह भी देखें</w:t>
-      </w:r>
-      <w:r>
-        <w:rPr>
-          <w:lang w:val="hi_IN" w:bidi="hi_IN"/>
-        </w:rPr>
-        <w:t xml:space="preserve"> </w:t>
-      </w:r>
-      <w:r>
-        <w:rPr>
-          <w:lang w:val="hi_IN" w:bidi="hi_IN"/>
-        </w:rPr>
-        <w:t>यरूशलेम</w:t>
-      </w:r>
-      <w:r>
-        <w:rPr>
-          <w:lang w:val="hi_IN" w:bidi="hi_IN"/>
-        </w:rPr>
-        <w:t>।</w:t>
-      </w:r>
-      <w:r>
-        <w:rPr>
-          <w:lang w:val="hi_IN" w:bidi="hi_IN"/>
-        </w:rPr>
-      </w:r>
-      <w:r>
-        <w:rPr>
-          <w:lang w:val="hi_IN" w:bidi="hi_IN"/>
-        </w:rPr>
-      </w:r>
-    </w:p>
-    <w:p>
-      <w:pPr/>
-      <w:r>
-        <w:rPr>
-          <w:lang w:val="hi_IN" w:bidi="hi_IN"/>
-        </w:rPr>
-      </w:r>
-    </w:p>
-    <w:p>
-      <w:pPr>
-        <w:pStyle w:val="Heading2"/>
-      </w:pPr>
-      <w:r>
-        <w:rPr>
-          <w:lang w:val="hi_IN" w:bidi="hi_IN"/>
-        </w:rPr>
-        <w:t>ठूँठ</w:t>
-      </w:r>
-      <w:r>
-        <w:rPr>
-          <w:lang w:val="hi_IN" w:bidi="hi_IN"/>
-        </w:rPr>
-      </w:r>
-    </w:p>
-    <w:p>
-      <w:pPr>
-        <w:pStyle w:val="Heading2"/>
-      </w:pPr>
-      <w:r>
-        <w:rPr>
-          <w:lang w:val="hi_IN" w:bidi="hi_IN"/>
-        </w:rPr>
-        <w:t>ठूँठ</w:t>
-      </w:r>
-      <w:r>
-        <w:rPr>
-          <w:lang w:val="hi_IN" w:bidi="hi_IN"/>
-        </w:rPr>
-        <w:t>*</w:t>
-      </w:r>
-    </w:p>
-    <w:p>
-      <w:pPr/>
-      <w:r>
-        <w:rPr>
-          <w:lang w:val="hi_IN" w:bidi="hi_IN"/>
-        </w:rPr>
-      </w:r>
-      <w:hyperlink r:id="rId30">
+        <w:t>), या अश्शूरी राजा नबूकदनेस्सर (</w:t>
+      </w:r>
+      <w:hyperlink r:id="rId38">
         <w:r>
           <w:rPr>
             <w:lang w:val="hi_IN" w:bidi="hi_IN"/>
@@ -876,14 +1699,90 @@
             <w:color w:val="0000EE"/>
             <w:u w:val="single"/>
           </w:rPr>
-          <w:t>यशायाह 6:13</w:t>
+          <w:t>दानि 4:12</w:t>
         </w:r>
       </w:hyperlink>
       <w:r>
         <w:rPr>
           <w:lang w:val="hi_IN" w:bidi="hi_IN"/>
         </w:rPr>
-        <w:t xml:space="preserve"> में बांज वृक्ष का के.जे.वी. अनुवाद। </w:t>
+        <w:t xml:space="preserve">)। ऐसे पद जैसे </w:t>
+      </w:r>
+      <w:hyperlink r:id="rId39">
+        <w:r>
+          <w:rPr>
+            <w:lang w:val="hi_IN" w:bidi="hi_IN"/>
+          </w:rPr>
+          <w:rPr>
+            <w:color w:val="0000EE"/>
+            <w:u w:val="single"/>
+          </w:rPr>
+          <w:t>2 शमूएल 23:4</w:t>
+        </w:r>
+      </w:hyperlink>
+      <w:r>
+        <w:rPr>
+          <w:lang w:val="hi_IN" w:bidi="hi_IN"/>
+        </w:rPr>
+        <w:t xml:space="preserve"> और </w:t>
+      </w:r>
+      <w:hyperlink r:id="rId40">
+        <w:r>
+          <w:rPr>
+            <w:lang w:val="hi_IN" w:bidi="hi_IN"/>
+          </w:rPr>
+          <w:rPr>
+            <w:color w:val="0000EE"/>
+            <w:u w:val="single"/>
+          </w:rPr>
+          <w:t>भज 132:17</w:t>
+        </w:r>
+      </w:hyperlink>
+      <w:r>
+        <w:rPr>
+          <w:lang w:val="hi_IN" w:bidi="hi_IN"/>
+        </w:rPr>
+        <w:t xml:space="preserve"> </w:t>
+      </w:r>
+      <w:r>
+        <w:rPr>
+          <w:lang w:val="hi_IN" w:bidi="hi_IN"/>
+        </w:rPr>
+        <w:t>दाऊद</w:t>
+      </w:r>
+      <w:r>
+        <w:rPr>
+          <w:lang w:val="hi_IN" w:bidi="hi_IN"/>
+        </w:rPr>
+        <w:t xml:space="preserve"> के वंश को "उगने" या "फूटने" के रूप में वर्णित करते हैं (इब्रानी क्रियाओं का शाब्दिक अर्थ)। अंततः, कृषि समृद्धि की छवियों का उपयोग मसीहाई युग के वादे के आशीष के रूप में किया गया था (पिछले पृष्ठ पर भविष्यद्वानी पदों के साथ </w:t>
+      </w:r>
+      <w:hyperlink r:id="rId41">
+        <w:r>
+          <w:rPr>
+            <w:lang w:val="hi_IN" w:bidi="hi_IN"/>
+          </w:rPr>
+          <w:rPr>
+            <w:color w:val="0000EE"/>
+            <w:u w:val="single"/>
+          </w:rPr>
+          <w:t>लैव्य 26</w:t>
+        </w:r>
+      </w:hyperlink>
+      <w:r>
+        <w:rPr>
+          <w:lang w:val="hi_IN" w:bidi="hi_IN"/>
+        </w:rPr>
+        <w:t xml:space="preserve"> की पुष्टि करें)। यह समझ में आता है कि "डाली" शब्द मसीह के लिए एक तकनीकी पदनाम कैसे बन सकता है, जैसा कि ऊपर वर्णित है।</w:t>
+      </w:r>
+      <w:r>
+        <w:rPr>
+          <w:lang w:val="hi_IN" w:bidi="hi_IN"/>
+        </w:rPr>
+      </w:r>
+      <w:r>
+        <w:rPr>
+          <w:lang w:val="hi_IN" w:bidi="hi_IN"/>
+        </w:rPr>
       </w:r>
     </w:p>
     <w:p>
@@ -893,6 +1792,62 @@
           <w:lang w:val="hi_IN" w:bidi="hi_IN"/>
         </w:rPr>
       </w:r>
+    </w:p>
+    <w:p>
+      <w:pPr>
+        <w:pStyle w:val="Heading2"/>
+      </w:pPr>
+      <w:r>
+        <w:rPr>
+          <w:lang w:val="hi_IN" w:bidi="hi_IN"/>
+        </w:rPr>
+        <w:t>डिड्राक्मा</w:t>
+      </w:r>
+      <w:r>
+        <w:rPr>
+          <w:lang w:val="hi_IN" w:bidi="hi_IN"/>
+        </w:rPr>
+      </w:r>
+    </w:p>
+    <w:p>
+      <w:pPr/>
+      <w:r>
+        <w:rPr>
+          <w:lang w:val="hi_IN" w:bidi="hi_IN"/>
+        </w:rPr>
+      </w:r>
+      <w:r>
+        <w:rPr>
+          <w:lang w:val="hi_IN" w:bidi="hi_IN"/>
+        </w:rPr>
+        <w:t>यूनानी चाँदी का सिक्का जिसका मूल्य दो ड्रैक्मा (या दो ग्राम चाँदी) है, जो यहूदियों के आधे शेकेल के बराबर था। प्रत्येक यहूदी को यह राशि वार्षिक मंदिर कर के रूप में चुकाना अनिवार्य था (</w:t>
+      </w:r>
+      <w:hyperlink r:id="rId42">
+        <w:r>
+          <w:rPr>
+            <w:lang w:val="hi_IN" w:bidi="hi_IN"/>
+          </w:rPr>
+          <w:rPr>
+            <w:color w:val="0000EE"/>
+            <w:u w:val="single"/>
+          </w:rPr>
+          <w:t>मत्ती 17:24</w:t>
+        </w:r>
+      </w:hyperlink>
+      <w:r>
+        <w:rPr>
+          <w:lang w:val="hi_IN" w:bidi="hi_IN"/>
+        </w:rPr>
+        <w:t>)।</w:t>
+      </w:r>
+    </w:p>
+    <w:p>
+      <w:pPr/>
+      <w:r>
+        <w:rPr>
+          <w:lang w:val="hi_IN" w:bidi="hi_IN"/>
+        </w:rPr>
+      </w:r>
       <w:r>
         <w:rPr>
           <w:i/>
@@ -910,13 +1865,13 @@
         <w:rPr>
           <w:lang w:val="hi_IN" w:bidi="hi_IN"/>
         </w:rPr>
-        <w:t>पेड़ (तेरेबिन्थ)</w:t>
-      </w:r>
-      <w:r>
-        <w:rPr>
-          <w:lang w:val="hi_IN" w:bidi="hi_IN"/>
-        </w:rPr>
-        <w:t xml:space="preserve">। </w:t>
+        <w:t>सिक्के</w:t>
+      </w:r>
+      <w:r>
+        <w:rPr>
+          <w:lang w:val="hi_IN" w:bidi="hi_IN"/>
+        </w:rPr>
+        <w:t>।</w:t>
       </w:r>
       <w:r>
         <w:rPr>
@@ -945,7 +1900,7 @@
         <w:rPr>
           <w:lang w:val="hi_IN" w:bidi="hi_IN"/>
         </w:rPr>
-        <w:t>ठेस लगाना, अपराध</w:t>
+        <w:t>डिबलाथ (दिबला)</w:t>
       </w:r>
       <w:r>
         <w:rPr>
@@ -964,13 +1919,537 @@
         <w:rPr>
           <w:lang w:val="hi_IN" w:bidi="hi_IN"/>
         </w:rPr>
-        <w:t xml:space="preserve">बाइबल </w:t>
-      </w:r>
-      <w:r>
-        <w:rPr>
-          <w:lang w:val="hi_IN" w:bidi="hi_IN"/>
-        </w:rPr>
-        <w:t>में "ठेस लगाना" और "अपराध" शब्दों का दो मुख्य तरीकों से उपयोग किया गया है:</w:t>
+        <w:t xml:space="preserve"> </w:t>
+      </w:r>
+      <w:hyperlink r:id="rId43">
+        <w:r>
+          <w:rPr>
+            <w:lang w:val="hi_IN" w:bidi="hi_IN"/>
+          </w:rPr>
+          <w:rPr>
+            <w:color w:val="0000EE"/>
+            <w:u w:val="single"/>
+          </w:rPr>
+          <w:t>यहेजकेल 6:14</w:t>
+        </w:r>
+      </w:hyperlink>
+      <w:r>
+        <w:rPr>
+          <w:lang w:val="hi_IN" w:bidi="hi_IN"/>
+        </w:rPr>
+        <w:t xml:space="preserve"> में रिबला का केजेवी अनुवाद। </w:t>
+      </w:r>
+      <w:hyperlink r:id="rId44">
+        <w:r>
+          <w:rPr>
+            <w:lang w:val="hi_IN" w:bidi="hi_IN"/>
+          </w:rPr>
+          <w:rPr>
+            <w:color w:val="0000EE"/>
+            <w:u w:val="single"/>
+          </w:rPr>
+          <w:t>यिर्मयाह 52:9–27</w:t>
+        </w:r>
+      </w:hyperlink>
+      <w:r>
+        <w:rPr>
+          <w:lang w:val="hi_IN" w:bidi="hi_IN"/>
+        </w:rPr>
+        <w:t xml:space="preserve"> से तुलना करें। </w:t>
+      </w:r>
+      <w:r>
+        <w:rPr>
+          <w:i/>
+          <w:lang w:val="hi_IN" w:bidi="hi_IN"/>
+        </w:rPr>
+        <w:t>देखें</w:t>
+      </w:r>
+      <w:r>
+        <w:rPr>
+          <w:lang w:val="hi_IN" w:bidi="hi_IN"/>
+        </w:rPr>
+        <w:t xml:space="preserve"> </w:t>
+      </w:r>
+      <w:r>
+        <w:rPr>
+          <w:lang w:val="hi_IN" w:bidi="hi_IN"/>
+        </w:rPr>
+        <w:t>रिबला</w:t>
+      </w:r>
+      <w:r>
+        <w:rPr>
+          <w:lang w:val="hi_IN" w:bidi="hi_IN"/>
+        </w:rPr>
+        <w:t>।</w:t>
+      </w:r>
+      <w:r>
+        <w:rPr>
+          <w:lang w:val="hi_IN" w:bidi="hi_IN"/>
+        </w:rPr>
+      </w:r>
+      <w:r>
+        <w:rPr>
+          <w:lang w:val="hi_IN" w:bidi="hi_IN"/>
+        </w:rPr>
+      </w:r>
+    </w:p>
+    <w:p>
+      <w:pPr/>
+      <w:r>
+        <w:rPr>
+          <w:lang w:val="hi_IN" w:bidi="hi_IN"/>
+        </w:rPr>
+      </w:r>
+    </w:p>
+    <w:p>
+      <w:pPr>
+        <w:pStyle w:val="Heading2"/>
+      </w:pPr>
+      <w:r>
+        <w:rPr>
+          <w:lang w:val="hi_IN" w:bidi="hi_IN"/>
+        </w:rPr>
+        <w:t>डिस्मास</w:t>
+      </w:r>
+      <w:r>
+        <w:rPr>
+          <w:lang w:val="hi_IN" w:bidi="hi_IN"/>
+        </w:rPr>
+      </w:r>
+    </w:p>
+    <w:p>
+      <w:pPr/>
+      <w:r>
+        <w:rPr>
+          <w:lang w:val="hi_IN" w:bidi="hi_IN"/>
+        </w:rPr>
+      </w:r>
+      <w:r>
+        <w:rPr>
+          <w:lang w:val="hi_IN" w:bidi="hi_IN"/>
+        </w:rPr>
+        <w:t>नाम डिस्मास उस चोर को संदर्भित करता है जिसने यीशु के बगल में क्रूस पर मरते समय अपने पापों के लिए खेद व्यक्त किया (</w:t>
+      </w:r>
+      <w:hyperlink r:id="rId45">
+        <w:r>
+          <w:rPr>
+            <w:lang w:val="hi_IN" w:bidi="hi_IN"/>
+          </w:rPr>
+          <w:rPr>
+            <w:color w:val="0000EE"/>
+            <w:u w:val="single"/>
+          </w:rPr>
+          <w:t>लूका 23:39–43</w:t>
+        </w:r>
+      </w:hyperlink>
+      <w:r>
+        <w:rPr>
+          <w:lang w:val="hi_IN" w:bidi="hi_IN"/>
+        </w:rPr>
+        <w:t>)। हालाँकि बाइबल इस चोर का नाम नहीं बताती, परन्तु बाद में बाइबल में शामिल न की गई धार्मिक कहानियों ने उसे डिस्मास कहा। ये कहानियाँ, जैसे कि अरेबिक गॉस्पल ऑफ द इन्फेंसी और एक्ट्स ऑफ़ पायलट, यीशु और डिस्मास के बीच पहले की मुलाकातों के बारे में कल्पनात्मक कहानियाँ बताती हैं। प्रारंभिक मसीही शिक्षक अक्सर इस "अच्छे चोर" के पश्चाताप की प्रशंसा करते थे। रोमन कैथोलिक कलीसिया ने बाद में आधिकारिक रूप से उसे संत के रूप में मान्यता दी।</w:t>
+      </w:r>
+      <w:r>
+        <w:rPr>
+          <w:lang w:val="hi_IN" w:bidi="hi_IN"/>
+        </w:rPr>
+      </w:r>
+      <w:r>
+        <w:rPr>
+          <w:lang w:val="hi_IN" w:bidi="hi_IN"/>
+        </w:rPr>
+      </w:r>
+    </w:p>
+    <w:p>
+      <w:pPr/>
+      <w:r>
+        <w:rPr>
+          <w:lang w:val="hi_IN" w:bidi="hi_IN"/>
+        </w:rPr>
+      </w:r>
+    </w:p>
+    <w:p>
+      <w:pPr>
+        <w:pStyle w:val="Heading2"/>
+      </w:pPr>
+      <w:r>
+        <w:rPr>
+          <w:lang w:val="hi_IN" w:bidi="hi_IN"/>
+        </w:rPr>
+        <w:t>डुबकी</w:t>
+      </w:r>
+      <w:r>
+        <w:rPr>
+          <w:lang w:val="hi_IN" w:bidi="hi_IN"/>
+        </w:rPr>
+      </w:r>
+    </w:p>
+    <w:p>
+      <w:pPr/>
+      <w:r>
+        <w:rPr>
+          <w:lang w:val="hi_IN" w:bidi="hi_IN"/>
+        </w:rPr>
+      </w:r>
+      <w:r>
+        <w:rPr>
+          <w:lang w:val="hi_IN" w:bidi="hi_IN"/>
+        </w:rPr>
+        <w:t xml:space="preserve">विश्वासियों को पानी में डुबोकर बपतिस्मा देने की विधि। </w:t>
+      </w:r>
+      <w:r>
+        <w:rPr>
+          <w:i/>
+          <w:lang w:val="hi_IN" w:bidi="hi_IN"/>
+        </w:rPr>
+        <w:t>देखें</w:t>
+      </w:r>
+      <w:r>
+        <w:rPr>
+          <w:lang w:val="hi_IN" w:bidi="hi_IN"/>
+        </w:rPr>
+        <w:t xml:space="preserve"> </w:t>
+      </w:r>
+      <w:r>
+        <w:rPr>
+          <w:lang w:val="hi_IN" w:bidi="hi_IN"/>
+        </w:rPr>
+        <w:t>बपतिस्मा</w:t>
+      </w:r>
+      <w:r>
+        <w:rPr>
+          <w:lang w:val="hi_IN" w:bidi="hi_IN"/>
+        </w:rPr>
+        <w:t>।</w:t>
+      </w:r>
+      <w:r>
+        <w:rPr>
+          <w:lang w:val="hi_IN" w:bidi="hi_IN"/>
+        </w:rPr>
+      </w:r>
+      <w:r>
+        <w:rPr>
+          <w:lang w:val="hi_IN" w:bidi="hi_IN"/>
+        </w:rPr>
+      </w:r>
+    </w:p>
+    <w:p>
+      <w:pPr/>
+      <w:r>
+        <w:rPr>
+          <w:lang w:val="hi_IN" w:bidi="hi_IN"/>
+        </w:rPr>
+      </w:r>
+    </w:p>
+    <w:p>
+      <w:pPr>
+        <w:pStyle w:val="Heading2"/>
+      </w:pPr>
+      <w:r>
+        <w:rPr>
+          <w:lang w:val="hi_IN" w:bidi="hi_IN"/>
+        </w:rPr>
+        <w:t>डेढ़</w:t>
+      </w:r>
+      <w:r>
+        <w:rPr>
+          <w:lang w:val="hi_IN" w:bidi="hi_IN"/>
+        </w:rPr>
+      </w:r>
+    </w:p>
+    <w:p>
+      <w:pPr>
+        <w:pStyle w:val="Heading2"/>
+      </w:pPr>
+      <w:r>
+        <w:rPr>
+          <w:lang w:val="hi_IN" w:bidi="hi_IN"/>
+        </w:rPr>
+        <w:t>डेढ़</w:t>
+      </w:r>
+      <w:r>
+        <w:rPr>
+          <w:lang w:val="hi_IN" w:bidi="hi_IN"/>
+        </w:rPr>
+        <w:t>*</w:t>
+      </w:r>
+    </w:p>
+    <w:p>
+      <w:pPr/>
+      <w:r>
+        <w:rPr>
+          <w:lang w:val="hi_IN" w:bidi="hi_IN"/>
+        </w:rPr>
+      </w:r>
+      <w:r>
+        <w:rPr>
+          <w:lang w:val="hi_IN" w:bidi="hi_IN"/>
+        </w:rPr>
+        <w:t xml:space="preserve">सूखी माप जो लगभग दो से तीन मापों के बराबर होती है। </w:t>
+      </w:r>
+      <w:r>
+        <w:rPr>
+          <w:i/>
+          <w:lang w:val="hi_IN" w:bidi="hi_IN"/>
+        </w:rPr>
+        <w:t>देखें</w:t>
+      </w:r>
+      <w:r>
+        <w:rPr>
+          <w:lang w:val="hi_IN" w:bidi="hi_IN"/>
+        </w:rPr>
+        <w:t xml:space="preserve"> </w:t>
+      </w:r>
+      <w:r>
+        <w:rPr>
+          <w:lang w:val="hi_IN" w:bidi="hi_IN"/>
+        </w:rPr>
+        <w:t>वजन और माप</w:t>
+      </w:r>
+      <w:r>
+        <w:rPr>
+          <w:lang w:val="hi_IN" w:bidi="hi_IN"/>
+        </w:rPr>
+        <w:t>।</w:t>
+      </w:r>
+      <w:r>
+        <w:rPr>
+          <w:lang w:val="hi_IN" w:bidi="hi_IN"/>
+        </w:rPr>
+      </w:r>
+      <w:r>
+        <w:rPr>
+          <w:lang w:val="hi_IN" w:bidi="hi_IN"/>
+        </w:rPr>
+      </w:r>
+    </w:p>
+    <w:p>
+      <w:pPr/>
+      <w:r>
+        <w:rPr>
+          <w:lang w:val="hi_IN" w:bidi="hi_IN"/>
+        </w:rPr>
+      </w:r>
+    </w:p>
+    <w:p>
+      <w:pPr>
+        <w:pStyle w:val="Heading2"/>
+      </w:pPr>
+      <w:r>
+        <w:rPr>
+          <w:lang w:val="hi_IN" w:bidi="hi_IN"/>
+        </w:rPr>
+        <w:t>डेमोफोन</w:t>
+      </w:r>
+      <w:r>
+        <w:rPr>
+          <w:lang w:val="hi_IN" w:bidi="hi_IN"/>
+        </w:rPr>
+      </w:r>
+    </w:p>
+    <w:p>
+      <w:pPr/>
+      <w:r>
+        <w:rPr>
+          <w:lang w:val="hi_IN" w:bidi="hi_IN"/>
+        </w:rPr>
+      </w:r>
+      <w:r>
+        <w:rPr>
+          <w:lang w:val="hi_IN" w:bidi="hi_IN"/>
+        </w:rPr>
+        <w:t>फिलिस्तीन में एक सीरियाई अधिकारी और नगर अधिपति। जिसने अंतिओकस पंचम (लगभग 164 ई.पू.) के अधीन काम किया। उसके साथी अधिपति तीमुथी, अपोलोनियस और हायरोनिमस थे। भले ही दो अगुवों, लिसीयस और यहूदा मक्काबी ने शांति समझौते किए थे, डेमोफोन और अन्य लोग यहूदियों के लिए समस्याएँ उत्पन्न करते रहे (</w:t>
+      </w:r>
+      <w:hyperlink r:id="rId46">
+        <w:r>
+          <w:rPr>
+            <w:lang w:val="hi_IN" w:bidi="hi_IN"/>
+          </w:rPr>
+          <w:rPr>
+            <w:color w:val="0000EE"/>
+            <w:u w:val="single"/>
+          </w:rPr>
+          <w:t>2 मक्का 12:2</w:t>
+        </w:r>
+      </w:hyperlink>
+      <w:r>
+        <w:rPr>
+          <w:lang w:val="hi_IN" w:bidi="hi_IN"/>
+        </w:rPr>
+        <w:t>)।</w:t>
+      </w:r>
+      <w:r>
+        <w:rPr>
+          <w:lang w:val="hi_IN" w:bidi="hi_IN"/>
+        </w:rPr>
+      </w:r>
+      <w:r>
+        <w:rPr>
+          <w:lang w:val="hi_IN" w:bidi="hi_IN"/>
+        </w:rPr>
+      </w:r>
+    </w:p>
+    <w:p>
+      <w:pPr/>
+      <w:r>
+        <w:rPr>
+          <w:lang w:val="hi_IN" w:bidi="hi_IN"/>
+        </w:rPr>
+      </w:r>
+    </w:p>
+    <w:p>
+      <w:pPr>
+        <w:pStyle w:val="Heading2"/>
+      </w:pPr>
+      <w:r>
+        <w:rPr>
+          <w:lang w:val="hi_IN" w:bidi="hi_IN"/>
+        </w:rPr>
+        <w:t>डेसाऊ</w:t>
+      </w:r>
+      <w:r>
+        <w:rPr>
+          <w:lang w:val="hi_IN" w:bidi="hi_IN"/>
+        </w:rPr>
+      </w:r>
+    </w:p>
+    <w:p>
+      <w:pPr/>
+      <w:r>
+        <w:rPr>
+          <w:lang w:val="hi_IN" w:bidi="hi_IN"/>
+        </w:rPr>
+      </w:r>
+      <w:r>
+        <w:rPr>
+          <w:lang w:val="hi_IN" w:bidi="hi_IN"/>
+        </w:rPr>
+        <w:t>यहूदिया में एक गावँ, जहाँ यहूदा मक्काबी ने नीकानोर की सेनाओं के खिलाफ यहूदियों का नेतृत्व किया था (</w:t>
+      </w:r>
+      <w:hyperlink r:id="rId47">
+        <w:r>
+          <w:rPr>
+            <w:lang w:val="hi_IN" w:bidi="hi_IN"/>
+          </w:rPr>
+          <w:rPr>
+            <w:color w:val="0000EE"/>
+            <w:u w:val="single"/>
+          </w:rPr>
+          <w:t>2 मक्का 14:16</w:t>
+        </w:r>
+      </w:hyperlink>
+      <w:r>
+        <w:rPr>
+          <w:lang w:val="hi_IN" w:bidi="hi_IN"/>
+        </w:rPr>
+        <w:t>)। नीकानोर लिसीयस के अधीन एक सीरियाई अधिकारी था।</w:t>
+      </w:r>
+      <w:r>
+        <w:rPr>
+          <w:lang w:val="hi_IN" w:bidi="hi_IN"/>
+        </w:rPr>
+      </w:r>
+      <w:r>
+        <w:rPr>
+          <w:lang w:val="hi_IN" w:bidi="hi_IN"/>
+        </w:rPr>
+      </w:r>
+    </w:p>
+    <w:p>
+      <w:pPr/>
+      <w:r>
+        <w:rPr>
+          <w:lang w:val="hi_IN" w:bidi="hi_IN"/>
+        </w:rPr>
+      </w:r>
+    </w:p>
+    <w:p>
+      <w:pPr>
+        <w:pStyle w:val="Heading2"/>
+      </w:pPr>
+      <w:r>
+        <w:rPr>
+          <w:lang w:val="hi_IN" w:bidi="hi_IN"/>
+        </w:rPr>
+        <w:t>डैफनी</w:t>
+      </w:r>
+      <w:r>
+        <w:rPr>
+          <w:lang w:val="hi_IN" w:bidi="hi_IN"/>
+        </w:rPr>
+      </w:r>
+    </w:p>
+    <w:p>
+      <w:pPr/>
+      <w:r>
+        <w:rPr>
+          <w:lang w:val="hi_IN" w:bidi="hi_IN"/>
+        </w:rPr>
+      </w:r>
+      <w:r>
+        <w:rPr>
+          <w:lang w:val="hi_IN" w:bidi="hi_IN"/>
+        </w:rPr>
+        <w:t xml:space="preserve">अपोलो के लिए एक सुन्दर उपवन और निवासस्थान, जो सीरिया में अन्ताकिया के पास स्थित है। यूनानी शासक सेल्यूकस प्रथम यहाँ रहता था और उसने अपोलो की एक विशाल मूर्ति के साथ एक मन्दिर भी बनवाया। यहाँ, अपराधी और राजनीतिक शरणार्थी शरण ले सकते थे, क्योंकि डैफनी के भीतर किसी को गिरफ्तार करना अवैध था। </w:t>
+      </w:r>
+      <w:hyperlink r:id="rId48">
+        <w:r>
+          <w:rPr>
+            <w:lang w:val="hi_IN" w:bidi="hi_IN"/>
+          </w:rPr>
+          <w:rPr>
+            <w:color w:val="0000EE"/>
+            <w:u w:val="single"/>
+          </w:rPr>
+          <w:t>2 मक्काबियों 4:33</w:t>
+        </w:r>
+      </w:hyperlink>
+      <w:r>
+        <w:rPr>
+          <w:lang w:val="hi_IN" w:bidi="hi_IN"/>
+        </w:rPr>
+        <w:t xml:space="preserve"> में महायाजक ओनियास, जिन्होंने राजा मेनेलाउस को साहसपूर्वक डांटते हुए यहोवा के प्रति समर्पण दिखाया था, यहाँ छिपे थे। हालांकि, उन्हें धोखे से बाहर लाया गया और उनकी हत्या कर दी गई। </w:t>
+      </w:r>
+    </w:p>
+    <w:p>
+      <w:pPr/>
+      <w:r>
+        <w:rPr>
+          <w:lang w:val="hi_IN" w:bidi="hi_IN"/>
+        </w:rPr>
+      </w:r>
+      <w:r>
+        <w:rPr>
+          <w:lang w:val="hi_IN" w:bidi="hi_IN"/>
+        </w:rPr>
+      </w:r>
+      <w:r>
+        <w:rPr>
+          <w:lang w:val="hi_IN" w:bidi="hi_IN"/>
+        </w:rPr>
+      </w:r>
+    </w:p>
+    <w:p>
+      <w:pPr/>
+      <w:r>
+        <w:rPr>
+          <w:lang w:val="hi_IN" w:bidi="hi_IN"/>
+        </w:rPr>
+      </w:r>
+    </w:p>
+    <w:p>
+      <w:pPr>
+        <w:pStyle w:val="Heading2"/>
+      </w:pPr>
+      <w:r>
+        <w:rPr>
+          <w:lang w:val="hi_IN" w:bidi="hi_IN"/>
+        </w:rPr>
+        <w:t>डोंगी</w:t>
+      </w:r>
+      <w:r>
+        <w:rPr>
+          <w:lang w:val="hi_IN" w:bidi="hi_IN"/>
+        </w:rPr>
       </w:r>
     </w:p>
     <w:p>
@@ -992,7 +2471,79 @@
         <w:rPr>
           <w:lang w:val="hi_IN" w:bidi="hi_IN"/>
         </w:rPr>
-        <w:t>खुद कुछ गलत करना</w:t>
+        <w:t>जुलाहे की डोंगी—एक गोल लकड़ी का रोलर, जिस पर बाइबल के समय में कपड़ा या कालीन बुनाई के दौरान लपेटा जाता था। रपाईवंशी गोलियत के भाले (</w:t>
+      </w:r>
+      <w:hyperlink r:id="rId49">
+        <w:r>
+          <w:rPr>
+            <w:lang w:val="hi_IN" w:bidi="hi_IN"/>
+          </w:rPr>
+          <w:rPr>
+            <w:color w:val="0000EE"/>
+            <w:u w:val="single"/>
+          </w:rPr>
+          <w:t>1 शमू 17:7</w:t>
+        </w:r>
+      </w:hyperlink>
+      <w:r>
+        <w:rPr>
+          <w:lang w:val="hi_IN" w:bidi="hi_IN"/>
+        </w:rPr>
+        <w:t xml:space="preserve">; </w:t>
+      </w:r>
+      <w:hyperlink r:id="rId50">
+        <w:r>
+          <w:rPr>
+            <w:lang w:val="hi_IN" w:bidi="hi_IN"/>
+          </w:rPr>
+          <w:rPr>
+            <w:color w:val="0000EE"/>
+            <w:u w:val="single"/>
+          </w:rPr>
+          <w:t>2 शमू 21:19</w:t>
+        </w:r>
+      </w:hyperlink>
+      <w:r>
+        <w:rPr>
+          <w:lang w:val="hi_IN" w:bidi="hi_IN"/>
+        </w:rPr>
+        <w:t xml:space="preserve">; </w:t>
+      </w:r>
+      <w:hyperlink r:id="rId51">
+        <w:r>
+          <w:rPr>
+            <w:lang w:val="hi_IN" w:bidi="hi_IN"/>
+          </w:rPr>
+          <w:rPr>
+            <w:color w:val="0000EE"/>
+            <w:u w:val="single"/>
+          </w:rPr>
+          <w:t>1 इति 20:5</w:t>
+        </w:r>
+      </w:hyperlink>
+      <w:r>
+        <w:rPr>
+          <w:lang w:val="hi_IN" w:bidi="hi_IN"/>
+        </w:rPr>
+        <w:t>) और मिस्री के, जिसे दाऊद के पराक्रमी पुरुषों में से एक, बनायाह ने मारा था (</w:t>
+      </w:r>
+      <w:hyperlink r:id="rId52">
+        <w:r>
+          <w:rPr>
+            <w:lang w:val="hi_IN" w:bidi="hi_IN"/>
+          </w:rPr>
+          <w:rPr>
+            <w:color w:val="0000EE"/>
+            <w:u w:val="single"/>
+          </w:rPr>
+          <w:t>1 इति 11:23</w:t>
+        </w:r>
+      </w:hyperlink>
+      <w:r>
+        <w:rPr>
+          <w:lang w:val="hi_IN" w:bidi="hi_IN"/>
+        </w:rPr>
+        <w:t>), भालों की तुलना जुलाहे की डोंगी से की गई थी।</w:t>
       </w:r>
     </w:p>
     <w:p>
@@ -1010,72 +2561,9 @@
         <w:rPr>
           <w:lang w:val="hi_IN" w:bidi="hi_IN"/>
         </w:rPr>
-        <w:t>किसी और को गलत करने के लिए प्रेरित करना या किसी और को अपने विश्वास में गलती करने के लिए प्रेरित करना</w:t>
-      </w:r>
-    </w:p>
-    <w:p>
-      <w:pPr>
-        <w:pStyle w:val="Heading3"/>
-      </w:pPr>
-      <w:r>
-        <w:rPr>
-          <w:lang w:val="hi_IN" w:bidi="hi_IN"/>
-        </w:rPr>
-        <w:t>ठेस लगाना</w:t>
-      </w:r>
-    </w:p>
-    <w:p>
-      <w:pPr/>
-      <w:r>
-        <w:rPr>
-          <w:lang w:val="hi_IN" w:bidi="hi_IN"/>
-        </w:rPr>
-      </w:r>
-      <w:r>
-        <w:rPr>
-          <w:lang w:val="hi_IN" w:bidi="hi_IN"/>
-        </w:rPr>
-        <w:t xml:space="preserve">पुराने नियम के इब्रानी और नए नियम के </w:t>
-      </w:r>
-      <w:r>
-        <w:rPr>
-          <w:lang w:val="hi_IN" w:bidi="hi_IN"/>
-        </w:rPr>
-        <w:t xml:space="preserve">यूनानी </w:t>
-      </w:r>
-      <w:r>
-        <w:rPr>
-          <w:lang w:val="hi_IN" w:bidi="hi_IN"/>
-        </w:rPr>
-        <w:t xml:space="preserve">में, पाप या अपराध कार्य के लिए कई शब्द हैं। जब हम "ठेस लगाना" या "अपराध" शब्दों का उपयोग करते हैं, तो हम किसी व्यक्ति या </w:t>
-      </w:r>
-      <w:r>
-        <w:rPr>
-          <w:lang w:val="hi_IN" w:bidi="hi_IN"/>
-        </w:rPr>
-        <w:t xml:space="preserve">व्यवस्था </w:t>
-      </w:r>
-      <w:r>
-        <w:rPr>
-          <w:lang w:val="hi_IN" w:bidi="hi_IN"/>
-        </w:rPr>
-        <w:t>के विरुद्ध पाप पर ध्यान केन्द्रित करते हैं, जिसका अर्थ है कि यह या तो परमेश्वर या लोगों के विरुद्ध एक अपराध है।</w:t>
-      </w:r>
-    </w:p>
-    <w:p>
-      <w:pPr/>
-      <w:r>
-        <w:rPr>
-          <w:lang w:val="hi_IN" w:bidi="hi_IN"/>
-        </w:rPr>
-      </w:r>
-      <w:r>
-        <w:rPr>
-          <w:lang w:val="hi_IN" w:bidi="hi_IN"/>
-        </w:rPr>
-        <w:t>पाप मुख्य रूप से परमेश्वर के विरुद्ध एक अपराध है। उदाहरण के लिए, एदोम के लोगों ने यहूदा से बदला लेकर परमेश्वर का अपमान किया, इसलिए परमेश्वर ने उनका न्याय किया (</w:t>
-      </w:r>
-      <w:hyperlink r:id="rId31">
+        <w:t>एक पेड़ का तना या लकड़ी का लट्ठा जिसे निर्माण कार्य के लिए काटकर उपयोग किया गया था। राजा सुलैमान ने मन्दिर (</w:t>
+      </w:r>
+      <w:hyperlink r:id="rId53">
         <w:r>
           <w:rPr>
             <w:lang w:val="hi_IN" w:bidi="hi_IN"/>
@@ -1084,28 +2572,16 @@
             <w:color w:val="0000EE"/>
             <w:u w:val="single"/>
           </w:rPr>
-          <w:t>यहेजकेल 25:12–13</w:t>
+          <w:t>1 रा 6:9</w:t>
         </w:r>
       </w:hyperlink>
       <w:r>
         <w:rPr>
           <w:lang w:val="hi_IN" w:bidi="hi_IN"/>
         </w:rPr>
-        <w:t xml:space="preserve">)। इस्राएल ने बाल की </w:t>
-      </w:r>
-      <w:r>
-        <w:rPr>
-          <w:lang w:val="hi_IN" w:bidi="hi_IN"/>
-        </w:rPr>
-        <w:t xml:space="preserve">उपासना </w:t>
-      </w:r>
-      <w:r>
-        <w:rPr>
-          <w:lang w:val="hi_IN" w:bidi="hi_IN"/>
-        </w:rPr>
-        <w:t>करके परमेश्वर का अपमान किया (</w:t>
-      </w:r>
-      <w:hyperlink r:id="rId32">
+        <w:t xml:space="preserve">; </w:t>
+      </w:r>
+      <w:hyperlink r:id="rId54">
         <w:r>
           <w:rPr>
             <w:lang w:val="hi_IN" w:bidi="hi_IN"/>
@@ -1114,16 +2590,16 @@
             <w:color w:val="0000EE"/>
             <w:u w:val="single"/>
           </w:rPr>
-          <w:t>होशे 13:1</w:t>
+          <w:t>2 इति 3:7</w:t>
         </w:r>
       </w:hyperlink>
       <w:r>
         <w:rPr>
           <w:lang w:val="hi_IN" w:bidi="hi_IN"/>
         </w:rPr>
-        <w:t>)। परमेश्वर की व्यवस्था का उल्लंघन करना एक अपराध कहलाता है (</w:t>
-      </w:r>
-      <w:hyperlink r:id="rId33">
+        <w:t>) और अपने “लबानोन का वन नामक महल” (</w:t>
+      </w:r>
+      <w:hyperlink r:id="rId55">
         <w:r>
           <w:rPr>
             <w:lang w:val="hi_IN" w:bidi="hi_IN"/>
@@ -1132,16 +2608,16 @@
             <w:color w:val="0000EE"/>
             <w:u w:val="single"/>
           </w:rPr>
-          <w:t>व्यवस्थाविवरण 19:15</w:t>
+          <w:t>1 रा 7:2, 12</w:t>
         </w:r>
       </w:hyperlink>
       <w:r>
         <w:rPr>
           <w:lang w:val="hi_IN" w:bidi="hi_IN"/>
         </w:rPr>
-        <w:t xml:space="preserve">; तुलना करें </w:t>
-      </w:r>
-      <w:hyperlink r:id="rId34">
+        <w:t>) बनाने के लिए देवदार की कड़ियाँ और तख्तों का उपयोग किया। देवदार की कड़ी का एक और उल्लेख सम्भवतः उनकी सुगन्ध को सन्दर्भित करता है (</w:t>
+      </w:r>
+      <w:hyperlink r:id="rId56">
         <w:r>
           <w:rPr>
             <w:lang w:val="hi_IN" w:bidi="hi_IN"/>
@@ -1150,485 +2626,7 @@
             <w:color w:val="0000EE"/>
             <w:u w:val="single"/>
           </w:rPr>
-          <w:t>22:26</w:t>
-        </w:r>
-      </w:hyperlink>
-      <w:r>
-        <w:rPr>
-          <w:lang w:val="hi_IN" w:bidi="hi_IN"/>
-        </w:rPr>
-        <w:t xml:space="preserve">; </w:t>
-      </w:r>
-      <w:hyperlink r:id="rId35">
-        <w:r>
-          <w:rPr>
-            <w:lang w:val="hi_IN" w:bidi="hi_IN"/>
-          </w:rPr>
-          <w:rPr>
-            <w:color w:val="0000EE"/>
-            <w:u w:val="single"/>
-          </w:rPr>
-          <w:t>25:2</w:t>
-        </w:r>
-      </w:hyperlink>
-      <w:r>
-        <w:rPr>
-          <w:lang w:val="hi_IN" w:bidi="hi_IN"/>
-        </w:rPr>
-        <w:t>)। नए नियम में, याकूब परमेश्वर और परमेश्वर की व्यवस्था के विरुद्ध अपराधों के बारे में बात करते हैं (</w:t>
-      </w:r>
-      <w:hyperlink r:id="rId36">
-        <w:r>
-          <w:rPr>
-            <w:lang w:val="hi_IN" w:bidi="hi_IN"/>
-          </w:rPr>
-          <w:rPr>
-            <w:color w:val="0000EE"/>
-            <w:u w:val="single"/>
-          </w:rPr>
-          <w:t>याकूब 2:10</w:t>
-        </w:r>
-      </w:hyperlink>
-      <w:r>
-        <w:rPr>
-          <w:lang w:val="hi_IN" w:bidi="hi_IN"/>
-        </w:rPr>
-        <w:t xml:space="preserve">; </w:t>
-      </w:r>
-      <w:hyperlink r:id="rId37">
-        <w:r>
-          <w:rPr>
-            <w:lang w:val="hi_IN" w:bidi="hi_IN"/>
-          </w:rPr>
-          <w:rPr>
-            <w:color w:val="0000EE"/>
-            <w:u w:val="single"/>
-          </w:rPr>
-          <w:t>3:2</w:t>
-        </w:r>
-      </w:hyperlink>
-      <w:r>
-        <w:rPr>
-          <w:lang w:val="hi_IN" w:bidi="hi_IN"/>
-        </w:rPr>
-        <w:t>)।</w:t>
-      </w:r>
-    </w:p>
-    <w:p>
-      <w:pPr/>
-      <w:r>
-        <w:rPr>
-          <w:lang w:val="hi_IN" w:bidi="hi_IN"/>
-        </w:rPr>
-      </w:r>
-      <w:r>
-        <w:rPr>
-          <w:lang w:val="hi_IN" w:bidi="hi_IN"/>
-        </w:rPr>
-        <w:t xml:space="preserve">बाइबल लोगों के बीच अपराधों के बारे में भी बात करता है। उदाहरण के लिए, अब्राहम ने अबीमेलेक </w:t>
-      </w:r>
-      <w:r>
-        <w:rPr>
-          <w:lang w:val="hi_IN" w:bidi="hi_IN"/>
-        </w:rPr>
-        <w:t>के ऊपर ऐसा बड़ा पाप डाल दिया</w:t>
-      </w:r>
-      <w:r>
-        <w:rPr>
-          <w:lang w:val="hi_IN" w:bidi="hi_IN"/>
-        </w:rPr>
-        <w:t xml:space="preserve"> (</w:t>
-      </w:r>
-      <w:hyperlink r:id="rId38">
-        <w:r>
-          <w:rPr>
-            <w:lang w:val="hi_IN" w:bidi="hi_IN"/>
-          </w:rPr>
-          <w:rPr>
-            <w:color w:val="0000EE"/>
-            <w:u w:val="single"/>
-          </w:rPr>
-          <w:t>उत्पत्ति 20:9</w:t>
-        </w:r>
-      </w:hyperlink>
-      <w:r>
-        <w:rPr>
-          <w:lang w:val="hi_IN" w:bidi="hi_IN"/>
-        </w:rPr>
-        <w:t xml:space="preserve">)। फिरौन के प्रधान </w:t>
-      </w:r>
-      <w:r>
-        <w:rPr>
-          <w:lang w:val="hi_IN" w:bidi="hi_IN"/>
-        </w:rPr>
-        <w:t xml:space="preserve">पिलानेहारे </w:t>
-      </w:r>
-      <w:r>
-        <w:rPr>
-          <w:lang w:val="hi_IN" w:bidi="hi_IN"/>
-        </w:rPr>
-        <w:t xml:space="preserve">और </w:t>
-      </w:r>
-      <w:r>
-        <w:rPr>
-          <w:lang w:val="hi_IN" w:bidi="hi_IN"/>
-        </w:rPr>
-        <w:t xml:space="preserve">पकानेहारे </w:t>
-      </w:r>
-      <w:r>
-        <w:rPr>
-          <w:lang w:val="hi_IN" w:bidi="hi_IN"/>
-        </w:rPr>
-        <w:t xml:space="preserve">ने अपने स्वामी </w:t>
-      </w:r>
-      <w:r>
-        <w:rPr>
-          <w:lang w:val="hi_IN" w:bidi="hi_IN"/>
-        </w:rPr>
-        <w:t>के विरुद्ध कुछ अपराध किया</w:t>
-      </w:r>
-      <w:r>
-        <w:rPr>
-          <w:lang w:val="hi_IN" w:bidi="hi_IN"/>
-        </w:rPr>
-        <w:t xml:space="preserve"> (</w:t>
-      </w:r>
-      <w:hyperlink r:id="rId39">
-        <w:r>
-          <w:rPr>
-            <w:lang w:val="hi_IN" w:bidi="hi_IN"/>
-          </w:rPr>
-          <w:rPr>
-            <w:color w:val="0000EE"/>
-            <w:u w:val="single"/>
-          </w:rPr>
-          <w:t>उत्पत्ति 40:1</w:t>
-        </w:r>
-      </w:hyperlink>
-      <w:r>
-        <w:rPr>
-          <w:lang w:val="hi_IN" w:bidi="hi_IN"/>
-        </w:rPr>
-        <w:t xml:space="preserve">)। कभी-कभी, अपराध केवल आरोपित होता है, और कोई वास्तविक गलत नहीं किया गया था (उदाहरण के लिए, </w:t>
-      </w:r>
-      <w:hyperlink r:id="rId40">
-        <w:r>
-          <w:rPr>
-            <w:lang w:val="hi_IN" w:bidi="hi_IN"/>
-          </w:rPr>
-          <w:rPr>
-            <w:color w:val="0000EE"/>
-            <w:u w:val="single"/>
-          </w:rPr>
-          <w:t>उत्पत्ति 31:36</w:t>
-        </w:r>
-      </w:hyperlink>
-      <w:r>
-        <w:rPr>
-          <w:lang w:val="hi_IN" w:bidi="hi_IN"/>
-        </w:rPr>
-        <w:t xml:space="preserve">; </w:t>
-      </w:r>
-      <w:hyperlink r:id="rId41">
-        <w:r>
-          <w:rPr>
-            <w:lang w:val="hi_IN" w:bidi="hi_IN"/>
-          </w:rPr>
-          <w:rPr>
-            <w:color w:val="0000EE"/>
-            <w:u w:val="single"/>
-          </w:rPr>
-          <w:t>2 राजा 18:14</w:t>
-        </w:r>
-      </w:hyperlink>
-      <w:r>
-        <w:rPr>
-          <w:lang w:val="hi_IN" w:bidi="hi_IN"/>
-        </w:rPr>
-        <w:t xml:space="preserve">; </w:t>
-      </w:r>
-      <w:hyperlink r:id="rId42">
-        <w:r>
-          <w:rPr>
-            <w:lang w:val="hi_IN" w:bidi="hi_IN"/>
-          </w:rPr>
-          <w:rPr>
-            <w:color w:val="0000EE"/>
-            <w:u w:val="single"/>
-          </w:rPr>
-          <w:t>यिर्मयाह 37:18</w:t>
-        </w:r>
-      </w:hyperlink>
-      <w:r>
-        <w:rPr>
-          <w:lang w:val="hi_IN" w:bidi="hi_IN"/>
-        </w:rPr>
-        <w:t>)। पौलुस, रोमी राज्यपाल फेस्तुस के सामने अपनी रक्षा करते हुए, बोले, “</w:t>
-      </w:r>
-      <w:r>
-        <w:rPr>
-          <w:lang w:val="hi_IN" w:bidi="hi_IN"/>
-        </w:rPr>
-        <w:t>मैंने न तो यहूदियों की व्यवस्था के और न मन्दिर के, और न कैसर के विरुद्ध कोई अपराध किया है</w:t>
-      </w:r>
-      <w:r>
-        <w:rPr>
-          <w:lang w:val="hi_IN" w:bidi="hi_IN"/>
-        </w:rPr>
-        <w:t>” (</w:t>
-      </w:r>
-      <w:hyperlink r:id="rId43">
-        <w:r>
-          <w:rPr>
-            <w:lang w:val="hi_IN" w:bidi="hi_IN"/>
-          </w:rPr>
-          <w:rPr>
-            <w:color w:val="0000EE"/>
-            <w:u w:val="single"/>
-          </w:rPr>
-          <w:t>प्रेरितों के काम 25:8</w:t>
-        </w:r>
-      </w:hyperlink>
-      <w:r>
-        <w:rPr>
-          <w:lang w:val="hi_IN" w:bidi="hi_IN"/>
-        </w:rPr>
-        <w:t>)।</w:t>
-      </w:r>
-    </w:p>
-    <w:p>
-      <w:pPr/>
-      <w:r>
-        <w:rPr>
-          <w:lang w:val="hi_IN" w:bidi="hi_IN"/>
-        </w:rPr>
-      </w:r>
-      <w:r>
-        <w:rPr>
-          <w:lang w:val="hi_IN" w:bidi="hi_IN"/>
-        </w:rPr>
-        <w:t>बाइबल यह भी सिखाती है कि परमेश्वर और लोगों के विरुद्ध वास्तविक अपराधों को कैसे सम्भालना चाहिए। अपराधों को अभिस्वीकृत और स्वीकार करना चाहिए (</w:t>
-      </w:r>
-      <w:hyperlink r:id="rId44">
-        <w:r>
-          <w:rPr>
-            <w:lang w:val="hi_IN" w:bidi="hi_IN"/>
-          </w:rPr>
-          <w:rPr>
-            <w:color w:val="0000EE"/>
-            <w:u w:val="single"/>
-          </w:rPr>
-          <w:t>होशे 5:15</w:t>
-        </w:r>
-      </w:hyperlink>
-      <w:r>
-        <w:rPr>
-          <w:lang w:val="hi_IN" w:bidi="hi_IN"/>
-        </w:rPr>
-        <w:t>)। परमेश्वर के सामने उचित समाधान है, “</w:t>
-      </w:r>
-      <w:r>
-        <w:rPr>
-          <w:lang w:val="hi_IN" w:bidi="hi_IN"/>
-        </w:rPr>
-        <w:t>अब मैं भविष्य में बुराई न करूँगा</w:t>
-      </w:r>
-      <w:r>
-        <w:rPr>
-          <w:lang w:val="hi_IN" w:bidi="hi_IN"/>
-        </w:rPr>
-        <w:t>” (</w:t>
-      </w:r>
-      <w:hyperlink r:id="rId45">
-        <w:r>
-          <w:rPr>
-            <w:lang w:val="hi_IN" w:bidi="hi_IN"/>
-          </w:rPr>
-          <w:rPr>
-            <w:color w:val="0000EE"/>
-            <w:u w:val="single"/>
-          </w:rPr>
-          <w:t>अय्यूब 34:31</w:t>
-        </w:r>
-      </w:hyperlink>
-      <w:r>
-        <w:rPr>
-          <w:lang w:val="hi_IN" w:bidi="hi_IN"/>
-        </w:rPr>
-        <w:t>)। हमें अपराधों के लिए सुधार करना चाहिए और दूसरों के अपराधों को क्षमा करना चाहिए (</w:t>
-      </w:r>
-      <w:hyperlink r:id="rId46">
-        <w:r>
-          <w:rPr>
-            <w:lang w:val="hi_IN" w:bidi="hi_IN"/>
-          </w:rPr>
-          <w:rPr>
-            <w:color w:val="0000EE"/>
-            <w:u w:val="single"/>
-          </w:rPr>
-          <w:t>सभोपदेशक 10:4</w:t>
-        </w:r>
-      </w:hyperlink>
-      <w:r>
-        <w:rPr>
-          <w:lang w:val="hi_IN" w:bidi="hi_IN"/>
-        </w:rPr>
-        <w:t xml:space="preserve">; </w:t>
-      </w:r>
-      <w:hyperlink r:id="rId47">
-        <w:r>
-          <w:rPr>
-            <w:lang w:val="hi_IN" w:bidi="hi_IN"/>
-          </w:rPr>
-          <w:rPr>
-            <w:color w:val="0000EE"/>
-            <w:u w:val="single"/>
-          </w:rPr>
-          <w:t>नीतिवचन 17:9</w:t>
-        </w:r>
-      </w:hyperlink>
-      <w:r>
-        <w:rPr>
-          <w:lang w:val="hi_IN" w:bidi="hi_IN"/>
-        </w:rPr>
-        <w:t xml:space="preserve">; </w:t>
-      </w:r>
-      <w:hyperlink r:id="rId48">
-        <w:r>
-          <w:rPr>
-            <w:lang w:val="hi_IN" w:bidi="hi_IN"/>
-          </w:rPr>
-          <w:rPr>
-            <w:color w:val="0000EE"/>
-            <w:u w:val="single"/>
-          </w:rPr>
-          <w:t>19:11</w:t>
-        </w:r>
-      </w:hyperlink>
-      <w:r>
-        <w:rPr>
-          <w:lang w:val="hi_IN" w:bidi="hi_IN"/>
-        </w:rPr>
-        <w:t>)। यीशु मसीह हमारे अपराधों के लिए मरे (</w:t>
-      </w:r>
-      <w:hyperlink r:id="rId49">
-        <w:r>
-          <w:rPr>
-            <w:lang w:val="hi_IN" w:bidi="hi_IN"/>
-          </w:rPr>
-          <w:rPr>
-            <w:color w:val="0000EE"/>
-            <w:u w:val="single"/>
-          </w:rPr>
-          <w:t>रोमियों 4:25</w:t>
-        </w:r>
-      </w:hyperlink>
-      <w:r>
-        <w:rPr>
-          <w:lang w:val="hi_IN" w:bidi="hi_IN"/>
-        </w:rPr>
-        <w:t xml:space="preserve">; </w:t>
-      </w:r>
-      <w:hyperlink r:id="rId50">
-        <w:r>
-          <w:rPr>
-            <w:lang w:val="hi_IN" w:bidi="hi_IN"/>
-          </w:rPr>
-          <w:rPr>
-            <w:color w:val="0000EE"/>
-            <w:u w:val="single"/>
-          </w:rPr>
-          <w:t>5:15–21</w:t>
-        </w:r>
-      </w:hyperlink>
-      <w:r>
-        <w:rPr>
-          <w:lang w:val="hi_IN" w:bidi="hi_IN"/>
-        </w:rPr>
-        <w:t>)। यीशु की ओर मुड़ने से सभी पापों के लिए क्षमा है।</w:t>
-      </w:r>
-    </w:p>
-    <w:p>
-      <w:pPr>
-        <w:pStyle w:val="Heading3"/>
-      </w:pPr>
-      <w:r>
-        <w:rPr>
-          <w:lang w:val="hi_IN" w:bidi="hi_IN"/>
-        </w:rPr>
-        <w:t>दूसरों को पाप में डालना</w:t>
-      </w:r>
-    </w:p>
-    <w:p>
-      <w:pPr/>
-      <w:r>
-        <w:rPr>
-          <w:lang w:val="hi_IN" w:bidi="hi_IN"/>
-        </w:rPr>
-      </w:r>
-      <w:r>
-        <w:rPr>
-          <w:lang w:val="hi_IN" w:bidi="hi_IN"/>
-        </w:rPr>
-        <w:t>शब्द "अपराध" और "पाप में गिराना" का अर्थ किसी और को ठोकर खिलाना या गलत करने के लिए प्रेरित करना भी होता है। यह तीन तरीकों से हो सकता है:</w:t>
-      </w:r>
-    </w:p>
-    <w:p>
-      <w:pPr>
-        <w:pStyle w:val="ListNumber"/>
-        <w:numPr>
-          <w:ilvl w:val="0"/>
-          <w:numId w:val="15"/>
-        </w:numPr>
-        <w:spacing w:line="240" w:lineRule="auto"/>
-        <w:ind w:left="720"/>
-      </w:pPr>
-      <w:r>
-        <w:rPr>
-          <w:lang w:val="hi_IN" w:bidi="hi_IN"/>
-        </w:rPr>
-      </w:r>
-      <w:r>
-        <w:rPr>
-          <w:b/>
-          <w:lang w:val="hi_IN" w:bidi="hi_IN"/>
-        </w:rPr>
-        <w:t>व्यक्तिगत कारण</w:t>
-      </w:r>
-      <w:r>
-        <w:rPr>
-          <w:lang w:val="hi_IN" w:bidi="hi_IN"/>
-        </w:rPr>
-        <w:t>: किसी व्यक्ति के भीतर कुछ ऐसा हो सकता है जो उन्हें ठोकर खाने का कारण बनता है। यीशु ने इसकी गम्भीरता पर जोर दिया और इसे रोकने के लिए अत्यधिक उपाय करने का सुझाव दिया (</w:t>
-      </w:r>
-      <w:hyperlink r:id="rId51">
-        <w:r>
-          <w:rPr>
-            <w:lang w:val="hi_IN" w:bidi="hi_IN"/>
-          </w:rPr>
-          <w:rPr>
-            <w:color w:val="0000EE"/>
-            <w:u w:val="single"/>
-          </w:rPr>
-          <w:t>मत्ती 5:29–30</w:t>
-        </w:r>
-      </w:hyperlink>
-      <w:r>
-        <w:rPr>
-          <w:lang w:val="hi_IN" w:bidi="hi_IN"/>
-        </w:rPr>
-        <w:t xml:space="preserve">; </w:t>
-      </w:r>
-      <w:hyperlink r:id="rId52">
-        <w:r>
-          <w:rPr>
-            <w:lang w:val="hi_IN" w:bidi="hi_IN"/>
-          </w:rPr>
-          <w:rPr>
-            <w:color w:val="0000EE"/>
-            <w:u w:val="single"/>
-          </w:rPr>
-          <w:t>18:8–9</w:t>
+          <w:t>श्रे.गी. 1:17</w:t>
         </w:r>
       </w:hyperlink>
       <w:r>
@@ -1651,166 +2649,9 @@
       </w:r>
       <w:r>
         <w:rPr>
-          <w:b/>
-          <w:lang w:val="hi_IN" w:bidi="hi_IN"/>
-        </w:rPr>
-        <w:t>दूसरों को ठोकर खिलाना</w:t>
-      </w:r>
-      <w:r>
-        <w:rPr>
-          <w:lang w:val="hi_IN" w:bidi="hi_IN"/>
-        </w:rPr>
-        <w:t>: किसी व्यक्ति के कार्यों में कुछ ऐसा हो सकता है जो दूसरों को ठोकर लगाता है। यीशु ने चेतावनी दी, "</w:t>
-      </w:r>
-      <w:r>
-        <w:rPr>
-          <w:lang w:val="hi_IN" w:bidi="hi_IN"/>
-        </w:rPr>
-        <w:t>ठोकरों के कारण संसार पर हाय! ठोकरों का लगना अवश्य है; पर हाय उस मनुष्य पर जिसके द्वारा ठोकर लगती है</w:t>
-      </w:r>
-      <w:r>
-        <w:rPr>
-          <w:lang w:val="hi_IN" w:bidi="hi_IN"/>
-        </w:rPr>
-        <w:t>!" (</w:t>
-      </w:r>
-      <w:hyperlink r:id="rId53">
-        <w:r>
-          <w:rPr>
-            <w:lang w:val="hi_IN" w:bidi="hi_IN"/>
-          </w:rPr>
-          <w:rPr>
-            <w:color w:val="0000EE"/>
-            <w:u w:val="single"/>
-          </w:rPr>
-          <w:t>मत्ती 18:7</w:t>
-        </w:r>
-      </w:hyperlink>
-      <w:r>
-        <w:rPr>
-          <w:lang w:val="hi_IN" w:bidi="hi_IN"/>
-        </w:rPr>
-        <w:t xml:space="preserve">)। नया नियम सिखाता है कि हमें इस प्रकार जीना चाहिए कि </w:t>
-      </w:r>
-      <w:r>
-        <w:rPr>
-          <w:lang w:val="hi_IN" w:bidi="hi_IN"/>
-        </w:rPr>
-        <w:t>हम एक दूसरे पर दोष न लगाएँ</w:t>
-      </w:r>
-      <w:r>
-        <w:rPr>
-          <w:lang w:val="hi_IN" w:bidi="hi_IN"/>
-        </w:rPr>
-        <w:t xml:space="preserve"> (</w:t>
-      </w:r>
-      <w:hyperlink r:id="rId54">
-        <w:r>
-          <w:rPr>
-            <w:lang w:val="hi_IN" w:bidi="hi_IN"/>
-          </w:rPr>
-          <w:rPr>
-            <w:color w:val="0000EE"/>
-            <w:u w:val="single"/>
-          </w:rPr>
-          <w:t>रोमियों 14:13</w:t>
-        </w:r>
-      </w:hyperlink>
-      <w:r>
-        <w:rPr>
-          <w:lang w:val="hi_IN" w:bidi="hi_IN"/>
-        </w:rPr>
-        <w:t>)। प्रेरित पौलुस कहते हैं, "</w:t>
-      </w:r>
-      <w:r>
-        <w:rPr>
-          <w:lang w:val="hi_IN" w:bidi="hi_IN"/>
-        </w:rPr>
-        <w:t>भोजन के लिये परमेश्वर का काम न बिगाड़; सब कुछ शुद्ध तो है</w:t>
-      </w:r>
-      <w:r>
-        <w:rPr>
-          <w:lang w:val="hi_IN" w:bidi="hi_IN"/>
-        </w:rPr>
-        <w:t xml:space="preserve">, </w:t>
-      </w:r>
-      <w:r>
-        <w:rPr>
-          <w:lang w:val="hi_IN" w:bidi="hi_IN"/>
-        </w:rPr>
-        <w:t>परन्तु उस मनुष्य के लिये बुरा है, जिसको उसके भोजन करने से ठोकर लगती है</w:t>
-      </w:r>
-      <w:r>
-        <w:rPr>
-          <w:lang w:val="hi_IN" w:bidi="hi_IN"/>
-        </w:rPr>
-        <w:t xml:space="preserve">। </w:t>
-      </w:r>
-      <w:r>
-        <w:rPr>
-          <w:lang w:val="hi_IN" w:bidi="hi_IN"/>
-        </w:rPr>
-        <w:t>भला तो यह है, कि न माँस खाए, और न दाखरस पीए, न और कुछ ऐसा करे, जिससे तेरा भाई ठोकर खाए</w:t>
-      </w:r>
-      <w:r>
-        <w:rPr>
-          <w:lang w:val="hi_IN" w:bidi="hi_IN"/>
-        </w:rPr>
-        <w:t>" (</w:t>
-      </w:r>
-      <w:hyperlink r:id="rId55">
-        <w:r>
-          <w:rPr>
-            <w:lang w:val="hi_IN" w:bidi="hi_IN"/>
-          </w:rPr>
-          <w:rPr>
-            <w:color w:val="0000EE"/>
-            <w:u w:val="single"/>
-          </w:rPr>
-          <w:t>रोमियों 14:20–21</w:t>
-        </w:r>
-      </w:hyperlink>
-      <w:r>
-        <w:rPr>
-          <w:lang w:val="hi_IN" w:bidi="hi_IN"/>
-        </w:rPr>
-        <w:t xml:space="preserve">; तुलना करें </w:t>
-      </w:r>
-      <w:hyperlink r:id="rId56">
-        <w:r>
-          <w:rPr>
-            <w:lang w:val="hi_IN" w:bidi="hi_IN"/>
-          </w:rPr>
-          <w:rPr>
-            <w:color w:val="0000EE"/>
-            <w:u w:val="single"/>
-          </w:rPr>
-          <w:t>1 कुरिन्थियों 10:32</w:t>
-        </w:r>
-      </w:hyperlink>
-      <w:r>
-        <w:rPr>
-          <w:lang w:val="hi_IN" w:bidi="hi_IN"/>
-        </w:rPr>
-        <w:t xml:space="preserve">; </w:t>
-      </w:r>
-      <w:hyperlink r:id="rId57">
-        <w:r>
-          <w:rPr>
-            <w:lang w:val="hi_IN" w:bidi="hi_IN"/>
-          </w:rPr>
-          <w:rPr>
-            <w:color w:val="0000EE"/>
-            <w:u w:val="single"/>
-          </w:rPr>
-          <w:t>2 कुरिन्थियों 6:3</w:t>
-        </w:r>
-      </w:hyperlink>
-      <w:r>
-        <w:rPr>
-          <w:lang w:val="hi_IN" w:bidi="hi_IN"/>
-        </w:rPr>
-        <w:t>)।</w:t>
+          <w:lang w:val="hi_IN" w:bidi="hi_IN"/>
+        </w:rPr>
+        <w:t>एक इब्रानी तराजू का आड़ा शहतीर, जिससे तराजू की डोरियाँ लटकी होती थीं।</w:t>
       </w:r>
     </w:p>
     <w:p>
@@ -1826,28 +2667,27 @@
       </w:r>
       <w:r>
         <w:rPr>
-          <w:b/>
-          <w:lang w:val="hi_IN" w:bidi="hi_IN"/>
-        </w:rPr>
-        <w:t>सत्य से ठेस पहुँचना</w:t>
-      </w:r>
-      <w:r>
-        <w:rPr>
-          <w:lang w:val="hi_IN" w:bidi="hi_IN"/>
-        </w:rPr>
-        <w:t>: लोग सत्य से प्रभावित हो सकते हैं, भले ही प्रस्तुत करने वाला व्यक्ति दोषी न हो। यशायाह ने परमेश्वर का वर्णन इस प्रकार किया है “</w:t>
-      </w:r>
-      <w:r>
-        <w:rPr>
-          <w:lang w:val="hi_IN" w:bidi="hi_IN"/>
-        </w:rPr>
-        <w:t>ठोकर का पत्थर और ठेस की चट्टान</w:t>
-      </w:r>
-      <w:r>
-        <w:rPr>
-          <w:lang w:val="hi_IN" w:bidi="hi_IN"/>
-        </w:rPr>
-        <w:t>” (</w:t>
+          <w:lang w:val="hi_IN" w:bidi="hi_IN"/>
+        </w:rPr>
+        <w:t>एक डोंगी (किंग जेम्स संस्करण) या लट्ठा (रिवाइज्ड स्टैण्डर्ड संस्करण), जिसका उल्लेख यीशु ने किया (</w:t>
+      </w:r>
+      <w:hyperlink r:id="rId57">
+        <w:r>
+          <w:rPr>
+            <w:lang w:val="hi_IN" w:bidi="hi_IN"/>
+          </w:rPr>
+          <w:rPr>
+            <w:color w:val="0000EE"/>
+            <w:u w:val="single"/>
+          </w:rPr>
+          <w:t>मत्ती 7:3–5</w:t>
+        </w:r>
+      </w:hyperlink>
+      <w:r>
+        <w:rPr>
+          <w:lang w:val="hi_IN" w:bidi="hi_IN"/>
+        </w:rPr>
+        <w:t xml:space="preserve">; </w:t>
       </w:r>
       <w:hyperlink r:id="rId58">
         <w:r>
@@ -1858,14 +2698,63 @@
             <w:color w:val="0000EE"/>
             <w:u w:val="single"/>
           </w:rPr>
-          <w:t>यशायाह 8:14</w:t>
+          <w:t>लूका 6:41–42</w:t>
         </w:r>
       </w:hyperlink>
       <w:r>
         <w:rPr>
           <w:lang w:val="hi_IN" w:bidi="hi_IN"/>
         </w:rPr>
-        <w:t>) क्योंकि लोग हमेशा उनकी मांगों और उनमें विश्वास के मार्ग को स्वीकार नहीं करेंगे। नया नियम इन शब्दों को मसीह के सुसमाचार की आपत्ति के लिए लागू करता है (</w:t>
+        <w:t>), यीशु ने दोष लगानेवाले की आँख के लट्ठे की तुलना उसके भाई की आँख के कण (किंग जेम्स संस्करण) या तिनके (रिवाइज्ड स्टैण्डर्ड संस्करण) से की।</w:t>
+        <w:br/>
+      </w:r>
+      <w:r>
+        <w:rPr>
+          <w:lang w:val="hi_IN" w:bidi="hi_IN"/>
+        </w:rPr>
+      </w:r>
+      <w:r>
+        <w:rPr>
+          <w:lang w:val="hi_IN" w:bidi="hi_IN"/>
+        </w:rPr>
+      </w:r>
+    </w:p>
+    <w:p>
+      <w:pPr/>
+      <w:r>
+        <w:rPr>
+          <w:lang w:val="hi_IN" w:bidi="hi_IN"/>
+        </w:rPr>
+      </w:r>
+    </w:p>
+    <w:p>
+      <w:pPr>
+        <w:pStyle w:val="Heading2"/>
+      </w:pPr>
+      <w:r>
+        <w:rPr>
+          <w:lang w:val="hi_IN" w:bidi="hi_IN"/>
+        </w:rPr>
+        <w:t>डोमिशियन</w:t>
+      </w:r>
+      <w:r>
+        <w:rPr>
+          <w:lang w:val="hi_IN" w:bidi="hi_IN"/>
+        </w:rPr>
+      </w:r>
+    </w:p>
+    <w:p>
+      <w:pPr/>
+      <w:r>
+        <w:rPr>
+          <w:lang w:val="hi_IN" w:bidi="hi_IN"/>
+        </w:rPr>
+      </w:r>
+      <w:r>
+        <w:rPr>
+          <w:lang w:val="hi_IN" w:bidi="hi_IN"/>
+        </w:rPr>
+        <w:t>रोमी सम्राट (ई. 81–96) जिसने यहूदियों और मसीहियों, दोनों को सताया। परम्परा कहती है कि डोमिशियन के अधीन प्रेरित यूहन्ना को पतमुस भेजा गया, जहाँ उन्होंने प्रकाशितवाक्य की पुस्तक लिखी (</w:t>
       </w:r>
       <w:hyperlink r:id="rId59">
         <w:r>
@@ -1876,14 +2765,87 @@
             <w:color w:val="0000EE"/>
             <w:u w:val="single"/>
           </w:rPr>
-          <w:t>रोमियों 9:32–33</w:t>
+          <w:t>प्रका 1:9</w:t>
         </w:r>
       </w:hyperlink>
       <w:r>
         <w:rPr>
           <w:lang w:val="hi_IN" w:bidi="hi_IN"/>
         </w:rPr>
-        <w:t xml:space="preserve">; </w:t>
+        <w:t xml:space="preserve">)। </w:t>
+      </w:r>
+      <w:r>
+        <w:rPr>
+          <w:i/>
+          <w:lang w:val="hi_IN" w:bidi="hi_IN"/>
+        </w:rPr>
+        <w:t>देखें</w:t>
+      </w:r>
+      <w:r>
+        <w:rPr>
+          <w:lang w:val="hi_IN" w:bidi="hi_IN"/>
+        </w:rPr>
+        <w:t xml:space="preserve"> </w:t>
+      </w:r>
+      <w:r>
+        <w:rPr>
+          <w:lang w:val="hi_IN" w:bidi="hi_IN"/>
+        </w:rPr>
+        <w:t>कैसर</w:t>
+      </w:r>
+      <w:r>
+        <w:rPr>
+          <w:lang w:val="hi_IN" w:bidi="hi_IN"/>
+        </w:rPr>
+        <w:t>।</w:t>
+      </w:r>
+      <w:r>
+        <w:rPr>
+          <w:lang w:val="hi_IN" w:bidi="hi_IN"/>
+        </w:rPr>
+      </w:r>
+      <w:r>
+        <w:rPr>
+          <w:lang w:val="hi_IN" w:bidi="hi_IN"/>
+        </w:rPr>
+      </w:r>
+    </w:p>
+    <w:p>
+      <w:pPr/>
+      <w:r>
+        <w:rPr>
+          <w:lang w:val="hi_IN" w:bidi="hi_IN"/>
+        </w:rPr>
+      </w:r>
+    </w:p>
+    <w:p>
+      <w:pPr>
+        <w:pStyle w:val="Heading2"/>
+      </w:pPr>
+      <w:r>
+        <w:rPr>
+          <w:lang w:val="hi_IN" w:bidi="hi_IN"/>
+        </w:rPr>
+        <w:t>डोसिथियस</w:t>
+      </w:r>
+      <w:r>
+        <w:rPr>
+          <w:lang w:val="hi_IN" w:bidi="hi_IN"/>
+        </w:rPr>
+      </w:r>
+    </w:p>
+    <w:p>
+      <w:pPr/>
+      <w:r>
+        <w:rPr>
+          <w:lang w:val="hi_IN" w:bidi="hi_IN"/>
+        </w:rPr>
+      </w:r>
+      <w:r>
+        <w:rPr>
+          <w:lang w:val="hi_IN" w:bidi="hi_IN"/>
+        </w:rPr>
+        <w:t>1. एक यहूदी, जो स्वयं को याजक और लेवी के रूप में प्रस्तुत करता है। उसने मोर्दकै द्वारा पुरिम पर्व के सम्बन्ध में लिखा गया पत्र (सम्भवतः एस्तेर की पुस्तक) टॉलेमी और क्लियोपेट्रा को उनके शासन के चौथे वर्ष में सौंपा था (</w:t>
       </w:r>
       <w:hyperlink r:id="rId60">
         <w:r>
@@ -1894,14 +2856,28 @@
             <w:color w:val="0000EE"/>
             <w:u w:val="single"/>
           </w:rPr>
-          <w:t>1 पतरस 2:8</w:t>
+          <w:t>Add Est 11:1</w:t>
         </w:r>
       </w:hyperlink>
       <w:r>
         <w:rPr>
           <w:lang w:val="hi_IN" w:bidi="hi_IN"/>
         </w:rPr>
-        <w:t>)। अपने सेवाकाल के दौरान, लोग यीशु से प्रभावित हुए—उनके विनम्र जन्म से (</w:t>
+        <w:t>)।</w:t>
+      </w:r>
+    </w:p>
+    <w:p>
+      <w:pPr/>
+      <w:r>
+        <w:rPr>
+          <w:lang w:val="hi_IN" w:bidi="hi_IN"/>
+        </w:rPr>
+      </w:r>
+      <w:r>
+        <w:rPr>
+          <w:lang w:val="hi_IN" w:bidi="hi_IN"/>
+        </w:rPr>
+        <w:t>2. यहूदा मक्काबी के सेनापतियों में से एक। उसने सोसिपातर के साथ मिलकर अंतिओकस चतुर्थ एपिफेनस के एक अधिपति, तिमोथी द्वारा छोड़े गए 10,000 सैनिकों के एक गढ़ पर कब्जा कर लिया और उसे नष्ट कर दिया था (</w:t>
       </w:r>
       <w:hyperlink r:id="rId61">
         <w:r>
@@ -1912,14 +2888,41 @@
             <w:color w:val="0000EE"/>
             <w:u w:val="single"/>
           </w:rPr>
-          <w:t>मत्ती 13:57</w:t>
+          <w:t>2 मक्का 12:19</w:t>
         </w:r>
       </w:hyperlink>
       <w:r>
         <w:rPr>
           <w:lang w:val="hi_IN" w:bidi="hi_IN"/>
         </w:rPr>
-        <w:t>), जो उन्होंने कहा और किया उससे (</w:t>
+        <w:t xml:space="preserve">)। </w:t>
+      </w:r>
+    </w:p>
+    <w:p>
+      <w:pPr/>
+      <w:r>
+        <w:rPr>
+          <w:lang w:val="hi_IN" w:bidi="hi_IN"/>
+        </w:rPr>
+      </w:r>
+      <w:r>
+        <w:rPr>
+          <w:lang w:val="hi_IN" w:bidi="hi_IN"/>
+        </w:rPr>
+        <w:t>3. बकेनोर के सैनिकों में से एक। यह डोसिथियस एक शक्तिशाली घुड़सवार था। उसने गोर्गियास (टॉलमी के एक सेनापति) को पकड़ने का प्रयास किया, लेकिन वह असफल रहा</w:t>
+      </w:r>
+      <w:r>
+        <w:rPr>
+          <w:b/>
+          <w:lang w:val="hi_IN" w:bidi="hi_IN"/>
+        </w:rPr>
+        <w:t xml:space="preserve"> </w:t>
+      </w:r>
+      <w:r>
+        <w:rPr>
+          <w:lang w:val="hi_IN" w:bidi="hi_IN"/>
+        </w:rPr>
+        <w:t>(</w:t>
       </w:r>
       <w:hyperlink r:id="rId62">
         <w:r>
@@ -1930,14 +2933,28 @@
             <w:color w:val="0000EE"/>
             <w:u w:val="single"/>
           </w:rPr>
-          <w:t>मत्ती 15:12</w:t>
+          <w:t>2 मक्का12:35</w:t>
         </w:r>
       </w:hyperlink>
       <w:r>
         <w:rPr>
           <w:lang w:val="hi_IN" w:bidi="hi_IN"/>
         </w:rPr>
-        <w:t>), या उनका अनुसरण करने की कीमत के कारण (</w:t>
+        <w:t>)।</w:t>
+      </w:r>
+    </w:p>
+    <w:p>
+      <w:pPr/>
+      <w:r>
+        <w:rPr>
+          <w:lang w:val="hi_IN" w:bidi="hi_IN"/>
+        </w:rPr>
+      </w:r>
+      <w:r>
+        <w:rPr>
+          <w:lang w:val="hi_IN" w:bidi="hi_IN"/>
+        </w:rPr>
+        <w:t>4. द्रिमीलस का पुत्र और एक धर्मत्यागी। यह सेल्यूसीड का एक सेनापति था, जिसने थियोडोटस द्वारा टॉलेमी (सेल्यूसीड साम्राज्य के शासक) की हत्या को विफल कर दिया (</w:t>
       </w:r>
       <w:hyperlink r:id="rId63">
         <w:r>
@@ -1948,449 +2965,14 @@
             <w:color w:val="0000EE"/>
             <w:u w:val="single"/>
           </w:rPr>
-          <w:t>मत्ती 13:21</w:t>
+          <w:t>3 मक्का 1:3</w:t>
         </w:r>
       </w:hyperlink>
       <w:r>
         <w:rPr>
           <w:lang w:val="hi_IN" w:bidi="hi_IN"/>
         </w:rPr>
-        <w:t xml:space="preserve">)। </w:t>
-      </w:r>
-      <w:r>
-        <w:rPr>
-          <w:lang w:val="hi_IN" w:bidi="hi_IN"/>
-        </w:rPr>
-        <w:t xml:space="preserve">यहाँ </w:t>
-      </w:r>
-      <w:r>
-        <w:rPr>
-          <w:lang w:val="hi_IN" w:bidi="hi_IN"/>
-        </w:rPr>
-        <w:t xml:space="preserve">तक कि कुछ </w:t>
-      </w:r>
-      <w:r>
-        <w:rPr>
-          <w:lang w:val="hi_IN" w:bidi="hi_IN"/>
-        </w:rPr>
-        <w:t xml:space="preserve">चेले </w:t>
-      </w:r>
-      <w:r>
-        <w:rPr>
-          <w:lang w:val="hi_IN" w:bidi="hi_IN"/>
-        </w:rPr>
-        <w:t xml:space="preserve">भी </w:t>
-      </w:r>
-      <w:r>
-        <w:rPr>
-          <w:lang w:val="hi_IN" w:bidi="hi_IN"/>
-        </w:rPr>
-        <w:t xml:space="preserve">कुड़कुड़ाते </w:t>
-      </w:r>
-      <w:r>
-        <w:rPr>
-          <w:lang w:val="hi_IN" w:bidi="hi_IN"/>
-        </w:rPr>
-        <w:t>हुए और दूर चले गए (</w:t>
-      </w:r>
-      <w:hyperlink r:id="rId64">
-        <w:r>
-          <w:rPr>
-            <w:lang w:val="hi_IN" w:bidi="hi_IN"/>
-          </w:rPr>
-          <w:rPr>
-            <w:color w:val="0000EE"/>
-            <w:u w:val="single"/>
-          </w:rPr>
-          <w:t>यूहन्ना 6:61</w:t>
-        </w:r>
-      </w:hyperlink>
-      <w:r>
-        <w:rPr>
-          <w:lang w:val="hi_IN" w:bidi="hi_IN"/>
-        </w:rPr>
-        <w:t>)। अन्ततः, सभी अप्रसन्न हुए और उनसे विमुख हो गए (</w:t>
-      </w:r>
-      <w:hyperlink r:id="rId65">
-        <w:r>
-          <w:rPr>
-            <w:lang w:val="hi_IN" w:bidi="hi_IN"/>
-          </w:rPr>
-          <w:rPr>
-            <w:color w:val="0000EE"/>
-            <w:u w:val="single"/>
-          </w:rPr>
-          <w:t>मत्ती 26:31, 56</w:t>
-        </w:r>
-      </w:hyperlink>
-      <w:r>
-        <w:rPr>
-          <w:lang w:val="hi_IN" w:bidi="hi_IN"/>
-        </w:rPr>
-        <w:t>)। पौलुस ने मसीह के क्रूस के प्रचार में आपत्ति की बात की। वह एक ऐसा संदेश प्रचार करके उत्पीड़न से बच सकते थे जिससे किसी को ठेस न पहुँचे (</w:t>
-      </w:r>
-      <w:hyperlink r:id="rId66">
-        <w:r>
-          <w:rPr>
-            <w:lang w:val="hi_IN" w:bidi="hi_IN"/>
-          </w:rPr>
-          <w:rPr>
-            <w:color w:val="0000EE"/>
-            <w:u w:val="single"/>
-          </w:rPr>
-          <w:t>गलातियों 5:11</w:t>
-        </w:r>
-      </w:hyperlink>
-      <w:r>
-        <w:rPr>
-          <w:lang w:val="hi_IN" w:bidi="hi_IN"/>
-        </w:rPr>
-        <w:t>)। उन्होंने क्रूस का प्रचार करना चुना, भले ही यह यहूदियों के लिए ठोकर का कारण और अन्यजातियों के लिए मूर्खता था (</w:t>
-      </w:r>
-      <w:hyperlink r:id="rId67">
-        <w:r>
-          <w:rPr>
-            <w:lang w:val="hi_IN" w:bidi="hi_IN"/>
-          </w:rPr>
-          <w:rPr>
-            <w:color w:val="0000EE"/>
-            <w:u w:val="single"/>
-          </w:rPr>
-          <w:t>1 कुरिन्थियों 1:23</w:t>
-        </w:r>
-      </w:hyperlink>
-      <w:r>
-        <w:rPr>
-          <w:lang w:val="hi_IN" w:bidi="hi_IN"/>
-        </w:rPr>
         <w:t>)।</w:t>
-      </w:r>
-    </w:p>
-    <w:p>
-      <w:pPr/>
-      <w:r>
-        <w:rPr>
-          <w:lang w:val="hi_IN" w:bidi="hi_IN"/>
-        </w:rPr>
-      </w:r>
-      <w:r>
-        <w:rPr>
-          <w:i/>
-          <w:lang w:val="hi_IN" w:bidi="hi_IN"/>
-        </w:rPr>
-        <w:t>यह भी देखें</w:t>
-      </w:r>
-      <w:r>
-        <w:rPr>
-          <w:lang w:val="hi_IN" w:bidi="hi_IN"/>
-        </w:rPr>
-        <w:t xml:space="preserve"> </w:t>
-      </w:r>
-      <w:r>
-        <w:rPr>
-          <w:lang w:val="hi_IN" w:bidi="hi_IN"/>
-        </w:rPr>
-        <w:t>पाप</w:t>
-      </w:r>
-      <w:r>
-        <w:rPr>
-          <w:lang w:val="hi_IN" w:bidi="hi_IN"/>
-        </w:rPr>
-        <w:t>।</w:t>
-      </w:r>
-      <w:r>
-        <w:rPr>
-          <w:lang w:val="hi_IN" w:bidi="hi_IN"/>
-        </w:rPr>
-      </w:r>
-      <w:r>
-        <w:rPr>
-          <w:lang w:val="hi_IN" w:bidi="hi_IN"/>
-        </w:rPr>
-      </w:r>
-    </w:p>
-    <w:p>
-      <w:pPr/>
-      <w:r>
-        <w:rPr>
-          <w:lang w:val="hi_IN" w:bidi="hi_IN"/>
-        </w:rPr>
-      </w:r>
-    </w:p>
-    <w:p>
-      <w:pPr>
-        <w:pStyle w:val="Heading2"/>
-      </w:pPr>
-      <w:r>
-        <w:rPr>
-          <w:lang w:val="hi_IN" w:bidi="hi_IN"/>
-        </w:rPr>
-        <w:t>ठोकर</w:t>
-      </w:r>
-      <w:r>
-        <w:rPr>
-          <w:lang w:val="hi_IN" w:bidi="hi_IN"/>
-        </w:rPr>
-      </w:r>
-    </w:p>
-    <w:p>
-      <w:pPr/>
-      <w:r>
-        <w:rPr>
-          <w:lang w:val="hi_IN" w:bidi="hi_IN"/>
-        </w:rPr>
-      </w:r>
-      <w:r>
-        <w:rPr>
-          <w:lang w:val="hi_IN" w:bidi="hi_IN"/>
-        </w:rPr>
-        <w:t>किसी भी वस्तु को संदर्भित करने के लिए शाब्दिक और रूपक रूप से उपयोग किया जाने वाला शब्द जो किसी को ठोकर खिला सकता है।</w:t>
-      </w:r>
-    </w:p>
-    <w:p>
-      <w:pPr/>
-      <w:r>
-        <w:rPr>
-          <w:lang w:val="hi_IN" w:bidi="hi_IN"/>
-        </w:rPr>
-      </w:r>
-      <w:r>
-        <w:rPr>
-          <w:lang w:val="hi_IN" w:bidi="hi_IN"/>
-        </w:rPr>
-        <w:t xml:space="preserve">यह वाक्यांश </w:t>
-      </w:r>
-      <w:hyperlink r:id="rId68">
-        <w:r>
-          <w:rPr>
-            <w:lang w:val="hi_IN" w:bidi="hi_IN"/>
-          </w:rPr>
-          <w:rPr>
-            <w:color w:val="0000EE"/>
-            <w:u w:val="single"/>
-          </w:rPr>
-          <w:t>लैव्यव्यवस्था 19:14</w:t>
-        </w:r>
-      </w:hyperlink>
-      <w:r>
-        <w:rPr>
-          <w:lang w:val="hi_IN" w:bidi="hi_IN"/>
-        </w:rPr>
-        <w:t xml:space="preserve"> में शाब्दिक रूप से उपयोग किया गया है, जहाँ इस्राएल के लोगों को चेतावनी दी जाती है कि वे “अंधों के सामने ठोकर का पत्थर न रखें,” बल्कि “प्रभु अपने परमेश्वर का भय मानें।” एक अलग रूपक उपयोग </w:t>
-      </w:r>
-      <w:hyperlink r:id="rId69">
-        <w:r>
-          <w:rPr>
-            <w:lang w:val="hi_IN" w:bidi="hi_IN"/>
-          </w:rPr>
-          <w:rPr>
-            <w:color w:val="0000EE"/>
-            <w:u w:val="single"/>
-          </w:rPr>
-          <w:t>यिर्मयाह 6:21</w:t>
-        </w:r>
-      </w:hyperlink>
-      <w:r>
-        <w:rPr>
-          <w:lang w:val="hi_IN" w:bidi="hi_IN"/>
-        </w:rPr>
-        <w:t xml:space="preserve"> में होता है, जहाँ परमेश्वर वादा करते हैं कि यदि इस्राएल के लोग उनकी चेतावनियों पर ध्यान नहीं देते, तो वे उनके सामने ठोकर का पत्थर रखेंगे।</w:t>
-      </w:r>
-    </w:p>
-    <w:p>
-      <w:pPr/>
-      <w:r>
-        <w:rPr>
-          <w:lang w:val="hi_IN" w:bidi="hi_IN"/>
-        </w:rPr>
-      </w:r>
-      <w:r>
-        <w:rPr>
-          <w:lang w:val="hi_IN" w:bidi="hi_IN"/>
-        </w:rPr>
-        <w:t>हालांकि, सबसे आम पुराना नियम उपयोग यहेजकेल में मिलता है, जहाँ इस वाक्यांश का उपयोग मूर्तियों और मूर्तिपूजा का उल्लेख करने के लिए किया जाता है: "</w:t>
-      </w:r>
-      <w:r>
-        <w:rPr>
-          <w:lang w:val="hi_IN" w:bidi="hi_IN"/>
-        </w:rPr>
-        <w:t>हे मनुष्य के सन्तान, इन पुरुषों ने तो अपनी मूरतें अपने मन में स्थापित की, और अपने अधर्म की ठोकर अपने सामने रखी है; फिर क्या वे मुझसे कुछ भी पूछने पाएँगे?</w:t>
-      </w:r>
-      <w:r>
-        <w:rPr>
-          <w:lang w:val="hi_IN" w:bidi="hi_IN"/>
-        </w:rPr>
-        <w:t>” (</w:t>
-      </w:r>
-      <w:hyperlink r:id="rId70">
-        <w:r>
-          <w:rPr>
-            <w:lang w:val="hi_IN" w:bidi="hi_IN"/>
-          </w:rPr>
-          <w:rPr>
-            <w:color w:val="0000EE"/>
-            <w:u w:val="single"/>
-          </w:rPr>
-          <w:t>यहेज 14:3</w:t>
-        </w:r>
-      </w:hyperlink>
-      <w:r>
-        <w:rPr>
-          <w:lang w:val="hi_IN" w:bidi="hi_IN"/>
-        </w:rPr>
-        <w:t xml:space="preserve">; साथ ही </w:t>
-      </w:r>
-      <w:hyperlink r:id="rId71">
-        <w:r>
-          <w:rPr>
-            <w:lang w:val="hi_IN" w:bidi="hi_IN"/>
-          </w:rPr>
-          <w:rPr>
-            <w:color w:val="0000EE"/>
-            <w:u w:val="single"/>
-          </w:rPr>
-          <w:t>7:19</w:t>
-        </w:r>
-      </w:hyperlink>
-      <w:r>
-        <w:rPr>
-          <w:lang w:val="hi_IN" w:bidi="hi_IN"/>
-        </w:rPr>
-        <w:t xml:space="preserve">; </w:t>
-      </w:r>
-      <w:hyperlink r:id="rId72">
-        <w:r>
-          <w:rPr>
-            <w:lang w:val="hi_IN" w:bidi="hi_IN"/>
-          </w:rPr>
-          <w:rPr>
-            <w:color w:val="0000EE"/>
-            <w:u w:val="single"/>
-          </w:rPr>
-          <w:t>44:12</w:t>
-        </w:r>
-      </w:hyperlink>
-      <w:r>
-        <w:rPr>
-          <w:lang w:val="hi_IN" w:bidi="hi_IN"/>
-        </w:rPr>
-        <w:t>)।</w:t>
-      </w:r>
-    </w:p>
-    <w:p>
-      <w:pPr/>
-      <w:r>
-        <w:rPr>
-          <w:lang w:val="hi_IN" w:bidi="hi_IN"/>
-        </w:rPr>
-      </w:r>
-      <w:r>
-        <w:rPr>
-          <w:lang w:val="hi_IN" w:bidi="hi_IN"/>
-        </w:rPr>
-        <w:t>नय नियम में यह शब्द मूल रूप से अपने इब्रानी अर्थ को बनाए रखता है। फिर भी, इस वाक्यांश का उपयोग रूपक रूप में किया जाता है ताकि यह बताया जा सके कि कई यहूदियों को यीशु को परमेश्वर का पुत्र मानने में कठिनाइयों का सामना करना पड़ा: "</w:t>
-      </w:r>
-      <w:r>
-        <w:rPr>
-          <w:lang w:val="hi_IN" w:bidi="hi_IN"/>
-        </w:rPr>
-        <w:t>परन्तु हम तो उस क्रूस पर चढ़ाए हुए मसीह का प्रचार करते हैं जो यहूदियों के निकट ठोकर का कारण, और अन्यजातियों के निकट मूर्खता है</w:t>
-      </w:r>
-      <w:r>
-        <w:rPr>
-          <w:lang w:val="hi_IN" w:bidi="hi_IN"/>
-        </w:rPr>
-        <w:t>" (</w:t>
-      </w:r>
-      <w:hyperlink r:id="rId67">
-        <w:r>
-          <w:rPr>
-            <w:lang w:val="hi_IN" w:bidi="hi_IN"/>
-          </w:rPr>
-          <w:rPr>
-            <w:color w:val="0000EE"/>
-            <w:u w:val="single"/>
-          </w:rPr>
-          <w:t>1 कुरि 1:23</w:t>
-        </w:r>
-      </w:hyperlink>
-      <w:r>
-        <w:rPr>
-          <w:lang w:val="hi_IN" w:bidi="hi_IN"/>
-        </w:rPr>
-        <w:t xml:space="preserve">; देखें </w:t>
-      </w:r>
-      <w:hyperlink r:id="rId73">
-        <w:r>
-          <w:rPr>
-            <w:lang w:val="hi_IN" w:bidi="hi_IN"/>
-          </w:rPr>
-          <w:rPr>
-            <w:color w:val="0000EE"/>
-            <w:u w:val="single"/>
-          </w:rPr>
-          <w:t>रोम 9:31–32</w:t>
-        </w:r>
-      </w:hyperlink>
-      <w:r>
-        <w:rPr>
-          <w:lang w:val="hi_IN" w:bidi="hi_IN"/>
-        </w:rPr>
-        <w:t xml:space="preserve"> भी)। </w:t>
-      </w:r>
-      <w:hyperlink r:id="rId74">
-        <w:r>
-          <w:rPr>
-            <w:lang w:val="hi_IN" w:bidi="hi_IN"/>
-          </w:rPr>
-          <w:rPr>
-            <w:color w:val="0000EE"/>
-            <w:u w:val="single"/>
-          </w:rPr>
-          <w:t>रोमियों 11:11–12</w:t>
-        </w:r>
-      </w:hyperlink>
-      <w:r>
-        <w:rPr>
-          <w:lang w:val="hi_IN" w:bidi="hi_IN"/>
-        </w:rPr>
-        <w:t xml:space="preserve"> में, पौलुस कहते हैं कि यह प्रतिरोध वास्तव में परमेश्वर की योजना का हिस्सा है ताकि वह अपने धन को संसार में फैला सकें। अन्त में, </w:t>
-      </w:r>
-      <w:hyperlink r:id="rId75">
-        <w:r>
-          <w:rPr>
-            <w:lang w:val="hi_IN" w:bidi="hi_IN"/>
-          </w:rPr>
-          <w:rPr>
-            <w:color w:val="0000EE"/>
-            <w:u w:val="single"/>
-          </w:rPr>
-          <w:t>1 कुरिन्थियों 8:9</w:t>
-        </w:r>
-      </w:hyperlink>
-      <w:r>
-        <w:rPr>
-          <w:lang w:val="hi_IN" w:bidi="hi_IN"/>
-        </w:rPr>
-        <w:t xml:space="preserve"> "ठोकर का कारण" का उपयोग कुछ प्रथाओं के बारे में बात करने के लिए करता है जो स्वयं में उपयुक्त हो सकती हैं लेकिन जिनका अनपेक्षित प्रभाव एक कमजोर भाई को ठेस पहुँचाने का हो सकता है (देखें </w:t>
-      </w:r>
-      <w:hyperlink r:id="rId54">
-        <w:r>
-          <w:rPr>
-            <w:lang w:val="hi_IN" w:bidi="hi_IN"/>
-          </w:rPr>
-          <w:rPr>
-            <w:color w:val="0000EE"/>
-            <w:u w:val="single"/>
-          </w:rPr>
-          <w:t>रोम 14:13</w:t>
-        </w:r>
-      </w:hyperlink>
-      <w:r>
-        <w:rPr>
-          <w:lang w:val="hi_IN" w:bidi="hi_IN"/>
-        </w:rPr>
-        <w:t xml:space="preserve"> भी)।</w:t>
       </w:r>
       <w:r>
         <w:rPr>
@@ -4294,12 +4876,6 @@
     <w:abstractNumId w:val="11"/>
   </w:num>
   <w:num w:numId="14">
-    <w:abstractNumId w:val="3"/>
-    <w:lvlOverride w:ilvl="0">
-      <w:startOverride w:val="1"/>
-    </w:lvlOverride>
-  </w:num>
-  <w:num w:numId="15">
     <w:abstractNumId w:val="3"/>
     <w:lvlOverride w:ilvl="0">
       <w:startOverride w:val="1"/>

--- a/hin/docx/035.content.docx
+++ b/hin/docx/035.content.docx
@@ -19,7 +19,7 @@
         <w:rPr>
           <w:lang w:val="hi_IN" w:bidi="hi_IN"/>
         </w:rPr>
-        <w:t>Resource: Tyndale Open Bible Dictionary</w:t>
+        <w:t>Resource: Aquifer Open Bible Dictionary</w:t>
       </w:r>
       <w:r>
         <w:rPr>
@@ -112,7 +112,7 @@
         <w:rPr>
           <w:lang w:val="hi_IN" w:bidi="hi_IN"/>
         </w:rPr>
-        <w:t>Tyndale Open Bible Dictionary</w:t>
+        <w:t>Aquifer Open Bible Dictionary</w:t>
       </w:r>
     </w:p>
     <w:p>

--- a/hin/docx/035.content.docx
+++ b/hin/docx/035.content.docx
@@ -244,18 +244,12 @@
         </w:rPr>
         <w:t>ताल वाद्य जिसमें एक उथला, एक-सिर वाला ढोल होता है, जिसके किनारों पर छोटे धातु के चक्र लगे होते हैं, जो वाद्य को थपथपाने या हिलाने पर झनझनाते हैं (</w:t>
       </w:r>
-      <w:hyperlink r:id="rId13">
-        <w:r>
-          <w:rPr>
-            <w:lang w:val="hi_IN" w:bidi="hi_IN"/>
-          </w:rPr>
-          <w:rPr>
-            <w:color w:val="0000EE"/>
-            <w:u w:val="single"/>
-          </w:rPr>
-          <w:t>1 शमू 10:5</w:t>
-        </w:r>
-      </w:hyperlink>
+      <w:r>
+        <w:rPr>
+          <w:lang w:val="hi_IN" w:bidi="hi_IN"/>
+        </w:rPr>
+        <w:t>1 शमू 10:5</w:t>
+      </w:r>
       <w:r>
         <w:rPr>
           <w:lang w:val="hi_IN" w:bidi="hi_IN"/>
@@ -416,18 +410,12 @@
         </w:rPr>
         <w:t xml:space="preserve">डलसीमर </w:t>
       </w:r>
-      <w:hyperlink r:id="rId14">
-        <w:r>
-          <w:rPr>
-            <w:lang w:val="hi_IN" w:bidi="hi_IN"/>
-          </w:rPr>
-          <w:rPr>
-            <w:color w:val="0000EE"/>
-            <w:u w:val="single"/>
-          </w:rPr>
-          <w:t>दानिय्येल 3:5, 10, 15</w:t>
-        </w:r>
-      </w:hyperlink>
+      <w:r>
+        <w:rPr>
+          <w:lang w:val="hi_IN" w:bidi="hi_IN"/>
+        </w:rPr>
+        <w:t>दानिय्येल 3:5, 10, 15</w:t>
+      </w:r>
       <w:r>
         <w:rPr>
           <w:lang w:val="hi_IN" w:bidi="hi_IN"/>
@@ -723,36 +711,24 @@
         </w:rPr>
         <w:t>प्राकृतिक रूप से पाई जाने वाली डामर; राल, तार। "डामर" (केजेवी में "चिपचिपा पदार्थ") का उपयोग बाबेल की मीनार के निर्माण में मसाले के रूप में किया गया था (</w:t>
       </w:r>
-      <w:hyperlink r:id="rId15">
-        <w:r>
-          <w:rPr>
-            <w:lang w:val="hi_IN" w:bidi="hi_IN"/>
-          </w:rPr>
-          <w:rPr>
-            <w:color w:val="0000EE"/>
-            <w:u w:val="single"/>
-          </w:rPr>
-          <w:t>उत 11:3</w:t>
-        </w:r>
-      </w:hyperlink>
+      <w:r>
+        <w:rPr>
+          <w:lang w:val="hi_IN" w:bidi="hi_IN"/>
+        </w:rPr>
+        <w:t>उत 11:3</w:t>
+      </w:r>
       <w:r>
         <w:rPr>
           <w:lang w:val="hi_IN" w:bidi="hi_IN"/>
         </w:rPr>
         <w:t>), और उस सरकंडे की टोकरी को बंद करने के लिए किया गया था जिसमें शिशु मूसा को छिपाया गया था (</w:t>
       </w:r>
-      <w:hyperlink r:id="rId16">
-        <w:r>
-          <w:rPr>
-            <w:lang w:val="hi_IN" w:bidi="hi_IN"/>
-          </w:rPr>
-          <w:rPr>
-            <w:color w:val="0000EE"/>
-            <w:u w:val="single"/>
-          </w:rPr>
-          <w:t>निर्ग 2:3</w:t>
-        </w:r>
-      </w:hyperlink>
+      <w:r>
+        <w:rPr>
+          <w:lang w:val="hi_IN" w:bidi="hi_IN"/>
+        </w:rPr>
+        <w:t>निर्ग 2:3</w:t>
+      </w:r>
       <w:r>
         <w:rPr>
           <w:lang w:val="hi_IN" w:bidi="hi_IN"/>
@@ -771,18 +747,12 @@
         </w:rPr>
         <w:t xml:space="preserve"> की तराई में कई डामर के गड्ढे थे जिनमें कदोर्लाओमेर के सदोम और गमोरा के खिलाफ युद्ध के दौरान कई सैनिक गिर गए थे (</w:t>
       </w:r>
-      <w:hyperlink r:id="rId17">
-        <w:r>
-          <w:rPr>
-            <w:lang w:val="hi_IN" w:bidi="hi_IN"/>
-          </w:rPr>
-          <w:rPr>
-            <w:color w:val="0000EE"/>
-            <w:u w:val="single"/>
-          </w:rPr>
-          <w:t>उत 14:10</w:t>
-        </w:r>
-      </w:hyperlink>
+      <w:r>
+        <w:rPr>
+          <w:lang w:val="hi_IN" w:bidi="hi_IN"/>
+        </w:rPr>
+        <w:t>उत 14:10</w:t>
+      </w:r>
       <w:r>
         <w:rPr>
           <w:lang w:val="hi_IN" w:bidi="hi_IN"/>
@@ -969,18 +939,12 @@
         </w:rPr>
         <w:t>इफिसुस में डायना का मन्दिर प्राचीन विश्व के सात आश्चर्यों में से एक था। यह प्रभावशाली इमारत 100 बड़े खम्भों पर आधारित थी। स्थानीय कथा के अनुसार, उनकी मूरत आकाश से वहाँ गिरी थी (</w:t>
       </w:r>
-      <w:hyperlink r:id="rId18">
-        <w:r>
-          <w:rPr>
-            <w:lang w:val="hi_IN" w:bidi="hi_IN"/>
-          </w:rPr>
-          <w:rPr>
-            <w:color w:val="0000EE"/>
-            <w:u w:val="single"/>
-          </w:rPr>
-          <w:t>प्रेरि 19:35</w:t>
-        </w:r>
-      </w:hyperlink>
+      <w:r>
+        <w:rPr>
+          <w:lang w:val="hi_IN" w:bidi="hi_IN"/>
+        </w:rPr>
+        <w:t>प्रेरि 19:35</w:t>
+      </w:r>
       <w:r>
         <w:rPr>
           <w:lang w:val="hi_IN" w:bidi="hi_IN"/>
@@ -1001,36 +965,24 @@
         </w:rPr>
         <w:t>खुदाई में मिली मूर्तियों में से कुछ में डायना को बहुस्तन वाली स्त्री के रूप में दिखाया गया है; अन्य में देवी को शेरों के साथ एक मन्दिर में दिखाया गया है। मन्दिर की प्रतिमा चाँदी के कारीगरों द्वारा स्मृति चिन्ह के रूप में बेचे जाते थे, इसलिए जब पौलुस ने इफिसुस में अपना प्रचार शुरू किया तो कारीगर इस लाभदायक व्यापार में किसी भी गिरावट को देखने के लिए अनिच्छुक थे (</w:t>
       </w:r>
-      <w:hyperlink r:id="rId19">
-        <w:r>
-          <w:rPr>
-            <w:lang w:val="hi_IN" w:bidi="hi_IN"/>
-          </w:rPr>
-          <w:rPr>
-            <w:color w:val="0000EE"/>
-            <w:u w:val="single"/>
-          </w:rPr>
-          <w:t>प्रेरि 19:23–20:1</w:t>
-        </w:r>
-      </w:hyperlink>
+      <w:r>
+        <w:rPr>
+          <w:lang w:val="hi_IN" w:bidi="hi_IN"/>
+        </w:rPr>
+        <w:t>प्रेरि 19:23–20:1</w:t>
+      </w:r>
       <w:r>
         <w:rPr>
           <w:lang w:val="hi_IN" w:bidi="hi_IN"/>
         </w:rPr>
         <w:t>)। चाँदी के कारीगरों की निराशा और हुल्लड़ ने भीड़ के दंगे को जन्म दिया, जो “इफिसियों की अरतिमिस, महान है!” की गर्जना में परिणत हुआ (</w:t>
       </w:r>
-      <w:hyperlink r:id="rId20">
-        <w:r>
-          <w:rPr>
-            <w:lang w:val="hi_IN" w:bidi="hi_IN"/>
-          </w:rPr>
-          <w:rPr>
-            <w:color w:val="0000EE"/>
-            <w:u w:val="single"/>
-          </w:rPr>
-          <w:t>19:28, 34</w:t>
-        </w:r>
-      </w:hyperlink>
+      <w:r>
+        <w:rPr>
+          <w:lang w:val="hi_IN" w:bidi="hi_IN"/>
+        </w:rPr>
+        <w:t>19:28, 34</w:t>
+      </w:r>
       <w:r>
         <w:rPr>
           <w:lang w:val="hi_IN" w:bidi="hi_IN"/>
@@ -1172,25 +1124,7 @@
         <w:rPr>
           <w:lang w:val="hi_IN" w:bidi="hi_IN"/>
         </w:rPr>
-        <w:t xml:space="preserve">डायोस्कोरिन्थियस एक कठिन और अस्पष्ट शब्द है जो केवल </w:t>
-      </w:r>
-      <w:hyperlink r:id="rId21">
-        <w:r>
-          <w:rPr>
-            <w:lang w:val="hi_IN" w:bidi="hi_IN"/>
-          </w:rPr>
-          <w:rPr>
-            <w:color w:val="0000EE"/>
-            <w:u w:val="single"/>
-          </w:rPr>
-          <w:t>2 मक्काबियों 11:21</w:t>
-        </w:r>
-      </w:hyperlink>
-      <w:r>
-        <w:rPr>
-          <w:lang w:val="hi_IN" w:bidi="hi_IN"/>
-        </w:rPr>
-        <w:t xml:space="preserve"> में एक बार आता है। "डायोस्कोरिंथियस" एक पत्र में तारीख का हिस्सा था जो लिसीयस, एक सीरियाई अधिकारी द्वारा मक्काबी विद्रोहों के दौरान 164 ई.पू. के आसपास यहूदियों को लिखा गया था। अधिकांश विद्वान मानते हैं कि यह शब्द एक महीने के नाम को दर्शाता है।</w:t>
+        <w:t>डायोस्कोरिन्थियस एक कठिन और अस्पष्ट शब्द है जो केवल 2 मक्काबियों 11:21 में एक बार आता है। "डायोस्कोरिंथियस" एक पत्र में तारीख का हिस्सा था जो लिसीयस, एक सीरियाई अधिकारी द्वारा मक्काबी विद्रोहों के दौरान 164 ई.पू. के आसपास यहूदियों को लिखा गया था। अधिकांश विद्वान मानते हैं कि यह शब्द एक महीने के नाम को दर्शाता है।</w:t>
       </w:r>
     </w:p>
     <w:p>
@@ -1338,36 +1272,24 @@
         </w:rPr>
         <w:t xml:space="preserve">शाब्दिक रूप से, एक पेड़ या झाड़ी से अंकुर या टहनी; आलंकारिक रूप में, एक मसीहाई या अन्य आत्मिक रूपक। यह तम्बू में स्वर्ण दीवट के मुख्य कड़ी से निकलने वाले तीन शाखाओं के लिए उपयोग किया जाता है (उदाहरण के लिए, </w:t>
       </w:r>
-      <w:hyperlink r:id="rId22">
-        <w:r>
-          <w:rPr>
-            <w:lang w:val="hi_IN" w:bidi="hi_IN"/>
-          </w:rPr>
-          <w:rPr>
-            <w:color w:val="0000EE"/>
-            <w:u w:val="single"/>
-          </w:rPr>
-          <w:t>निर्ग 25:31–36</w:t>
-        </w:r>
-      </w:hyperlink>
+      <w:r>
+        <w:rPr>
+          <w:lang w:val="hi_IN" w:bidi="hi_IN"/>
+        </w:rPr>
+        <w:t>निर्ग 25:31–36</w:t>
+      </w:r>
       <w:r>
         <w:rPr>
           <w:lang w:val="hi_IN" w:bidi="hi_IN"/>
         </w:rPr>
         <w:t>) और उन खजूर की पत्तियों के लिए जिनसे प्राचीन यहूदियों के झोपड़ियों का पर्व के लिए मंडप बनाए गए थे (</w:t>
       </w:r>
-      <w:hyperlink r:id="rId23">
-        <w:r>
-          <w:rPr>
-            <w:lang w:val="hi_IN" w:bidi="hi_IN"/>
-          </w:rPr>
-          <w:rPr>
-            <w:color w:val="0000EE"/>
-            <w:u w:val="single"/>
-          </w:rPr>
-          <w:t>लैव्य 23:40–43</w:t>
-        </w:r>
-      </w:hyperlink>
+      <w:r>
+        <w:rPr>
+          <w:lang w:val="hi_IN" w:bidi="hi_IN"/>
+        </w:rPr>
+        <w:t>लैव्य 23:40–43</w:t>
+      </w:r>
       <w:r>
         <w:rPr>
           <w:lang w:val="hi_IN" w:bidi="hi_IN"/>
@@ -1388,234 +1310,156 @@
         </w:rPr>
         <w:t>आलंकारिक रूप में, यह अभिव्यक्ति उन अंशों में पाई जाती है जहाँ इस्राएल को जैतून (</w:t>
       </w:r>
-      <w:hyperlink r:id="rId24">
-        <w:r>
-          <w:rPr>
-            <w:lang w:val="hi_IN" w:bidi="hi_IN"/>
-          </w:rPr>
-          <w:rPr>
-            <w:color w:val="0000EE"/>
-            <w:u w:val="single"/>
-          </w:rPr>
-          <w:t>होश 14:6</w:t>
-        </w:r>
-      </w:hyperlink>
+      <w:r>
+        <w:rPr>
+          <w:lang w:val="hi_IN" w:bidi="hi_IN"/>
+        </w:rPr>
+        <w:t>होश 14:6</w:t>
+      </w:r>
       <w:r>
         <w:rPr>
           <w:lang w:val="hi_IN" w:bidi="hi_IN"/>
         </w:rPr>
         <w:t>), देवदार (</w:t>
       </w:r>
-      <w:hyperlink r:id="rId25">
-        <w:r>
-          <w:rPr>
-            <w:lang w:val="hi_IN" w:bidi="hi_IN"/>
-          </w:rPr>
-          <w:rPr>
-            <w:color w:val="0000EE"/>
-            <w:u w:val="single"/>
-          </w:rPr>
-          <w:t>यहेज 17:23</w:t>
-        </w:r>
-      </w:hyperlink>
+      <w:r>
+        <w:rPr>
+          <w:lang w:val="hi_IN" w:bidi="hi_IN"/>
+        </w:rPr>
+        <w:t>यहेज 17:23</w:t>
+      </w:r>
       <w:r>
         <w:rPr>
           <w:lang w:val="hi_IN" w:bidi="hi_IN"/>
         </w:rPr>
         <w:t>), और दाखलता (</w:t>
       </w:r>
-      <w:hyperlink r:id="rId26">
-        <w:r>
-          <w:rPr>
-            <w:lang w:val="hi_IN" w:bidi="hi_IN"/>
-          </w:rPr>
-          <w:rPr>
-            <w:color w:val="0000EE"/>
-            <w:u w:val="single"/>
-          </w:rPr>
-          <w:t>यहेज 17:6</w:t>
-        </w:r>
-      </w:hyperlink>
+      <w:r>
+        <w:rPr>
+          <w:lang w:val="hi_IN" w:bidi="hi_IN"/>
+        </w:rPr>
+        <w:t>यहेज 17:6</w:t>
+      </w:r>
       <w:r>
         <w:rPr>
           <w:lang w:val="hi_IN" w:bidi="hi_IN"/>
         </w:rPr>
         <w:t xml:space="preserve">; पुष्टि करें </w:t>
       </w:r>
-      <w:hyperlink r:id="rId27">
-        <w:r>
-          <w:rPr>
-            <w:lang w:val="hi_IN" w:bidi="hi_IN"/>
-          </w:rPr>
-          <w:rPr>
-            <w:color w:val="0000EE"/>
-            <w:u w:val="single"/>
-          </w:rPr>
-          <w:t>भज 80:8–11</w:t>
-        </w:r>
-      </w:hyperlink>
+      <w:r>
+        <w:rPr>
+          <w:lang w:val="hi_IN" w:bidi="hi_IN"/>
+        </w:rPr>
+        <w:t>भज 80:8–11</w:t>
+      </w:r>
       <w:r>
         <w:rPr>
           <w:lang w:val="hi_IN" w:bidi="hi_IN"/>
         </w:rPr>
         <w:t>) के रूप में वर्णित किया गया है। "डाली," जो नए विकास का संकेत देती है, समृद्धि का प्रतीक हो सकती है (</w:t>
       </w:r>
-      <w:hyperlink r:id="rId28">
-        <w:r>
-          <w:rPr>
-            <w:lang w:val="hi_IN" w:bidi="hi_IN"/>
-          </w:rPr>
-          <w:rPr>
-            <w:color w:val="0000EE"/>
-            <w:u w:val="single"/>
-          </w:rPr>
-          <w:t>उत 49:22</w:t>
-        </w:r>
-      </w:hyperlink>
+      <w:r>
+        <w:rPr>
+          <w:lang w:val="hi_IN" w:bidi="hi_IN"/>
+        </w:rPr>
+        <w:t>उत 49:22</w:t>
+      </w:r>
       <w:r>
         <w:rPr>
           <w:lang w:val="hi_IN" w:bidi="hi_IN"/>
         </w:rPr>
         <w:t xml:space="preserve">; </w:t>
       </w:r>
-      <w:hyperlink r:id="rId29">
-        <w:r>
-          <w:rPr>
-            <w:lang w:val="hi_IN" w:bidi="hi_IN"/>
-          </w:rPr>
-          <w:rPr>
-            <w:color w:val="0000EE"/>
-            <w:u w:val="single"/>
-          </w:rPr>
-          <w:t>अय्यू 8:16</w:t>
-        </w:r>
-      </w:hyperlink>
+      <w:r>
+        <w:rPr>
+          <w:lang w:val="hi_IN" w:bidi="hi_IN"/>
+        </w:rPr>
+        <w:t>अय्यू 8:16</w:t>
+      </w:r>
       <w:r>
         <w:rPr>
           <w:lang w:val="hi_IN" w:bidi="hi_IN"/>
         </w:rPr>
         <w:t xml:space="preserve">; </w:t>
       </w:r>
-      <w:hyperlink r:id="rId27">
-        <w:r>
-          <w:rPr>
-            <w:lang w:val="hi_IN" w:bidi="hi_IN"/>
-          </w:rPr>
-          <w:rPr>
-            <w:color w:val="0000EE"/>
-            <w:u w:val="single"/>
-          </w:rPr>
-          <w:t>भज 80:8–11</w:t>
-        </w:r>
-      </w:hyperlink>
+      <w:r>
+        <w:rPr>
+          <w:lang w:val="hi_IN" w:bidi="hi_IN"/>
+        </w:rPr>
+        <w:t>भज 80:8–11</w:t>
+      </w:r>
       <w:r>
         <w:rPr>
           <w:lang w:val="hi_IN" w:bidi="hi_IN"/>
         </w:rPr>
         <w:t xml:space="preserve">; </w:t>
       </w:r>
-      <w:hyperlink r:id="rId30">
-        <w:r>
-          <w:rPr>
-            <w:lang w:val="hi_IN" w:bidi="hi_IN"/>
-          </w:rPr>
-          <w:rPr>
-            <w:color w:val="0000EE"/>
-            <w:u w:val="single"/>
-          </w:rPr>
-          <w:t>यहेज 36:8</w:t>
-        </w:r>
-      </w:hyperlink>
+      <w:r>
+        <w:rPr>
+          <w:lang w:val="hi_IN" w:bidi="hi_IN"/>
+        </w:rPr>
+        <w:t>यहेज 36:8</w:t>
+      </w:r>
       <w:r>
         <w:rPr>
           <w:lang w:val="hi_IN" w:bidi="hi_IN"/>
         </w:rPr>
         <w:t>)। शाखाओं को काटा या तोड़ा जा सकता है; इसलिए, यह शब्द न्याय का चित्रण कर सकता है (</w:t>
       </w:r>
-      <w:hyperlink r:id="rId31">
-        <w:r>
-          <w:rPr>
-            <w:lang w:val="hi_IN" w:bidi="hi_IN"/>
-          </w:rPr>
-          <w:rPr>
-            <w:color w:val="0000EE"/>
-            <w:u w:val="single"/>
-          </w:rPr>
-          <w:t>अय्यू 18:16</w:t>
-        </w:r>
-      </w:hyperlink>
+      <w:r>
+        <w:rPr>
+          <w:lang w:val="hi_IN" w:bidi="hi_IN"/>
+        </w:rPr>
+        <w:t>अय्यू 18:16</w:t>
+      </w:r>
       <w:r>
         <w:rPr>
           <w:lang w:val="hi_IN" w:bidi="hi_IN"/>
         </w:rPr>
         <w:t xml:space="preserve">; </w:t>
       </w:r>
-      <w:hyperlink r:id="rId32">
-        <w:r>
-          <w:rPr>
-            <w:lang w:val="hi_IN" w:bidi="hi_IN"/>
-          </w:rPr>
-          <w:rPr>
-            <w:color w:val="0000EE"/>
-            <w:u w:val="single"/>
-          </w:rPr>
-          <w:t>यशा 9:14</w:t>
-        </w:r>
-      </w:hyperlink>
+      <w:r>
+        <w:rPr>
+          <w:lang w:val="hi_IN" w:bidi="hi_IN"/>
+        </w:rPr>
+        <w:t>यशा 9:14</w:t>
+      </w:r>
       <w:r>
         <w:rPr>
           <w:lang w:val="hi_IN" w:bidi="hi_IN"/>
         </w:rPr>
         <w:t xml:space="preserve">; </w:t>
       </w:r>
-      <w:hyperlink r:id="rId33">
-        <w:r>
-          <w:rPr>
-            <w:lang w:val="hi_IN" w:bidi="hi_IN"/>
-          </w:rPr>
-          <w:rPr>
-            <w:color w:val="0000EE"/>
-            <w:u w:val="single"/>
-          </w:rPr>
-          <w:t>यिर्म 11:16</w:t>
-        </w:r>
-      </w:hyperlink>
+      <w:r>
+        <w:rPr>
+          <w:lang w:val="hi_IN" w:bidi="hi_IN"/>
+        </w:rPr>
+        <w:t>यिर्म 11:16</w:t>
+      </w:r>
       <w:r>
         <w:rPr>
           <w:lang w:val="hi_IN" w:bidi="hi_IN"/>
         </w:rPr>
         <w:t>)। ऐसे अंश मुरझाने, काटे जाने, या जलाए जाने की बात करते हैं; यीशु ने इन तीनों विचारों को एक रूपक में मिलाया (</w:t>
       </w:r>
-      <w:hyperlink r:id="rId34">
-        <w:r>
-          <w:rPr>
-            <w:lang w:val="hi_IN" w:bidi="hi_IN"/>
-          </w:rPr>
-          <w:rPr>
-            <w:color w:val="0000EE"/>
-            <w:u w:val="single"/>
-          </w:rPr>
-          <w:t>यूह 15:6</w:t>
-        </w:r>
-      </w:hyperlink>
+      <w:r>
+        <w:rPr>
+          <w:lang w:val="hi_IN" w:bidi="hi_IN"/>
+        </w:rPr>
+        <w:t>यूह 15:6</w:t>
+      </w:r>
       <w:r>
         <w:rPr>
           <w:lang w:val="hi_IN" w:bidi="hi_IN"/>
         </w:rPr>
         <w:t>)। इसी तरह, प्रेरित पौलुस ने लिखा कि जो यहूदी विश्वास नहीं करेंगे, उन्हें तोड़ दिया जाएगा (</w:t>
       </w:r>
-      <w:hyperlink r:id="rId35">
-        <w:r>
-          <w:rPr>
-            <w:lang w:val="hi_IN" w:bidi="hi_IN"/>
-          </w:rPr>
-          <w:rPr>
-            <w:color w:val="0000EE"/>
-            <w:u w:val="single"/>
-          </w:rPr>
-          <w:t>रोमि 11:19–21</w:t>
-        </w:r>
-      </w:hyperlink>
+      <w:r>
+        <w:rPr>
+          <w:lang w:val="hi_IN" w:bidi="hi_IN"/>
+        </w:rPr>
+        <w:t>रोमि 11:19–21</w:t>
+      </w:r>
       <w:r>
         <w:rPr>
           <w:lang w:val="hi_IN" w:bidi="hi_IN"/>
@@ -1636,108 +1480,72 @@
         </w:rPr>
         <w:t>ऐसे प्रतीकवाद का मुख्य उपयोग दाऊद के वंश के मसीहा के संदर्भ में होता है। हालांकि "डाली" का यह उपयोग वास्तव में भविष्यद्वानी काल से उत्पन्न होता है, इसकी जड़ें बहुत पीछे तक जाती हैं। इस अवधारणा का उपयोग एक प्रभावशाली व्यक्ति के संदर्भ में किया गया था, जैसे कि एक राजा के व्यक्तिगत सेवक (</w:t>
       </w:r>
-      <w:hyperlink r:id="rId36">
-        <w:r>
-          <w:rPr>
-            <w:lang w:val="hi_IN" w:bidi="hi_IN"/>
-          </w:rPr>
-          <w:rPr>
-            <w:color w:val="0000EE"/>
-            <w:u w:val="single"/>
-          </w:rPr>
-          <w:t>उत 40:9–13</w:t>
-        </w:r>
-      </w:hyperlink>
+      <w:r>
+        <w:rPr>
+          <w:lang w:val="hi_IN" w:bidi="hi_IN"/>
+        </w:rPr>
+        <w:t>उत 40:9–13</w:t>
+      </w:r>
       <w:r>
         <w:rPr>
           <w:lang w:val="hi_IN" w:bidi="hi_IN"/>
         </w:rPr>
         <w:t>), कुलपिता यूसुफ (</w:t>
       </w:r>
-      <w:hyperlink r:id="rId28">
-        <w:r>
-          <w:rPr>
-            <w:lang w:val="hi_IN" w:bidi="hi_IN"/>
-          </w:rPr>
-          <w:rPr>
-            <w:color w:val="0000EE"/>
-            <w:u w:val="single"/>
-          </w:rPr>
-          <w:t>49:22</w:t>
-        </w:r>
-      </w:hyperlink>
+      <w:r>
+        <w:rPr>
+          <w:lang w:val="hi_IN" w:bidi="hi_IN"/>
+        </w:rPr>
+        <w:t>49:22</w:t>
+      </w:r>
       <w:r>
         <w:rPr>
           <w:lang w:val="hi_IN" w:bidi="hi_IN"/>
         </w:rPr>
         <w:t>), अय्यूब (</w:t>
       </w:r>
-      <w:hyperlink r:id="rId37">
-        <w:r>
-          <w:rPr>
-            <w:lang w:val="hi_IN" w:bidi="hi_IN"/>
-          </w:rPr>
-          <w:rPr>
-            <w:color w:val="0000EE"/>
-            <w:u w:val="single"/>
-          </w:rPr>
-          <w:t>अय्यू 29:19</w:t>
-        </w:r>
-      </w:hyperlink>
+      <w:r>
+        <w:rPr>
+          <w:lang w:val="hi_IN" w:bidi="hi_IN"/>
+        </w:rPr>
+        <w:t>अय्यू 29:19</w:t>
+      </w:r>
       <w:r>
         <w:rPr>
           <w:lang w:val="hi_IN" w:bidi="hi_IN"/>
         </w:rPr>
         <w:t>), या अश्शूरी राजा नबूकदनेस्सर (</w:t>
       </w:r>
-      <w:hyperlink r:id="rId38">
-        <w:r>
-          <w:rPr>
-            <w:lang w:val="hi_IN" w:bidi="hi_IN"/>
-          </w:rPr>
-          <w:rPr>
-            <w:color w:val="0000EE"/>
-            <w:u w:val="single"/>
-          </w:rPr>
-          <w:t>दानि 4:12</w:t>
-        </w:r>
-      </w:hyperlink>
+      <w:r>
+        <w:rPr>
+          <w:lang w:val="hi_IN" w:bidi="hi_IN"/>
+        </w:rPr>
+        <w:t>दानि 4:12</w:t>
+      </w:r>
       <w:r>
         <w:rPr>
           <w:lang w:val="hi_IN" w:bidi="hi_IN"/>
         </w:rPr>
         <w:t xml:space="preserve">)। ऐसे पद जैसे </w:t>
       </w:r>
-      <w:hyperlink r:id="rId39">
-        <w:r>
-          <w:rPr>
-            <w:lang w:val="hi_IN" w:bidi="hi_IN"/>
-          </w:rPr>
-          <w:rPr>
-            <w:color w:val="0000EE"/>
-            <w:u w:val="single"/>
-          </w:rPr>
-          <w:t>2 शमूएल 23:4</w:t>
-        </w:r>
-      </w:hyperlink>
+      <w:r>
+        <w:rPr>
+          <w:lang w:val="hi_IN" w:bidi="hi_IN"/>
+        </w:rPr>
+        <w:t>2 शमूएल 23:4</w:t>
+      </w:r>
       <w:r>
         <w:rPr>
           <w:lang w:val="hi_IN" w:bidi="hi_IN"/>
         </w:rPr>
         <w:t xml:space="preserve"> और </w:t>
       </w:r>
-      <w:hyperlink r:id="rId40">
-        <w:r>
-          <w:rPr>
-            <w:lang w:val="hi_IN" w:bidi="hi_IN"/>
-          </w:rPr>
-          <w:rPr>
-            <w:color w:val="0000EE"/>
-            <w:u w:val="single"/>
-          </w:rPr>
-          <w:t>भज 132:17</w:t>
-        </w:r>
-      </w:hyperlink>
+      <w:r>
+        <w:rPr>
+          <w:lang w:val="hi_IN" w:bidi="hi_IN"/>
+        </w:rPr>
+        <w:t>भज 132:17</w:t>
+      </w:r>
       <w:r>
         <w:rPr>
           <w:lang w:val="hi_IN" w:bidi="hi_IN"/>
@@ -1756,18 +1564,12 @@
         </w:rPr>
         <w:t xml:space="preserve"> के वंश को "उगने" या "फूटने" के रूप में वर्णित करते हैं (इब्रानी क्रियाओं का शाब्दिक अर्थ)। अंततः, कृषि समृद्धि की छवियों का उपयोग मसीहाई युग के वादे के आशीष के रूप में किया गया था (पिछले पृष्ठ पर भविष्यद्वानी पदों के साथ </w:t>
       </w:r>
-      <w:hyperlink r:id="rId41">
-        <w:r>
-          <w:rPr>
-            <w:lang w:val="hi_IN" w:bidi="hi_IN"/>
-          </w:rPr>
-          <w:rPr>
-            <w:color w:val="0000EE"/>
-            <w:u w:val="single"/>
-          </w:rPr>
-          <w:t>लैव्य 26</w:t>
-        </w:r>
-      </w:hyperlink>
+      <w:r>
+        <w:rPr>
+          <w:lang w:val="hi_IN" w:bidi="hi_IN"/>
+        </w:rPr>
+        <w:t>लैव्य 26</w:t>
+      </w:r>
       <w:r>
         <w:rPr>
           <w:lang w:val="hi_IN" w:bidi="hi_IN"/>
@@ -1822,18 +1624,12 @@
         </w:rPr>
         <w:t>यूनानी चाँदी का सिक्का जिसका मूल्य दो ड्रैक्मा (या दो ग्राम चाँदी) है, जो यहूदियों के आधे शेकेल के बराबर था। प्रत्येक यहूदी को यह राशि वार्षिक मंदिर कर के रूप में चुकाना अनिवार्य था (</w:t>
       </w:r>
-      <w:hyperlink r:id="rId42">
-        <w:r>
-          <w:rPr>
-            <w:lang w:val="hi_IN" w:bidi="hi_IN"/>
-          </w:rPr>
-          <w:rPr>
-            <w:color w:val="0000EE"/>
-            <w:u w:val="single"/>
-          </w:rPr>
-          <w:t>मत्ती 17:24</w:t>
-        </w:r>
-      </w:hyperlink>
+      <w:r>
+        <w:rPr>
+          <w:lang w:val="hi_IN" w:bidi="hi_IN"/>
+        </w:rPr>
+        <w:t>मत्ती 17:24</w:t>
+      </w:r>
       <w:r>
         <w:rPr>
           <w:lang w:val="hi_IN" w:bidi="hi_IN"/>
@@ -1921,36 +1717,24 @@
         </w:rPr>
         <w:t xml:space="preserve"> </w:t>
       </w:r>
-      <w:hyperlink r:id="rId43">
-        <w:r>
-          <w:rPr>
-            <w:lang w:val="hi_IN" w:bidi="hi_IN"/>
-          </w:rPr>
-          <w:rPr>
-            <w:color w:val="0000EE"/>
-            <w:u w:val="single"/>
-          </w:rPr>
-          <w:t>यहेजकेल 6:14</w:t>
-        </w:r>
-      </w:hyperlink>
+      <w:r>
+        <w:rPr>
+          <w:lang w:val="hi_IN" w:bidi="hi_IN"/>
+        </w:rPr>
+        <w:t>यहेजकेल 6:14</w:t>
+      </w:r>
       <w:r>
         <w:rPr>
           <w:lang w:val="hi_IN" w:bidi="hi_IN"/>
         </w:rPr>
         <w:t xml:space="preserve"> में रिबला का केजेवी अनुवाद। </w:t>
       </w:r>
-      <w:hyperlink r:id="rId44">
-        <w:r>
-          <w:rPr>
-            <w:lang w:val="hi_IN" w:bidi="hi_IN"/>
-          </w:rPr>
-          <w:rPr>
-            <w:color w:val="0000EE"/>
-            <w:u w:val="single"/>
-          </w:rPr>
-          <w:t>यिर्मयाह 52:9–27</w:t>
-        </w:r>
-      </w:hyperlink>
+      <w:r>
+        <w:rPr>
+          <w:lang w:val="hi_IN" w:bidi="hi_IN"/>
+        </w:rPr>
+        <w:t>यिर्मयाह 52:9–27</w:t>
+      </w:r>
       <w:r>
         <w:rPr>
           <w:lang w:val="hi_IN" w:bidi="hi_IN"/>
@@ -2030,18 +1814,12 @@
         </w:rPr>
         <w:t>नाम डिस्मास उस चोर को संदर्भित करता है जिसने यीशु के बगल में क्रूस पर मरते समय अपने पापों के लिए खेद व्यक्त किया (</w:t>
       </w:r>
-      <w:hyperlink r:id="rId45">
-        <w:r>
-          <w:rPr>
-            <w:lang w:val="hi_IN" w:bidi="hi_IN"/>
-          </w:rPr>
-          <w:rPr>
-            <w:color w:val="0000EE"/>
-            <w:u w:val="single"/>
-          </w:rPr>
-          <w:t>लूका 23:39–43</w:t>
-        </w:r>
-      </w:hyperlink>
+      <w:r>
+        <w:rPr>
+          <w:lang w:val="hi_IN" w:bidi="hi_IN"/>
+        </w:rPr>
+        <w:t>लूका 23:39–43</w:t>
+      </w:r>
       <w:r>
         <w:rPr>
           <w:lang w:val="hi_IN" w:bidi="hi_IN"/>
@@ -2257,25 +2035,7 @@
         <w:rPr>
           <w:lang w:val="hi_IN" w:bidi="hi_IN"/>
         </w:rPr>
-        <w:t>फिलिस्तीन में एक सीरियाई अधिकारी और नगर अधिपति। जिसने अंतिओकस पंचम (लगभग 164 ई.पू.) के अधीन काम किया। उसके साथी अधिपति तीमुथी, अपोलोनियस और हायरोनिमस थे। भले ही दो अगुवों, लिसीयस और यहूदा मक्काबी ने शांति समझौते किए थे, डेमोफोन और अन्य लोग यहूदियों के लिए समस्याएँ उत्पन्न करते रहे (</w:t>
-      </w:r>
-      <w:hyperlink r:id="rId46">
-        <w:r>
-          <w:rPr>
-            <w:lang w:val="hi_IN" w:bidi="hi_IN"/>
-          </w:rPr>
-          <w:rPr>
-            <w:color w:val="0000EE"/>
-            <w:u w:val="single"/>
-          </w:rPr>
-          <w:t>2 मक्का 12:2</w:t>
-        </w:r>
-      </w:hyperlink>
-      <w:r>
-        <w:rPr>
-          <w:lang w:val="hi_IN" w:bidi="hi_IN"/>
-        </w:rPr>
-        <w:t>)।</w:t>
+        <w:t>फिलिस्तीन में एक सीरियाई अधिकारी और नगर अधिपति। जिसने अंतिओकस पंचम (लगभग 164 ई.पू.) के अधीन काम किया। उसके साथी अधिपति तीमुथी, अपोलोनियस और हायरोनिमस थे। भले ही दो अगुवों, लिसीयस और यहूदा मक्काबी ने शांति समझौते किए थे, डेमोफोन और अन्य लोग यहूदियों के लिए समस्याएँ उत्पन्न करते रहे (2 मक्का 12:2)।</w:t>
       </w:r>
       <w:r>
         <w:rPr>
@@ -2323,25 +2083,7 @@
         <w:rPr>
           <w:lang w:val="hi_IN" w:bidi="hi_IN"/>
         </w:rPr>
-        <w:t>यहूदिया में एक गावँ, जहाँ यहूदा मक्काबी ने नीकानोर की सेनाओं के खिलाफ यहूदियों का नेतृत्व किया था (</w:t>
-      </w:r>
-      <w:hyperlink r:id="rId47">
-        <w:r>
-          <w:rPr>
-            <w:lang w:val="hi_IN" w:bidi="hi_IN"/>
-          </w:rPr>
-          <w:rPr>
-            <w:color w:val="0000EE"/>
-            <w:u w:val="single"/>
-          </w:rPr>
-          <w:t>2 मक्का 14:16</w:t>
-        </w:r>
-      </w:hyperlink>
-      <w:r>
-        <w:rPr>
-          <w:lang w:val="hi_IN" w:bidi="hi_IN"/>
-        </w:rPr>
-        <w:t>)। नीकानोर लिसीयस के अधीन एक सीरियाई अधिकारी था।</w:t>
+        <w:t>यहूदिया में एक गावँ, जहाँ यहूदा मक्काबी ने नीकानोर की सेनाओं के खिलाफ यहूदियों का नेतृत्व किया था (2 मक्का 14:16)। नीकानोर लिसीयस के अधीन एक सीरियाई अधिकारी था।</w:t>
       </w:r>
       <w:r>
         <w:rPr>
@@ -2389,25 +2131,7 @@
         <w:rPr>
           <w:lang w:val="hi_IN" w:bidi="hi_IN"/>
         </w:rPr>
-        <w:t xml:space="preserve">अपोलो के लिए एक सुन्दर उपवन और निवासस्थान, जो सीरिया में अन्ताकिया के पास स्थित है। यूनानी शासक सेल्यूकस प्रथम यहाँ रहता था और उसने अपोलो की एक विशाल मूर्ति के साथ एक मन्दिर भी बनवाया। यहाँ, अपराधी और राजनीतिक शरणार्थी शरण ले सकते थे, क्योंकि डैफनी के भीतर किसी को गिरफ्तार करना अवैध था। </w:t>
-      </w:r>
-      <w:hyperlink r:id="rId48">
-        <w:r>
-          <w:rPr>
-            <w:lang w:val="hi_IN" w:bidi="hi_IN"/>
-          </w:rPr>
-          <w:rPr>
-            <w:color w:val="0000EE"/>
-            <w:u w:val="single"/>
-          </w:rPr>
-          <w:t>2 मक्काबियों 4:33</w:t>
-        </w:r>
-      </w:hyperlink>
-      <w:r>
-        <w:rPr>
-          <w:lang w:val="hi_IN" w:bidi="hi_IN"/>
-        </w:rPr>
-        <w:t xml:space="preserve"> में महायाजक ओनियास, जिन्होंने राजा मेनेलाउस को साहसपूर्वक डांटते हुए यहोवा के प्रति समर्पण दिखाया था, यहाँ छिपे थे। हालांकि, उन्हें धोखे से बाहर लाया गया और उनकी हत्या कर दी गई। </w:t>
+        <w:t xml:space="preserve">अपोलो के लिए एक सुन्दर उपवन और निवासस्थान, जो सीरिया में अन्ताकिया के पास स्थित है। यूनानी शासक सेल्यूकस प्रथम यहाँ रहता था और उसने अपोलो की एक विशाल मूर्ति के साथ एक मन्दिर भी बनवाया। यहाँ, अपराधी और राजनीतिक शरणार्थी शरण ले सकते थे, क्योंकि डैफनी के भीतर किसी को गिरफ्तार करना अवैध था। 2 मक्काबियों 4:33 में महायाजक ओनियास, जिन्होंने राजा मेनेलाउस को साहसपूर्वक डांटते हुए यहोवा के प्रति समर्पण दिखाया था, यहाँ छिपे थे। हालांकि, उन्हें धोखे से बाहर लाया गया और उनकी हत्या कर दी गई। </w:t>
       </w:r>
     </w:p>
     <w:p>
@@ -2473,72 +2197,48 @@
         </w:rPr>
         <w:t>जुलाहे की डोंगी—एक गोल लकड़ी का रोलर, जिस पर बाइबल के समय में कपड़ा या कालीन बुनाई के दौरान लपेटा जाता था। रपाईवंशी गोलियत के भाले (</w:t>
       </w:r>
-      <w:hyperlink r:id="rId49">
-        <w:r>
-          <w:rPr>
-            <w:lang w:val="hi_IN" w:bidi="hi_IN"/>
-          </w:rPr>
-          <w:rPr>
-            <w:color w:val="0000EE"/>
-            <w:u w:val="single"/>
-          </w:rPr>
-          <w:t>1 शमू 17:7</w:t>
-        </w:r>
-      </w:hyperlink>
+      <w:r>
+        <w:rPr>
+          <w:lang w:val="hi_IN" w:bidi="hi_IN"/>
+        </w:rPr>
+        <w:t>1 शमू 17:7</w:t>
+      </w:r>
       <w:r>
         <w:rPr>
           <w:lang w:val="hi_IN" w:bidi="hi_IN"/>
         </w:rPr>
         <w:t xml:space="preserve">; </w:t>
       </w:r>
-      <w:hyperlink r:id="rId50">
-        <w:r>
-          <w:rPr>
-            <w:lang w:val="hi_IN" w:bidi="hi_IN"/>
-          </w:rPr>
-          <w:rPr>
-            <w:color w:val="0000EE"/>
-            <w:u w:val="single"/>
-          </w:rPr>
-          <w:t>2 शमू 21:19</w:t>
-        </w:r>
-      </w:hyperlink>
+      <w:r>
+        <w:rPr>
+          <w:lang w:val="hi_IN" w:bidi="hi_IN"/>
+        </w:rPr>
+        <w:t>2 शमू 21:19</w:t>
+      </w:r>
       <w:r>
         <w:rPr>
           <w:lang w:val="hi_IN" w:bidi="hi_IN"/>
         </w:rPr>
         <w:t xml:space="preserve">; </w:t>
       </w:r>
-      <w:hyperlink r:id="rId51">
-        <w:r>
-          <w:rPr>
-            <w:lang w:val="hi_IN" w:bidi="hi_IN"/>
-          </w:rPr>
-          <w:rPr>
-            <w:color w:val="0000EE"/>
-            <w:u w:val="single"/>
-          </w:rPr>
-          <w:t>1 इति 20:5</w:t>
-        </w:r>
-      </w:hyperlink>
+      <w:r>
+        <w:rPr>
+          <w:lang w:val="hi_IN" w:bidi="hi_IN"/>
+        </w:rPr>
+        <w:t>1 इति 20:5</w:t>
+      </w:r>
       <w:r>
         <w:rPr>
           <w:lang w:val="hi_IN" w:bidi="hi_IN"/>
         </w:rPr>
         <w:t>) और मिस्री के, जिसे दाऊद के पराक्रमी पुरुषों में से एक, बनायाह ने मारा था (</w:t>
       </w:r>
-      <w:hyperlink r:id="rId52">
-        <w:r>
-          <w:rPr>
-            <w:lang w:val="hi_IN" w:bidi="hi_IN"/>
-          </w:rPr>
-          <w:rPr>
-            <w:color w:val="0000EE"/>
-            <w:u w:val="single"/>
-          </w:rPr>
-          <w:t>1 इति 11:23</w:t>
-        </w:r>
-      </w:hyperlink>
+      <w:r>
+        <w:rPr>
+          <w:lang w:val="hi_IN" w:bidi="hi_IN"/>
+        </w:rPr>
+        <w:t>1 इति 11:23</w:t>
+      </w:r>
       <w:r>
         <w:rPr>
           <w:lang w:val="hi_IN" w:bidi="hi_IN"/>
@@ -2563,72 +2263,48 @@
         </w:rPr>
         <w:t>एक पेड़ का तना या लकड़ी का लट्ठा जिसे निर्माण कार्य के लिए काटकर उपयोग किया गया था। राजा सुलैमान ने मन्दिर (</w:t>
       </w:r>
-      <w:hyperlink r:id="rId53">
-        <w:r>
-          <w:rPr>
-            <w:lang w:val="hi_IN" w:bidi="hi_IN"/>
-          </w:rPr>
-          <w:rPr>
-            <w:color w:val="0000EE"/>
-            <w:u w:val="single"/>
-          </w:rPr>
-          <w:t>1 रा 6:9</w:t>
-        </w:r>
-      </w:hyperlink>
+      <w:r>
+        <w:rPr>
+          <w:lang w:val="hi_IN" w:bidi="hi_IN"/>
+        </w:rPr>
+        <w:t>1 रा 6:9</w:t>
+      </w:r>
       <w:r>
         <w:rPr>
           <w:lang w:val="hi_IN" w:bidi="hi_IN"/>
         </w:rPr>
         <w:t xml:space="preserve">; </w:t>
       </w:r>
-      <w:hyperlink r:id="rId54">
-        <w:r>
-          <w:rPr>
-            <w:lang w:val="hi_IN" w:bidi="hi_IN"/>
-          </w:rPr>
-          <w:rPr>
-            <w:color w:val="0000EE"/>
-            <w:u w:val="single"/>
-          </w:rPr>
-          <w:t>2 इति 3:7</w:t>
-        </w:r>
-      </w:hyperlink>
+      <w:r>
+        <w:rPr>
+          <w:lang w:val="hi_IN" w:bidi="hi_IN"/>
+        </w:rPr>
+        <w:t>2 इति 3:7</w:t>
+      </w:r>
       <w:r>
         <w:rPr>
           <w:lang w:val="hi_IN" w:bidi="hi_IN"/>
         </w:rPr>
         <w:t>) और अपने “लबानोन का वन नामक महल” (</w:t>
       </w:r>
-      <w:hyperlink r:id="rId55">
-        <w:r>
-          <w:rPr>
-            <w:lang w:val="hi_IN" w:bidi="hi_IN"/>
-          </w:rPr>
-          <w:rPr>
-            <w:color w:val="0000EE"/>
-            <w:u w:val="single"/>
-          </w:rPr>
-          <w:t>1 रा 7:2, 12</w:t>
-        </w:r>
-      </w:hyperlink>
+      <w:r>
+        <w:rPr>
+          <w:lang w:val="hi_IN" w:bidi="hi_IN"/>
+        </w:rPr>
+        <w:t>1 रा 7:2, 12</w:t>
+      </w:r>
       <w:r>
         <w:rPr>
           <w:lang w:val="hi_IN" w:bidi="hi_IN"/>
         </w:rPr>
         <w:t>) बनाने के लिए देवदार की कड़ियाँ और तख्तों का उपयोग किया। देवदार की कड़ी का एक और उल्लेख सम्भवतः उनकी सुगन्ध को सन्दर्भित करता है (</w:t>
       </w:r>
-      <w:hyperlink r:id="rId56">
-        <w:r>
-          <w:rPr>
-            <w:lang w:val="hi_IN" w:bidi="hi_IN"/>
-          </w:rPr>
-          <w:rPr>
-            <w:color w:val="0000EE"/>
-            <w:u w:val="single"/>
-          </w:rPr>
-          <w:t>श्रे.गी. 1:17</w:t>
-        </w:r>
-      </w:hyperlink>
+      <w:r>
+        <w:rPr>
+          <w:lang w:val="hi_IN" w:bidi="hi_IN"/>
+        </w:rPr>
+        <w:t>श्रे.गी. 1:17</w:t>
+      </w:r>
       <w:r>
         <w:rPr>
           <w:lang w:val="hi_IN" w:bidi="hi_IN"/>
@@ -2671,36 +2347,24 @@
         </w:rPr>
         <w:t>एक डोंगी (किंग जेम्स संस्करण) या लट्ठा (रिवाइज्ड स्टैण्डर्ड संस्करण), जिसका उल्लेख यीशु ने किया (</w:t>
       </w:r>
-      <w:hyperlink r:id="rId57">
-        <w:r>
-          <w:rPr>
-            <w:lang w:val="hi_IN" w:bidi="hi_IN"/>
-          </w:rPr>
-          <w:rPr>
-            <w:color w:val="0000EE"/>
-            <w:u w:val="single"/>
-          </w:rPr>
-          <w:t>मत्ती 7:3–5</w:t>
-        </w:r>
-      </w:hyperlink>
+      <w:r>
+        <w:rPr>
+          <w:lang w:val="hi_IN" w:bidi="hi_IN"/>
+        </w:rPr>
+        <w:t>मत्ती 7:3–5</w:t>
+      </w:r>
       <w:r>
         <w:rPr>
           <w:lang w:val="hi_IN" w:bidi="hi_IN"/>
         </w:rPr>
         <w:t xml:space="preserve">; </w:t>
       </w:r>
-      <w:hyperlink r:id="rId58">
-        <w:r>
-          <w:rPr>
-            <w:lang w:val="hi_IN" w:bidi="hi_IN"/>
-          </w:rPr>
-          <w:rPr>
-            <w:color w:val="0000EE"/>
-            <w:u w:val="single"/>
-          </w:rPr>
-          <w:t>लूका 6:41–42</w:t>
-        </w:r>
-      </w:hyperlink>
+      <w:r>
+        <w:rPr>
+          <w:lang w:val="hi_IN" w:bidi="hi_IN"/>
+        </w:rPr>
+        <w:t>लूका 6:41–42</w:t>
+      </w:r>
       <w:r>
         <w:rPr>
           <w:lang w:val="hi_IN" w:bidi="hi_IN"/>
@@ -2756,18 +2420,12 @@
         </w:rPr>
         <w:t>रोमी सम्राट (ई. 81–96) जिसने यहूदियों और मसीहियों, दोनों को सताया। परम्परा कहती है कि डोमिशियन के अधीन प्रेरित यूहन्ना को पतमुस भेजा गया, जहाँ उन्होंने प्रकाशितवाक्य की पुस्तक लिखी (</w:t>
       </w:r>
-      <w:hyperlink r:id="rId59">
-        <w:r>
-          <w:rPr>
-            <w:lang w:val="hi_IN" w:bidi="hi_IN"/>
-          </w:rPr>
-          <w:rPr>
-            <w:color w:val="0000EE"/>
-            <w:u w:val="single"/>
-          </w:rPr>
-          <w:t>प्रका 1:9</w:t>
-        </w:r>
-      </w:hyperlink>
+      <w:r>
+        <w:rPr>
+          <w:lang w:val="hi_IN" w:bidi="hi_IN"/>
+        </w:rPr>
+        <w:t>प्रका 1:9</w:t>
+      </w:r>
       <w:r>
         <w:rPr>
           <w:lang w:val="hi_IN" w:bidi="hi_IN"/>
@@ -2845,25 +2503,7 @@
         <w:rPr>
           <w:lang w:val="hi_IN" w:bidi="hi_IN"/>
         </w:rPr>
-        <w:t>1. एक यहूदी, जो स्वयं को याजक और लेवी के रूप में प्रस्तुत करता है। उसने मोर्दकै द्वारा पुरिम पर्व के सम्बन्ध में लिखा गया पत्र (सम्भवतः एस्तेर की पुस्तक) टॉलेमी और क्लियोपेट्रा को उनके शासन के चौथे वर्ष में सौंपा था (</w:t>
-      </w:r>
-      <w:hyperlink r:id="rId60">
-        <w:r>
-          <w:rPr>
-            <w:lang w:val="hi_IN" w:bidi="hi_IN"/>
-          </w:rPr>
-          <w:rPr>
-            <w:color w:val="0000EE"/>
-            <w:u w:val="single"/>
-          </w:rPr>
-          <w:t>Add Est 11:1</w:t>
-        </w:r>
-      </w:hyperlink>
-      <w:r>
-        <w:rPr>
-          <w:lang w:val="hi_IN" w:bidi="hi_IN"/>
-        </w:rPr>
-        <w:t>)।</w:t>
+        <w:t>1. एक यहूदी, जो स्वयं को याजक और लेवी के रूप में प्रस्तुत करता है। उसने मोर्दकै द्वारा पुरिम पर्व के सम्बन्ध में लिखा गया पत्र (सम्भवतः एस्तेर की पुस्तक) टॉलेमी और क्लियोपेट्रा को उनके शासन के चौथे वर्ष में सौंपा था (Add Est 11:1)।</w:t>
       </w:r>
     </w:p>
     <w:p>
@@ -2877,25 +2517,7 @@
         <w:rPr>
           <w:lang w:val="hi_IN" w:bidi="hi_IN"/>
         </w:rPr>
-        <w:t>2. यहूदा मक्काबी के सेनापतियों में से एक। उसने सोसिपातर के साथ मिलकर अंतिओकस चतुर्थ एपिफेनस के एक अधिपति, तिमोथी द्वारा छोड़े गए 10,000 सैनिकों के एक गढ़ पर कब्जा कर लिया और उसे नष्ट कर दिया था (</w:t>
-      </w:r>
-      <w:hyperlink r:id="rId61">
-        <w:r>
-          <w:rPr>
-            <w:lang w:val="hi_IN" w:bidi="hi_IN"/>
-          </w:rPr>
-          <w:rPr>
-            <w:color w:val="0000EE"/>
-            <w:u w:val="single"/>
-          </w:rPr>
-          <w:t>2 मक्का 12:19</w:t>
-        </w:r>
-      </w:hyperlink>
-      <w:r>
-        <w:rPr>
-          <w:lang w:val="hi_IN" w:bidi="hi_IN"/>
-        </w:rPr>
-        <w:t xml:space="preserve">)। </w:t>
+        <w:t xml:space="preserve">2. यहूदा मक्काबी के सेनापतियों में से एक। उसने सोसिपातर के साथ मिलकर अंतिओकस चतुर्थ एपिफेनस के एक अधिपति, तिमोथी द्वारा छोड़े गए 10,000 सैनिकों के एक गढ़ पर कब्जा कर लिया और उसे नष्ट कर दिया था (2 मक्का 12:19)। </w:t>
       </w:r>
     </w:p>
     <w:p>
@@ -2922,25 +2544,7 @@
         <w:rPr>
           <w:lang w:val="hi_IN" w:bidi="hi_IN"/>
         </w:rPr>
-        <w:t>(</w:t>
-      </w:r>
-      <w:hyperlink r:id="rId62">
-        <w:r>
-          <w:rPr>
-            <w:lang w:val="hi_IN" w:bidi="hi_IN"/>
-          </w:rPr>
-          <w:rPr>
-            <w:color w:val="0000EE"/>
-            <w:u w:val="single"/>
-          </w:rPr>
-          <w:t>2 मक्का12:35</w:t>
-        </w:r>
-      </w:hyperlink>
-      <w:r>
-        <w:rPr>
-          <w:lang w:val="hi_IN" w:bidi="hi_IN"/>
-        </w:rPr>
-        <w:t>)।</w:t>
+        <w:t>(2 मक्का12:35)।</w:t>
       </w:r>
     </w:p>
     <w:p>
@@ -2954,25 +2558,7 @@
         <w:rPr>
           <w:lang w:val="hi_IN" w:bidi="hi_IN"/>
         </w:rPr>
-        <w:t>4. द्रिमीलस का पुत्र और एक धर्मत्यागी। यह सेल्यूसीड का एक सेनापति था, जिसने थियोडोटस द्वारा टॉलेमी (सेल्यूसीड साम्राज्य के शासक) की हत्या को विफल कर दिया (</w:t>
-      </w:r>
-      <w:hyperlink r:id="rId63">
-        <w:r>
-          <w:rPr>
-            <w:lang w:val="hi_IN" w:bidi="hi_IN"/>
-          </w:rPr>
-          <w:rPr>
-            <w:color w:val="0000EE"/>
-            <w:u w:val="single"/>
-          </w:rPr>
-          <w:t>3 मक्का 1:3</w:t>
-        </w:r>
-      </w:hyperlink>
-      <w:r>
-        <w:rPr>
-          <w:lang w:val="hi_IN" w:bidi="hi_IN"/>
-        </w:rPr>
-        <w:t>)।</w:t>
+        <w:t>4. द्रिमीलस का पुत्र और एक धर्मत्यागी। यह सेल्यूसीड का एक सेनापति था, जिसने थियोडोटस द्वारा टॉलेमी (सेल्यूसीड साम्राज्य के शासक) की हत्या को विफल कर दिया (3 मक्का 1:3)।</w:t>
       </w:r>
       <w:r>
         <w:rPr>
